--- a/操作手册.docx
+++ b/操作手册.docx
@@ -2,56 +2,7 @@
 <file path=word/document.xml><?xml version="1.0" encoding="utf-8"?>
 <w:document xmlns:w="http://schemas.openxmlformats.org/wordprocessingml/2006/main" xmlns:m="http://schemas.openxmlformats.org/officeDocument/2006/math" xmlns:r="http://schemas.openxmlformats.org/officeDocument/2006/relationships" xmlns:o="urn:schemas-microsoft-com:office:office" xmlns:v="urn:schemas-microsoft-com:vml" xmlns:w10="urn:schemas-microsoft-com:office:word" xmlns:a="http://schemas.openxmlformats.org/drawingml/2006/main" xmlns:pic="http://schemas.openxmlformats.org/drawingml/2006/picture" xmlns:wp="http://schemas.openxmlformats.org/drawingml/2006/wordprocessingDrawing">
   <w:body>
-    <w:p>
-      <w:pPr>
-        <w:pStyle w:val="Title"/>
-      </w:pPr>
-      <w:r>
-        <w:t xml:space="preserve">Vela </w:t>
-      </w:r>
-      <w:r>
-        <w:rPr>
-          <w:rFonts w:hint="eastAsia"/>
-        </w:rPr>
-        <w:t xml:space="preserve">出海法务平台</w:t>
-      </w:r>
-      <w:r>
-        <w:t xml:space="preserve"> · </w:t>
-      </w:r>
-      <w:r>
-        <w:rPr>
-          <w:rFonts w:hint="eastAsia"/>
-        </w:rPr>
-        <w:t xml:space="preserve">操作手册</w:t>
-      </w:r>
-    </w:p>
-    <w:sdt>
-      <w:sdtPr>
-        <w:docPartObj>
-          <w:docPartGallery w:val="Table of Contents"/>
-          <w:docPartUnique/>
-        </w:docPartObj>
-      </w:sdtPr>
-      <w:sdtContent>
-        <w:p>
-          <w:pPr>
-            <w:pStyle w:val="TOCHeading"/>
-          </w:pPr>
-          <w:r>
-            <w:t xml:space="preserve">Table of Contents</w:t>
-          </w:r>
-        </w:p>
-        <w:p>
-          <w:r>
-            <w:fldChar w:fldCharType="begin" w:dirty="true"/>
-            <w:instrText xml:space="preserve">TOC \o "1-3" \h \z \u</w:instrText>
-            <w:fldChar w:fldCharType="separate"/>
-            <w:fldChar w:fldCharType="end"/>
-          </w:r>
-        </w:p>
-      </w:sdtContent>
-    </w:sdt>
-    <w:bookmarkStart w:id="66" w:name="vela-出海法务平台--操作手册"/>
+    <w:bookmarkStart w:id="66" w:name="vela-出海法务平台-操作手册"/>
     <w:p>
       <w:pPr>
         <w:pStyle w:val="Heading1"/>
@@ -150,7 +101,7 @@
         </w:pict>
       </w:r>
     </w:p>
-    <w:bookmarkStart w:id="12" w:name="Xd665d9d761891c2d899b270c1976ffbca2fb1d9"/>
+    <w:bookmarkStart w:id="12" w:name="产品简介"/>
     <w:p>
       <w:pPr>
         <w:pStyle w:val="Heading2"/>
@@ -264,7 +215,7 @@
         <w:t xml:space="preserve">PDF）。</w:t>
       </w:r>
     </w:p>
-    <w:bookmarkStart w:id="9" w:name="X483197e2f0f0123073412e97ed4335c370d1353"/>
+    <w:bookmarkStart w:id="9" w:name="主流程8-步"/>
     <w:p>
       <w:pPr>
         <w:pStyle w:val="Heading3"/>
@@ -291,7 +242,8 @@
     <w:tbl>
       <w:tblPr>
         <w:tblStyle w:val="Table"/>
-        <w:tblW w:type="auto" w:w="0"/>
+        <w:tblW w:type="pct" w:w="5000"/>
+        <w:tblLayout w:type="fixed"/>
         <w:tblLook w:firstRow="1" w:lastRow="0" w:firstColumn="0" w:lastColumn="0" w:noHBand="0" w:noVBand="0" w:val="0020"/>
       </w:tblPr>
       <w:tblGrid>
@@ -783,7 +735,16 @@
               <w:t xml:space="preserve">导出</w:t>
             </w:r>
             <w:r>
-              <w:t xml:space="preserve"> Word / PDF </w:t>
+              <w:t xml:space="preserve"> Word </w:t>
+            </w:r>
+            <w:r>
+              <w:rPr>
+                <w:rFonts w:hint="eastAsia"/>
+              </w:rPr>
+              <w:t xml:space="preserve">法律研究意见书</w:t>
+            </w:r>
+            <w:r>
+              <w:t xml:space="preserve"> / PDF </w:t>
             </w:r>
             <w:r>
               <w:rPr>
@@ -796,7 +757,7 @@
       </w:tr>
     </w:tbl>
     <w:bookmarkEnd w:id="9"/>
-    <w:bookmarkStart w:id="10" w:name="X6dd1ac0a21a73a6e323c13fb15e575fdb03623e"/>
+    <w:bookmarkStart w:id="10" w:name="辅线功能"/>
     <w:p>
       <w:pPr>
         <w:pStyle w:val="Heading3"/>
@@ -836,6 +797,9 @@
         </w:rPr>
         <w:t xml:space="preserve">工作台手动扫描本地语料变更，查看提醒列表</w:t>
       </w:r>
+      <w:r>
+        <w:br/>
+      </w:r>
     </w:p>
     <w:p>
       <w:pPr>
@@ -880,7 +844,7 @@
       </w:r>
     </w:p>
     <w:bookmarkEnd w:id="10"/>
-    <w:bookmarkStart w:id="11" w:name="Xbbdbd9e252d15a32739ce7e415a8503be6af8c8"/>
+    <w:bookmarkStart w:id="11" w:name="重要合规说明"/>
     <w:p>
       <w:pPr>
         <w:pStyle w:val="Heading3"/>
@@ -923,6 +887,9 @@
         </w:rPr>
         <w:t xml:space="preserve">，须由持证律师复核</w:t>
       </w:r>
+      <w:r>
+        <w:br/>
+      </w:r>
     </w:p>
     <w:p>
       <w:pPr>
@@ -981,6 +948,9 @@
         </w:rPr>
         <w:t xml:space="preserve">不得自动定稿</w:t>
       </w:r>
+      <w:r>
+        <w:br/>
+      </w:r>
     </w:p>
     <w:p>
       <w:pPr>
@@ -1013,6 +983,9 @@
         </w:rPr>
         <w:t xml:space="preserve">，不新增法律结论、法条名称或溯源链接</w:t>
       </w:r>
+      <w:r>
+        <w:br/>
+      </w:r>
     </w:p>
     <w:p>
       <w:pPr>
@@ -1052,7 +1025,7 @@
     </w:p>
     <w:bookmarkEnd w:id="11"/>
     <w:bookmarkEnd w:id="12"/>
-    <w:bookmarkStart w:id="13" w:name="Xb69a455b3563e51adfd0276ab4774e5824b5257"/>
+    <w:bookmarkStart w:id="13" w:name="环境要求"/>
     <w:p>
       <w:pPr>
         <w:pStyle w:val="Heading2"/>
@@ -1344,7 +1317,7 @@
       </w:r>
     </w:p>
     <w:bookmarkEnd w:id="13"/>
-    <w:bookmarkStart w:id="21" w:name="X2f5d90e6004a00923705926867f050015cecb79"/>
+    <w:bookmarkStart w:id="19" w:name="安装与启动"/>
     <w:p>
       <w:pPr>
         <w:pStyle w:val="Heading2"/>
@@ -1359,7 +1332,7 @@
         <w:t xml:space="preserve">安装与启动</w:t>
       </w:r>
     </w:p>
-    <w:bookmarkStart w:id="14" w:name="X8a33ee42196682ec329b18201e94b89339db2e6"/>
+    <w:bookmarkStart w:id="14" w:name="获取代码"/>
     <w:p>
       <w:pPr>
         <w:pStyle w:val="Heading3"/>
@@ -1422,7 +1395,7 @@
       </w:r>
     </w:p>
     <w:bookmarkEnd w:id="14"/>
-    <w:bookmarkStart w:id="18" w:name="X933ea721c9bce52321288e30adf73e1ad0b5e27"/>
+    <w:bookmarkStart w:id="15" w:name="一键启动推荐"/>
     <w:p>
       <w:pPr>
         <w:pStyle w:val="Heading3"/>
@@ -1502,6 +1475,9 @@
         </w:rPr>
         <w:t xml:space="preserve">端口上的旧进程</w:t>
       </w:r>
+      <w:r>
+        <w:br/>
+      </w:r>
     </w:p>
     <w:p>
       <w:pPr>
@@ -1535,6 +1511,9 @@
         </w:rPr>
         <w:t xml:space="preserve">Chroma）</w:t>
       </w:r>
+      <w:r>
+        <w:br/>
+      </w:r>
     </w:p>
     <w:p>
       <w:pPr>
@@ -1580,6 +1559,9 @@
         </w:rPr>
         <w:t xml:space="preserve">（若不存在）</w:t>
       </w:r>
+      <w:r>
+        <w:br/>
+      </w:r>
     </w:p>
     <w:p>
       <w:pPr>
@@ -1594,6 +1576,9 @@
           <w:rFonts w:hint="eastAsia"/>
         </w:rPr>
         <w:t xml:space="preserve">初始化数据库与演示账户</w:t>
+      </w:r>
+      <w:r>
+        <w:br/>
       </w:r>
     </w:p>
     <w:p>
@@ -1686,14 +1671,9 @@
             <w:pPr>
               <w:pStyle w:val="Compact"/>
             </w:pPr>
-            <w:hyperlink r:id="rId15">
-              <w:r>
-                <w:rPr>
-                  <w:rStyle w:val="Hyperlink"/>
-                </w:rPr>
-                <w:t xml:space="preserve">http://127.0.0.1:5173</w:t>
-              </w:r>
-            </w:hyperlink>
+            <w:r>
+              <w:t xml:space="preserve">http://127.0.0.1:5173</w:t>
+            </w:r>
           </w:p>
         </w:tc>
       </w:tr>
@@ -1721,14 +1701,9 @@
             <w:pPr>
               <w:pStyle w:val="Compact"/>
             </w:pPr>
-            <w:hyperlink r:id="rId16">
-              <w:r>
-                <w:rPr>
-                  <w:rStyle w:val="Hyperlink"/>
-                </w:rPr>
-                <w:t xml:space="preserve">http://127.0.0.1:8000</w:t>
-              </w:r>
-            </w:hyperlink>
+            <w:r>
+              <w:t xml:space="preserve">http://127.0.0.1:8000</w:t>
+            </w:r>
           </w:p>
         </w:tc>
       </w:tr>
@@ -1756,20 +1731,15 @@
             <w:pPr>
               <w:pStyle w:val="Compact"/>
             </w:pPr>
-            <w:hyperlink r:id="rId17">
-              <w:r>
-                <w:rPr>
-                  <w:rStyle w:val="Hyperlink"/>
-                </w:rPr>
-                <w:t xml:space="preserve">http://127.0.0.1:8000/docs</w:t>
-              </w:r>
-            </w:hyperlink>
+            <w:r>
+              <w:t xml:space="preserve">http://127.0.0.1:8000/docs</w:t>
+            </w:r>
           </w:p>
         </w:tc>
       </w:tr>
     </w:tbl>
-    <w:bookmarkEnd w:id="18"/>
-    <w:bookmarkStart w:id="19" w:name="Xa210efb12d126023afe0e9655ca845e5bd00c56"/>
+    <w:bookmarkEnd w:id="15"/>
+    <w:bookmarkStart w:id="16" w:name="停止服务"/>
     <w:p>
       <w:pPr>
         <w:pStyle w:val="Heading3"/>
@@ -1829,8 +1799,8 @@
         <w:t xml:space="preserve">，即可同时停止前后端。</w:t>
       </w:r>
     </w:p>
-    <w:bookmarkEnd w:id="19"/>
-    <w:bookmarkStart w:id="20" w:name="X832b06d72af7c8d0a90cea5dc48d74b96efb3fb"/>
+    <w:bookmarkEnd w:id="16"/>
+    <w:bookmarkStart w:id="18" w:name="docker-启动"/>
     <w:p>
       <w:pPr>
         <w:pStyle w:val="Heading3"/>
@@ -1842,7 +1812,20 @@
         <w:rPr>
           <w:rFonts w:hint="eastAsia"/>
         </w:rPr>
-        <w:t xml:space="preserve">启动（可选）</w:t>
+        <w:t xml:space="preserve">启动</w:t>
+      </w:r>
+    </w:p>
+    <w:p>
+      <w:pPr>
+        <w:pStyle w:val="FirstParagraph"/>
+      </w:pPr>
+      <w:r>
+        <w:rPr>
+          <w:rFonts w:hint="eastAsia"/>
+          <w:b/>
+          <w:bCs/>
+        </w:rPr>
+        <w:t xml:space="preserve">开发栈（SQLite）：</w:t>
       </w:r>
     </w:p>
     <w:p>
@@ -1854,6 +1837,148 @@
           <w:rStyle w:val="VerbatimChar"/>
         </w:rPr>
         <w:t xml:space="preserve">docker compose up --build</w:t>
+      </w:r>
+    </w:p>
+    <w:p>
+      <w:pPr>
+        <w:pStyle w:val="FirstParagraph"/>
+      </w:pPr>
+      <w:r>
+        <w:rPr>
+          <w:rFonts w:hint="eastAsia"/>
+          <w:b/>
+          <w:bCs/>
+        </w:rPr>
+        <w:t xml:space="preserve">生产栈试部署：</w:t>
+      </w:r>
+    </w:p>
+    <w:p>
+      <w:pPr>
+        <w:pStyle w:val="SourceCode"/>
+      </w:pPr>
+      <w:r>
+        <w:rPr>
+          <w:rStyle w:val="VerbatimChar"/>
+        </w:rPr>
+        <w:t xml:space="preserve">cp .env.production.example .env.prod</w:t>
+      </w:r>
+      <w:r>
+        <w:br/>
+      </w:r>
+      <w:r>
+        <w:rPr>
+          <w:rStyle w:val="VerbatimChar"/>
+        </w:rPr>
+        <w:t xml:space="preserve"># </w:t>
+      </w:r>
+      <w:r>
+        <w:rPr>
+          <w:rStyle w:val="VerbatimChar"/>
+          <w:rFonts w:hint="eastAsia"/>
+        </w:rPr>
+        <w:t xml:space="preserve">编辑</w:t>
+      </w:r>
+      <w:r>
+        <w:rPr>
+          <w:rStyle w:val="VerbatimChar"/>
+        </w:rPr>
+        <w:t xml:space="preserve"> SECRET_KEY、POSTGRES_PASSWORD </w:t>
+      </w:r>
+      <w:r>
+        <w:rPr>
+          <w:rStyle w:val="VerbatimChar"/>
+          <w:rFonts w:hint="eastAsia"/>
+        </w:rPr>
+        <w:t xml:space="preserve">等</w:t>
+      </w:r>
+      <w:r>
+        <w:br/>
+      </w:r>
+      <w:r>
+        <w:rPr>
+          <w:rStyle w:val="VerbatimChar"/>
+        </w:rPr>
+        <w:t xml:space="preserve">docker compose --env-file .env.prod -f docker-compose.prod.yml up -d --build</w:t>
+      </w:r>
+    </w:p>
+    <w:p>
+      <w:pPr>
+        <w:pStyle w:val="FirstParagraph"/>
+      </w:pPr>
+      <w:r>
+        <w:rPr>
+          <w:rFonts w:hint="eastAsia"/>
+        </w:rPr>
+        <w:t xml:space="preserve">或一键冒烟（自动生成本地</w:t>
+      </w:r>
+      <w:r>
+        <w:t xml:space="preserve"> </w:t>
+      </w:r>
+      <w:r>
+        <w:rPr>
+          <w:rStyle w:val="VerbatimChar"/>
+        </w:rPr>
+        <w:t xml:space="preserve">.env.prod.smoke</w:t>
+      </w:r>
+      <w:r>
+        <w:rPr>
+          <w:rFonts w:hint="eastAsia"/>
+        </w:rPr>
+        <w:t xml:space="preserve">，端口默认</w:t>
+      </w:r>
+      <w:r>
+        <w:t xml:space="preserve"> </w:t>
+      </w:r>
+      <w:r>
+        <w:rPr>
+          <w:rFonts w:hint="eastAsia"/>
+        </w:rPr>
+        <w:t xml:space="preserve">8089）：</w:t>
+      </w:r>
+    </w:p>
+    <w:p>
+      <w:pPr>
+        <w:pStyle w:val="SourceCode"/>
+      </w:pPr>
+      <w:r>
+        <w:rPr>
+          <w:rStyle w:val="VerbatimChar"/>
+        </w:rPr>
+        <w:t xml:space="preserve">chmod +x scripts/prod_smoke.sh</w:t>
+      </w:r>
+      <w:r>
+        <w:br/>
+      </w:r>
+      <w:r>
+        <w:rPr>
+          <w:rStyle w:val="VerbatimChar"/>
+        </w:rPr>
+        <w:t xml:space="preserve">./scripts/prod_smoke.sh</w:t>
+      </w:r>
+    </w:p>
+    <w:p>
+      <w:pPr>
+        <w:pStyle w:val="FirstParagraph"/>
+      </w:pPr>
+      <w:r>
+        <w:rPr>
+          <w:rFonts w:hint="eastAsia"/>
+        </w:rPr>
+        <w:t xml:space="preserve">详见</w:t>
+      </w:r>
+      <w:r>
+        <w:t xml:space="preserve"> </w:t>
+      </w:r>
+      <w:hyperlink r:id="rId17">
+        <w:r>
+          <w:rPr>
+            <w:rStyle w:val="Hyperlink"/>
+          </w:rPr>
+          <w:t xml:space="preserve">DEPLOYMENT.md</w:t>
+        </w:r>
+      </w:hyperlink>
+      <w:r>
+        <w:t xml:space="preserve">。</w:t>
       </w:r>
     </w:p>
     <w:p>
@@ -1863,9 +1988,9 @@
         </w:pict>
       </w:r>
     </w:p>
-    <w:bookmarkEnd w:id="20"/>
-    <w:bookmarkEnd w:id="21"/>
-    <w:bookmarkStart w:id="25" w:name="X67917bfeb9bd8a821e4bdbfa879b49bf7b4143c"/>
+    <w:bookmarkEnd w:id="18"/>
+    <w:bookmarkEnd w:id="19"/>
+    <w:bookmarkStart w:id="23" w:name="登录与账户"/>
     <w:p>
       <w:pPr>
         <w:pStyle w:val="Heading2"/>
@@ -1880,7 +2005,7 @@
         <w:t xml:space="preserve">登录与账户</w:t>
       </w:r>
     </w:p>
-    <w:bookmarkStart w:id="22" w:name="Xe311e855c6002782f6d689f09485ac4f837c74f"/>
+    <w:bookmarkStart w:id="20" w:name="演示账户"/>
     <w:p>
       <w:pPr>
         <w:pStyle w:val="Heading3"/>
@@ -1999,8 +2124,8 @@
         </w:tc>
       </w:tr>
     </w:tbl>
-    <w:bookmarkEnd w:id="22"/>
-    <w:bookmarkStart w:id="23" w:name="X1f8429f1a3c40a8a6b3e5ec0aa99064b2270171"/>
+    <w:bookmarkEnd w:id="20"/>
+    <w:bookmarkStart w:id="21" w:name="首次登录流程"/>
     <w:p>
       <w:pPr>
         <w:pStyle w:val="Heading3"/>
@@ -2030,16 +2155,11 @@
         <w:t xml:space="preserve">打开</w:t>
       </w:r>
       <w:r>
-        <w:t xml:space="preserve"> </w:t>
-      </w:r>
-      <w:hyperlink r:id="rId15">
-        <w:r>
-          <w:rPr>
-            <w:rStyle w:val="Hyperlink"/>
-          </w:rPr>
-          <w:t xml:space="preserve">http://127.0.0.1:5173</w:t>
-        </w:r>
-      </w:hyperlink>
+        <w:t xml:space="preserve"> http://127.0.0.1:5173</w:t>
+      </w:r>
+      <w:r>
+        <w:br/>
+      </w:r>
     </w:p>
     <w:p>
       <w:pPr>
@@ -2055,6 +2175,9 @@
         </w:rPr>
         <w:t xml:space="preserve">输入演示账户登录</w:t>
       </w:r>
+      <w:r>
+        <w:br/>
+      </w:r>
     </w:p>
     <w:p>
       <w:pPr>
@@ -2084,6 +2207,9 @@
         </w:rPr>
         <w:t xml:space="preserve">，阅读后点击确认（注册新用户时须勾选同意条款）</w:t>
       </w:r>
+      <w:r>
+        <w:br/>
+      </w:r>
     </w:p>
     <w:p>
       <w:pPr>
@@ -2114,8 +2240,8 @@
         <w:t xml:space="preserve">首页</w:t>
       </w:r>
     </w:p>
-    <w:bookmarkEnd w:id="23"/>
-    <w:bookmarkStart w:id="24" w:name="Xfd43f313be3db5ef38805f6e3f46ce59f027b8d"/>
+    <w:bookmarkEnd w:id="21"/>
+    <w:bookmarkStart w:id="22" w:name="注册新账户可选"/>
     <w:p>
       <w:pPr>
         <w:pStyle w:val="Heading3"/>
@@ -2148,9 +2274,9 @@
         </w:pict>
       </w:r>
     </w:p>
-    <w:bookmarkEnd w:id="24"/>
-    <w:bookmarkEnd w:id="25"/>
-    <w:bookmarkStart w:id="26" w:name="X3abd933dd4ed2dbe75db41d38f680c70a5fd4fc"/>
+    <w:bookmarkEnd w:id="22"/>
+    <w:bookmarkEnd w:id="23"/>
+    <w:bookmarkStart w:id="24" w:name="快速演示约-5-分钟"/>
     <w:p>
       <w:pPr>
         <w:pStyle w:val="Heading2"/>
@@ -2213,6 +2339,9 @@
         </w:rPr>
         <w:t xml:space="preserve">进入工作台</w:t>
       </w:r>
+      <w:r>
+        <w:br/>
+      </w:r>
     </w:p>
     <w:p>
       <w:pPr>
@@ -2264,21 +2393,39 @@
         <w:t xml:space="preserve">场景</w:t>
       </w:r>
       <w:r>
-        <w:t xml:space="preserve"> → 15 </w:t>
-      </w:r>
-      <w:r>
-        <w:rPr>
-          <w:rFonts w:hint="eastAsia"/>
-        </w:rPr>
-        <w:t xml:space="preserve">条清单</w:t>
-      </w:r>
-      <w:r>
         <w:t xml:space="preserve"> → </w:t>
       </w:r>
       <w:r>
         <w:rPr>
           <w:rFonts w:hint="eastAsia"/>
         </w:rPr>
+        <w:t xml:space="preserve">约</w:t>
+      </w:r>
+      <w:r>
+        <w:t xml:space="preserve"> 24 </w:t>
+      </w:r>
+      <w:r>
+        <w:rPr>
+          <w:rFonts w:hint="eastAsia"/>
+        </w:rPr>
+        <w:t xml:space="preserve">条清单（5</w:t>
+      </w:r>
+      <w:r>
+        <w:t xml:space="preserve"> </w:t>
+      </w:r>
+      <w:r>
+        <w:rPr>
+          <w:rFonts w:hint="eastAsia"/>
+        </w:rPr>
+        <w:t xml:space="preserve">子赛道）→</w:t>
+      </w:r>
+      <w:r>
+        <w:t xml:space="preserve"> </w:t>
+      </w:r>
+      <w:r>
+        <w:rPr>
+          <w:rFonts w:hint="eastAsia"/>
+        </w:rPr>
         <w:t xml:space="preserve">法源绑定</w:t>
       </w:r>
       <w:r>
@@ -2298,6 +2445,9 @@
           <w:rFonts w:hint="eastAsia"/>
         </w:rPr>
         <w:t xml:space="preserve">进入复核页</w:t>
+      </w:r>
+      <w:r>
+        <w:br/>
       </w:r>
     </w:p>
     <w:p>
@@ -2332,6 +2482,9 @@
         </w:rPr>
         <w:t xml:space="preserve">分钟）</w:t>
       </w:r>
+      <w:r>
+        <w:br/>
+      </w:r>
     </w:p>
     <w:p>
       <w:pPr>
@@ -2372,6 +2525,9 @@
         </w:rPr>
         <w:t xml:space="preserve">「全部确认」</w:t>
       </w:r>
+      <w:r>
+        <w:br/>
+      </w:r>
     </w:p>
     <w:p>
       <w:pPr>
@@ -2398,6 +2554,9 @@
         </w:rPr>
         <w:t xml:space="preserve">「提交复核定稿」</w:t>
       </w:r>
+      <w:r>
+        <w:br/>
+      </w:r>
     </w:p>
     <w:p>
       <w:pPr>
@@ -2429,19 +2588,7 @@
           <w:b/>
           <w:bCs/>
         </w:rPr>
-        <w:t xml:space="preserve"> Word」</w:t>
-      </w:r>
-      <w:r>
-        <w:t xml:space="preserve"> </w:t>
-      </w:r>
-      <w:r>
-        <w:rPr>
-          <w:rFonts w:hint="eastAsia"/>
-        </w:rPr>
-        <w:t xml:space="preserve">或</w:t>
-      </w:r>
-      <w:r>
-        <w:t xml:space="preserve"> </w:t>
+        <w:t xml:space="preserve"> Word · </w:t>
       </w:r>
       <w:r>
         <w:rPr>
@@ -2449,13 +2596,33 @@
           <w:b/>
           <w:bCs/>
         </w:rPr>
-        <w:t xml:space="preserve">「导出</w:t>
-      </w:r>
-      <w:r>
-        <w:rPr>
+        <w:t xml:space="preserve">法律研究意见书」</w:t>
+      </w:r>
+      <w:r>
+        <w:t xml:space="preserve"> </w:t>
+      </w:r>
+      <w:r>
+        <w:rPr>
+          <w:rFonts w:hint="eastAsia"/>
+        </w:rPr>
+        <w:t xml:space="preserve">或</w:t>
+      </w:r>
+      <w:r>
+        <w:t xml:space="preserve"> </w:t>
+      </w:r>
+      <w:r>
+        <w:rPr>
+          <w:rFonts w:hint="eastAsia"/>
           <w:b/>
           <w:bCs/>
         </w:rPr>
+        <w:t xml:space="preserve">「导出</w:t>
+      </w:r>
+      <w:r>
+        <w:rPr>
+          <w:b/>
+          <w:bCs/>
+        </w:rPr>
         <w:t xml:space="preserve"> PDF」</w:t>
       </w:r>
       <w:r>
@@ -2465,12 +2632,109 @@
         <w:rPr>
           <w:rFonts w:hint="eastAsia"/>
         </w:rPr>
-        <w:t xml:space="preserve">下载协查底稿</w:t>
+        <w:t xml:space="preserve">下载定稿文件</w:t>
       </w:r>
     </w:p>
     <w:p>
       <w:pPr>
         <w:pStyle w:val="FirstParagraph"/>
+      </w:pPr>
+      <w:r>
+        <w:rPr>
+          <w:rFonts w:hint="eastAsia"/>
+        </w:rPr>
+        <w:t xml:space="preserve">默认</w:t>
+      </w:r>
+      <w:r>
+        <w:t xml:space="preserve"> Word </w:t>
+      </w:r>
+      <w:r>
+        <w:rPr>
+          <w:rFonts w:hint="eastAsia"/>
+        </w:rPr>
+        <w:t xml:space="preserve">为</w:t>
+      </w:r>
+      <w:r>
+        <w:rPr>
+          <w:rFonts w:hint="eastAsia"/>
+          <w:b/>
+          <w:bCs/>
+        </w:rPr>
+        <w:t xml:space="preserve">法学院格式《涉外投资合规法律研究意见书》</w:t>
+      </w:r>
+      <w:r>
+        <w:rPr>
+          <w:rFonts w:hint="eastAsia"/>
+        </w:rPr>
+        <w:t xml:space="preserve">，文件名</w:t>
+      </w:r>
+      <w:r>
+        <w:t xml:space="preserve"> </w:t>
+      </w:r>
+      <w:r>
+        <w:rPr>
+          <w:rStyle w:val="VerbatimChar"/>
+          <w:rFonts w:hint="eastAsia"/>
+        </w:rPr>
+        <w:t xml:space="preserve">{项目名称}_法律研究意见书.docx</w:t>
+      </w:r>
+      <w:r>
+        <w:rPr>
+          <w:rFonts w:hint="eastAsia"/>
+        </w:rPr>
+        <w:t xml:space="preserve">；PDF</w:t>
+      </w:r>
+      <w:r>
+        <w:t xml:space="preserve"> </w:t>
+      </w:r>
+      <w:r>
+        <w:rPr>
+          <w:rFonts w:hint="eastAsia"/>
+        </w:rPr>
+        <w:t xml:space="preserve">仍为</w:t>
+      </w:r>
+      <w:r>
+        <w:t xml:space="preserve"> legacy </w:t>
+      </w:r>
+      <w:r>
+        <w:rPr>
+          <w:rFonts w:hint="eastAsia"/>
+        </w:rPr>
+        <w:t xml:space="preserve">协查底稿格式。定制方法见</w:t>
+      </w:r>
+      <w:r>
+        <w:t xml:space="preserve"> </w:t>
+      </w:r>
+      <w:r>
+        <w:rPr>
+          <w:rFonts w:hint="eastAsia"/>
+          <w:b/>
+          <w:bCs/>
+        </w:rPr>
+        <w:t xml:space="preserve">第</w:t>
+      </w:r>
+      <w:r>
+        <w:rPr>
+          <w:b/>
+          <w:bCs/>
+        </w:rPr>
+        <w:t xml:space="preserve"> 9 </w:t>
+      </w:r>
+      <w:r>
+        <w:rPr>
+          <w:rFonts w:hint="eastAsia"/>
+          <w:b/>
+          <w:bCs/>
+        </w:rPr>
+        <w:t xml:space="preserve">章</w:t>
+      </w:r>
+      <w:r>
+        <w:t xml:space="preserve">。</w:t>
+      </w:r>
+    </w:p>
+    <w:p>
+      <w:pPr>
+        <w:pStyle w:val="BodyText"/>
       </w:pPr>
       <w:r>
         <w:rPr>
@@ -2515,6 +2779,9 @@
         </w:rPr>
         <w:t xml:space="preserve">规则模板版</w:t>
       </w:r>
+      <w:r>
+        <w:br/>
+      </w:r>
     </w:p>
     <w:p>
       <w:pPr>
@@ -2551,8 +2818,8 @@
         </w:pict>
       </w:r>
     </w:p>
-    <w:bookmarkEnd w:id="26"/>
-    <w:bookmarkStart w:id="32" w:name="X9bb4525bf08db8269b37898d9b2e483ec112ecb"/>
+    <w:bookmarkEnd w:id="24"/>
+    <w:bookmarkStart w:id="30" w:name="分步操作指南"/>
     <w:p>
       <w:pPr>
         <w:pStyle w:val="Heading2"/>
@@ -2578,7 +2845,7 @@
         <w:t xml:space="preserve">若需展示完整业务链路，可按以下顺序手动操作。</w:t>
       </w:r>
     </w:p>
-    <w:bookmarkStart w:id="27" w:name="X938073507f8a790406c4f2752d1342b77aee6a6"/>
+    <w:bookmarkStart w:id="25" w:name="提交协查场景step-12"/>
     <w:p>
       <w:pPr>
         <w:pStyle w:val="Heading3"/>
@@ -2656,6 +2923,960 @@
           <w:bCs/>
         </w:rPr>
         <w:t xml:space="preserve">「使用演示模板」</w:t>
+      </w:r>
+    </w:p>
+    <w:tbl>
+      <w:tblPr>
+        <w:tblStyle w:val="Table"/>
+        <w:tblW w:type="pct" w:w="5000"/>
+        <w:tblLayout w:type="fixed"/>
+        <w:tblLook w:firstRow="1" w:lastRow="0" w:firstColumn="0" w:lastColumn="0" w:noHBand="0" w:noVBand="0" w:val="0020"/>
+      </w:tblPr>
+      <w:tblGrid>
+        <w:gridCol w:w="3960"/>
+        <w:gridCol w:w="3960"/>
+      </w:tblGrid>
+      <w:tr>
+        <w:trPr>
+          <w:tblHeader w:val="on"/>
+        </w:trPr>
+        <w:tc>
+          <w:tcPr/>
+          <w:p>
+            <w:pPr>
+              <w:pStyle w:val="Compact"/>
+            </w:pPr>
+            <w:r>
+              <w:rPr>
+                <w:rFonts w:hint="eastAsia"/>
+              </w:rPr>
+              <w:t xml:space="preserve">操作</w:t>
+            </w:r>
+          </w:p>
+        </w:tc>
+        <w:tc>
+          <w:tcPr/>
+          <w:p>
+            <w:pPr>
+              <w:pStyle w:val="Compact"/>
+            </w:pPr>
+            <w:r>
+              <w:rPr>
+                <w:rFonts w:hint="eastAsia"/>
+              </w:rPr>
+              <w:t xml:space="preserve">说明</w:t>
+            </w:r>
+          </w:p>
+        </w:tc>
+      </w:tr>
+      <w:tr>
+        <w:tc>
+          <w:tcPr/>
+          <w:p>
+            <w:pPr>
+              <w:pStyle w:val="Compact"/>
+            </w:pPr>
+            <w:r>
+              <w:rPr>
+                <w:rFonts w:hint="eastAsia"/>
+              </w:rPr>
+              <w:t xml:space="preserve">加载演示模板</w:t>
+            </w:r>
+          </w:p>
+        </w:tc>
+        <w:tc>
+          <w:tcPr/>
+          <w:p>
+            <w:pPr>
+              <w:pStyle w:val="Compact"/>
+            </w:pPr>
+            <w:r>
+              <w:rPr>
+                <w:rFonts w:hint="eastAsia"/>
+              </w:rPr>
+              <w:t xml:space="preserve">自动填入</w:t>
+            </w:r>
+            <w:r>
+              <w:t xml:space="preserve"> BYD </w:t>
+            </w:r>
+            <w:r>
+              <w:rPr>
+                <w:rFonts w:hint="eastAsia"/>
+              </w:rPr>
+              <w:t xml:space="preserve">坎皮纳斯项目字段（项目名称、地点、行业、投资结构等）</w:t>
+            </w:r>
+          </w:p>
+        </w:tc>
+      </w:tr>
+      <w:tr>
+        <w:tc>
+          <w:tcPr/>
+          <w:p>
+            <w:pPr>
+              <w:pStyle w:val="Compact"/>
+            </w:pPr>
+            <w:r>
+              <w:rPr>
+                <w:rFonts w:hint="eastAsia"/>
+              </w:rPr>
+              <w:t xml:space="preserve">选择审查维度</w:t>
+            </w:r>
+          </w:p>
+        </w:tc>
+        <w:tc>
+          <w:tcPr/>
+          <w:p>
+            <w:pPr>
+              <w:pStyle w:val="Compact"/>
+            </w:pPr>
+            <w:r>
+              <w:rPr>
+                <w:rFonts w:hint="eastAsia"/>
+              </w:rPr>
+              <w:t xml:space="preserve">默认勾选</w:t>
+            </w:r>
+            <w:r>
+              <w:t xml:space="preserve"> 4 </w:t>
+            </w:r>
+            <w:r>
+              <w:rPr>
+                <w:rFonts w:hint="eastAsia"/>
+              </w:rPr>
+              <w:t xml:space="preserve">维度，至少保留</w:t>
+            </w:r>
+            <w:r>
+              <w:t xml:space="preserve"> 1 </w:t>
+            </w:r>
+            <w:r>
+              <w:rPr>
+                <w:rFonts w:hint="eastAsia"/>
+              </w:rPr>
+              <w:t xml:space="preserve">项</w:t>
+            </w:r>
+          </w:p>
+        </w:tc>
+      </w:tr>
+      <w:tr>
+        <w:tc>
+          <w:tcPr/>
+          <w:p>
+            <w:pPr>
+              <w:pStyle w:val="Compact"/>
+            </w:pPr>
+            <w:r>
+              <w:rPr>
+                <w:rFonts w:hint="eastAsia"/>
+              </w:rPr>
+              <w:t xml:space="preserve">填写中文描述</w:t>
+            </w:r>
+          </w:p>
+        </w:tc>
+        <w:tc>
+          <w:tcPr/>
+          <w:p>
+            <w:pPr>
+              <w:pStyle w:val="Compact"/>
+            </w:pPr>
+            <w:r>
+              <w:rPr>
+                <w:rFonts w:hint="eastAsia"/>
+              </w:rPr>
+              <w:t xml:space="preserve">说明投资背景、产能、用工规模等，便于意图解析</w:t>
+            </w:r>
+          </w:p>
+        </w:tc>
+      </w:tr>
+      <w:tr>
+        <w:tc>
+          <w:tcPr/>
+          <w:p>
+            <w:pPr>
+              <w:pStyle w:val="Compact"/>
+            </w:pPr>
+            <w:r>
+              <w:rPr>
+                <w:rFonts w:hint="eastAsia"/>
+              </w:rPr>
+              <w:t xml:space="preserve">提交</w:t>
+            </w:r>
+          </w:p>
+        </w:tc>
+        <w:tc>
+          <w:tcPr/>
+          <w:p>
+            <w:pPr>
+              <w:pStyle w:val="Compact"/>
+            </w:pPr>
+            <w:r>
+              <w:rPr>
+                <w:rFonts w:hint="eastAsia"/>
+              </w:rPr>
+              <w:t xml:space="preserve">系统按</w:t>
+            </w:r>
+            <w:r>
+              <w:rPr>
+                <w:rFonts w:hint="eastAsia"/>
+                <w:b/>
+                <w:bCs/>
+              </w:rPr>
+              <w:t xml:space="preserve">子赛道</w:t>
+            </w:r>
+            <w:r>
+              <w:rPr>
+                <w:rFonts w:hint="eastAsia"/>
+              </w:rPr>
+              <w:t xml:space="preserve">生成专项核查清单（BYD</w:t>
+            </w:r>
+            <w:r>
+              <w:t xml:space="preserve"> </w:t>
+            </w:r>
+            <w:r>
+              <w:rPr>
+                <w:rFonts w:hint="eastAsia"/>
+              </w:rPr>
+              <w:t xml:space="preserve">演示约</w:t>
+            </w:r>
+            <w:r>
+              <w:t xml:space="preserve"> </w:t>
+            </w:r>
+            <w:r>
+              <w:rPr>
+                <w:b/>
+                <w:bCs/>
+              </w:rPr>
+              <w:t xml:space="preserve">24 </w:t>
+            </w:r>
+            <w:r>
+              <w:rPr>
+                <w:rFonts w:hint="eastAsia"/>
+                <w:b/>
+                <w:bCs/>
+              </w:rPr>
+              <w:t xml:space="preserve">条</w:t>
+            </w:r>
+            <w:r>
+              <w:rPr>
+                <w:rFonts w:hint="eastAsia"/>
+              </w:rPr>
+              <w:t xml:space="preserve">），跳转至清单页</w:t>
+            </w:r>
+          </w:p>
+        </w:tc>
+      </w:tr>
+    </w:tbl>
+    <w:p>
+      <w:pPr>
+        <w:pStyle w:val="BodyText"/>
+      </w:pPr>
+      <w:r>
+        <w:rPr>
+          <w:rFonts w:hint="eastAsia"/>
+          <w:b/>
+          <w:bCs/>
+        </w:rPr>
+        <w:t xml:space="preserve">演示模板要点：</w:t>
+      </w:r>
+    </w:p>
+    <w:p>
+      <w:pPr>
+        <w:pStyle w:val="Compact"/>
+        <w:numPr>
+          <w:ilvl w:val="0"/>
+          <w:numId w:val="1008"/>
+        </w:numPr>
+      </w:pPr>
+      <w:r>
+        <w:rPr>
+          <w:rFonts w:hint="eastAsia"/>
+        </w:rPr>
+        <w:t xml:space="preserve">国家：巴西</w:t>
+      </w:r>
+      <w:r>
+        <w:t xml:space="preserve"> · </w:t>
+      </w:r>
+      <w:r>
+        <w:rPr>
+          <w:rFonts w:hint="eastAsia"/>
+        </w:rPr>
+        <w:t xml:space="preserve">圣保罗州</w:t>
+      </w:r>
+      <w:r>
+        <w:t xml:space="preserve"> · </w:t>
+      </w:r>
+      <w:r>
+        <w:rPr>
+          <w:rFonts w:hint="eastAsia"/>
+        </w:rPr>
+        <w:t xml:space="preserve">坎皮纳斯</w:t>
+      </w:r>
+      <w:r>
+        <w:br/>
+      </w:r>
+    </w:p>
+    <w:p>
+      <w:pPr>
+        <w:pStyle w:val="Compact"/>
+        <w:numPr>
+          <w:ilvl w:val="0"/>
+          <w:numId w:val="1008"/>
+        </w:numPr>
+      </w:pPr>
+      <w:r>
+        <w:rPr>
+          <w:rFonts w:hint="eastAsia"/>
+        </w:rPr>
+        <w:t xml:space="preserve">行业：新能源</w:t>
+      </w:r>
+      <w:r>
+        <w:br/>
+      </w:r>
+    </w:p>
+    <w:p>
+      <w:pPr>
+        <w:pStyle w:val="Compact"/>
+        <w:numPr>
+          <w:ilvl w:val="0"/>
+          <w:numId w:val="1008"/>
+        </w:numPr>
+      </w:pPr>
+      <w:r>
+        <w:rPr>
+          <w:rFonts w:hint="eastAsia"/>
+        </w:rPr>
+        <w:t xml:space="preserve">动作类型：绿地建厂（Greenfield）</w:t>
+      </w:r>
+    </w:p>
+    <w:bookmarkEnd w:id="25"/>
+    <w:bookmarkStart w:id="26" w:name="查看核查清单与法源绑定step-34"/>
+    <w:p>
+      <w:pPr>
+        <w:pStyle w:val="Heading3"/>
+      </w:pPr>
+      <w:r>
+        <w:t xml:space="preserve">6.2 </w:t>
+      </w:r>
+      <w:r>
+        <w:rPr>
+          <w:rFonts w:hint="eastAsia"/>
+        </w:rPr>
+        <w:t xml:space="preserve">查看核查清单与法源绑定（Step</w:t>
+      </w:r>
+      <w:r>
+        <w:t xml:space="preserve"> </w:t>
+      </w:r>
+      <w:r>
+        <w:rPr>
+          <w:rFonts w:hint="eastAsia"/>
+        </w:rPr>
+        <w:t xml:space="preserve">3–4）</w:t>
+      </w:r>
+    </w:p>
+    <w:p>
+      <w:pPr>
+        <w:pStyle w:val="FirstParagraph"/>
+      </w:pPr>
+      <w:r>
+        <w:rPr>
+          <w:rFonts w:hint="eastAsia"/>
+          <w:b/>
+          <w:bCs/>
+        </w:rPr>
+        <w:t xml:space="preserve">入口：</w:t>
+      </w:r>
+      <w:r>
+        <w:t xml:space="preserve"> </w:t>
+      </w:r>
+      <w:r>
+        <w:rPr>
+          <w:rFonts w:hint="eastAsia"/>
+        </w:rPr>
+        <w:t xml:space="preserve">清单页（提交场景后自动进入，或从工作台「最近协查场景」→</w:t>
+      </w:r>
+      <w:r>
+        <w:t xml:space="preserve"> </w:t>
+      </w:r>
+      <w:r>
+        <w:rPr>
+          <w:rFonts w:hint="eastAsia"/>
+          <w:b/>
+          <w:bCs/>
+        </w:rPr>
+        <w:t xml:space="preserve">清单</w:t>
+      </w:r>
+      <w:r>
+        <w:rPr>
+          <w:rFonts w:hint="eastAsia"/>
+        </w:rPr>
+        <w:t xml:space="preserve">）</w:t>
+      </w:r>
+    </w:p>
+    <w:p>
+      <w:pPr>
+        <w:pStyle w:val="BodyText"/>
+      </w:pPr>
+      <w:r>
+        <w:rPr>
+          <w:rFonts w:hint="eastAsia"/>
+        </w:rPr>
+        <w:t xml:space="preserve">页面展示：</w:t>
+      </w:r>
+    </w:p>
+    <w:p>
+      <w:pPr>
+        <w:pStyle w:val="Compact"/>
+        <w:numPr>
+          <w:ilvl w:val="0"/>
+          <w:numId w:val="1009"/>
+        </w:numPr>
+      </w:pPr>
+      <w:r>
+        <w:t xml:space="preserve">4 </w:t>
+      </w:r>
+      <w:r>
+        <w:rPr>
+          <w:rFonts w:hint="eastAsia"/>
+        </w:rPr>
+        <w:t xml:space="preserve">大维度分组；BYD</w:t>
+      </w:r>
+      <w:r>
+        <w:t xml:space="preserve"> </w:t>
+      </w:r>
+      <w:r>
+        <w:rPr>
+          <w:rFonts w:hint="eastAsia"/>
+        </w:rPr>
+        <w:t xml:space="preserve">全场景约</w:t>
+      </w:r>
+      <w:r>
+        <w:t xml:space="preserve"> </w:t>
+      </w:r>
+      <w:r>
+        <w:rPr>
+          <w:b/>
+          <w:bCs/>
+        </w:rPr>
+        <w:t xml:space="preserve">24 </w:t>
+      </w:r>
+      <w:r>
+        <w:rPr>
+          <w:rFonts w:hint="eastAsia"/>
+          <w:b/>
+          <w:bCs/>
+        </w:rPr>
+        <w:t xml:space="preserve">条</w:t>
+      </w:r>
+      <w:r>
+        <w:rPr>
+          <w:rFonts w:hint="eastAsia"/>
+        </w:rPr>
+        <w:t xml:space="preserve">（电动客车</w:t>
+      </w:r>
+      <w:r>
+        <w:t xml:space="preserve"> / </w:t>
+      </w:r>
+      <w:r>
+        <w:rPr>
+          <w:rFonts w:hint="eastAsia"/>
+        </w:rPr>
+        <w:t xml:space="preserve">电池</w:t>
+      </w:r>
+      <w:r>
+        <w:t xml:space="preserve"> / </w:t>
+      </w:r>
+      <w:r>
+        <w:rPr>
+          <w:rFonts w:hint="eastAsia"/>
+        </w:rPr>
+        <w:t xml:space="preserve">光伏</w:t>
+      </w:r>
+      <w:r>
+        <w:t xml:space="preserve"> / </w:t>
+      </w:r>
+      <w:r>
+        <w:rPr>
+          <w:rFonts w:hint="eastAsia"/>
+        </w:rPr>
+        <w:t xml:space="preserve">储能</w:t>
+      </w:r>
+      <w:r>
+        <w:t xml:space="preserve"> / </w:t>
+      </w:r>
+      <w:r>
+        <w:rPr>
+          <w:rFonts w:hint="eastAsia"/>
+        </w:rPr>
+        <w:t xml:space="preserve">研发）</w:t>
+      </w:r>
+      <w:r>
+        <w:br/>
+      </w:r>
+    </w:p>
+    <w:p>
+      <w:pPr>
+        <w:pStyle w:val="Compact"/>
+        <w:numPr>
+          <w:ilvl w:val="0"/>
+          <w:numId w:val="1009"/>
+        </w:numPr>
+      </w:pPr>
+      <w:r>
+        <w:rPr>
+          <w:rFonts w:hint="eastAsia"/>
+        </w:rPr>
+        <w:t xml:space="preserve">每条含：编号、优先级、纳入理由、清单相关度</w:t>
+      </w:r>
+      <w:r>
+        <w:br/>
+      </w:r>
+    </w:p>
+    <w:p>
+      <w:pPr>
+        <w:pStyle w:val="Compact"/>
+        <w:numPr>
+          <w:ilvl w:val="0"/>
+          <w:numId w:val="1009"/>
+        </w:numPr>
+      </w:pPr>
+      <w:r>
+        <w:rPr>
+          <w:rFonts w:hint="eastAsia"/>
+          <w:b/>
+          <w:bCs/>
+        </w:rPr>
+        <w:t xml:space="preserve">相关法条（Top</w:t>
+      </w:r>
+      <w:r>
+        <w:rPr>
+          <w:b/>
+          <w:bCs/>
+        </w:rPr>
+        <w:t xml:space="preserve"> </w:t>
+      </w:r>
+      <w:r>
+        <w:rPr>
+          <w:rFonts w:hint="eastAsia"/>
+          <w:b/>
+          <w:bCs/>
+        </w:rPr>
+        <w:t xml:space="preserve">3）：</w:t>
+      </w:r>
+      <w:r>
+        <w:t xml:space="preserve"> </w:t>
+      </w:r>
+      <w:r>
+        <w:rPr>
+          <w:rFonts w:hint="eastAsia"/>
+        </w:rPr>
+        <w:t xml:space="preserve">来源标签（LexML</w:t>
+      </w:r>
+      <w:r>
+        <w:t xml:space="preserve"> / STF / STJ / </w:t>
+      </w:r>
+      <w:r>
+        <w:rPr>
+          <w:rFonts w:hint="eastAsia"/>
+        </w:rPr>
+        <w:t xml:space="preserve">Jusbrasil）、匹配度、摘录、溯源链接</w:t>
+      </w:r>
+    </w:p>
+    <w:p>
+      <w:pPr>
+        <w:pStyle w:val="FirstParagraph"/>
+      </w:pPr>
+      <w:r>
+        <w:rPr>
+          <w:rFonts w:hint="eastAsia"/>
+          <w:b/>
+          <w:bCs/>
+        </w:rPr>
+        <w:t xml:space="preserve">操作要点：</w:t>
+      </w:r>
+    </w:p>
+    <w:p>
+      <w:pPr>
+        <w:pStyle w:val="Compact"/>
+        <w:numPr>
+          <w:ilvl w:val="0"/>
+          <w:numId w:val="1010"/>
+        </w:numPr>
+      </w:pPr>
+      <w:r>
+        <w:rPr>
+          <w:rFonts w:hint="eastAsia"/>
+        </w:rPr>
+        <w:t xml:space="preserve">等待页面自动完成法源检索（首次可能需数秒）</w:t>
+      </w:r>
+      <w:r>
+        <w:br/>
+      </w:r>
+    </w:p>
+    <w:p>
+      <w:pPr>
+        <w:pStyle w:val="Compact"/>
+        <w:numPr>
+          <w:ilvl w:val="0"/>
+          <w:numId w:val="1010"/>
+        </w:numPr>
+      </w:pPr>
+      <w:r>
+        <w:rPr>
+          <w:rFonts w:hint="eastAsia"/>
+        </w:rPr>
+        <w:t xml:space="preserve">点击</w:t>
+      </w:r>
+      <w:r>
+        <w:t xml:space="preserve"> </w:t>
+      </w:r>
+      <w:r>
+        <w:rPr>
+          <w:rFonts w:hint="eastAsia"/>
+          <w:b/>
+          <w:bCs/>
+        </w:rPr>
+        <w:t xml:space="preserve">「溯源：LexML</w:t>
+      </w:r>
+      <w:r>
+        <w:rPr>
+          <w:b/>
+          <w:bCs/>
+        </w:rPr>
+        <w:t xml:space="preserve"> / </w:t>
+      </w:r>
+      <w:r>
+        <w:rPr>
+          <w:rFonts w:hint="eastAsia"/>
+          <w:b/>
+          <w:bCs/>
+        </w:rPr>
+        <w:t xml:space="preserve">法院门户</w:t>
+      </w:r>
+      <w:r>
+        <w:rPr>
+          <w:b/>
+          <w:bCs/>
+        </w:rPr>
+        <w:t xml:space="preserve"> ↗」</w:t>
+      </w:r>
+      <w:r>
+        <w:t xml:space="preserve"> </w:t>
+      </w:r>
+      <w:r>
+        <w:rPr>
+          <w:rFonts w:hint="eastAsia"/>
+        </w:rPr>
+        <w:t xml:space="preserve">可在新标签页打开官方法源</w:t>
+      </w:r>
+      <w:r>
+        <w:br/>
+      </w:r>
+    </w:p>
+    <w:p>
+      <w:pPr>
+        <w:pStyle w:val="Compact"/>
+        <w:numPr>
+          <w:ilvl w:val="0"/>
+          <w:numId w:val="1010"/>
+        </w:numPr>
+      </w:pPr>
+      <w:r>
+        <w:rPr>
+          <w:rFonts w:hint="eastAsia"/>
+        </w:rPr>
+        <w:t xml:space="preserve">匹配度</w:t>
+      </w:r>
+      <w:r>
+        <w:t xml:space="preserve"> </w:t>
+      </w:r>
+      <w:r>
+        <w:rPr>
+          <w:rFonts w:hint="eastAsia"/>
+          <w:b/>
+          <w:bCs/>
+        </w:rPr>
+        <w:t xml:space="preserve">低于</w:t>
+      </w:r>
+      <w:r>
+        <w:rPr>
+          <w:b/>
+          <w:bCs/>
+        </w:rPr>
+        <w:t xml:space="preserve"> 70 </w:t>
+      </w:r>
+      <w:r>
+        <w:rPr>
+          <w:rFonts w:hint="eastAsia"/>
+          <w:b/>
+          <w:bCs/>
+        </w:rPr>
+        <w:t xml:space="preserve">分</w:t>
+      </w:r>
+      <w:r>
+        <w:t xml:space="preserve"> </w:t>
+      </w:r>
+      <w:r>
+        <w:rPr>
+          <w:rFonts w:hint="eastAsia"/>
+        </w:rPr>
+        <w:t xml:space="preserve">的条目会标注</w:t>
+      </w:r>
+      <w:r>
+        <w:t xml:space="preserve"> </w:t>
+      </w:r>
+      <w:r>
+        <w:rPr>
+          <w:rFonts w:hint="eastAsia"/>
+          <w:b/>
+          <w:bCs/>
+        </w:rPr>
+        <w:t xml:space="preserve">「需法务复核」</w:t>
+      </w:r>
+      <w:r>
+        <w:br/>
+      </w:r>
+    </w:p>
+    <w:p>
+      <w:pPr>
+        <w:pStyle w:val="Compact"/>
+        <w:numPr>
+          <w:ilvl w:val="0"/>
+          <w:numId w:val="1010"/>
+        </w:numPr>
+      </w:pPr>
+      <w:r>
+        <w:rPr>
+          <w:rFonts w:hint="eastAsia"/>
+        </w:rPr>
+        <w:t xml:space="preserve">检索完成后，点击</w:t>
+      </w:r>
+      <w:r>
+        <w:t xml:space="preserve"> </w:t>
+      </w:r>
+      <w:r>
+        <w:rPr>
+          <w:rFonts w:hint="eastAsia"/>
+          <w:b/>
+          <w:bCs/>
+        </w:rPr>
+        <w:t xml:space="preserve">「生成双语简报」</w:t>
+      </w:r>
+      <w:r>
+        <w:t xml:space="preserve"> </w:t>
+      </w:r>
+      <w:r>
+        <w:rPr>
+          <w:rFonts w:hint="eastAsia"/>
+        </w:rPr>
+        <w:t xml:space="preserve">进入下一步</w:t>
+      </w:r>
+    </w:p>
+    <w:bookmarkEnd w:id="26"/>
+    <w:bookmarkStart w:id="27" w:name="生成双语法律风险简报step-56"/>
+    <w:p>
+      <w:pPr>
+        <w:pStyle w:val="Heading3"/>
+      </w:pPr>
+      <w:r>
+        <w:t xml:space="preserve">6.3 </w:t>
+      </w:r>
+      <w:r>
+        <w:rPr>
+          <w:rFonts w:hint="eastAsia"/>
+        </w:rPr>
+        <w:t xml:space="preserve">生成双语法律风险简报（Step</w:t>
+      </w:r>
+      <w:r>
+        <w:t xml:space="preserve"> </w:t>
+      </w:r>
+      <w:r>
+        <w:rPr>
+          <w:rFonts w:hint="eastAsia"/>
+        </w:rPr>
+        <w:t xml:space="preserve">5–6）</w:t>
+      </w:r>
+    </w:p>
+    <w:p>
+      <w:pPr>
+        <w:pStyle w:val="FirstParagraph"/>
+      </w:pPr>
+      <w:r>
+        <w:rPr>
+          <w:rFonts w:hint="eastAsia"/>
+          <w:b/>
+          <w:bCs/>
+        </w:rPr>
+        <w:t xml:space="preserve">入口：</w:t>
+      </w:r>
+      <w:r>
+        <w:t xml:space="preserve"> </w:t>
+      </w:r>
+      <w:r>
+        <w:rPr>
+          <w:rFonts w:hint="eastAsia"/>
+        </w:rPr>
+        <w:t xml:space="preserve">简报页</w:t>
+      </w:r>
+    </w:p>
+    <w:p>
+      <w:pPr>
+        <w:pStyle w:val="BodyText"/>
+      </w:pPr>
+      <w:r>
+        <w:rPr>
+          <w:rFonts w:hint="eastAsia"/>
+        </w:rPr>
+        <w:t xml:space="preserve">页面展示：</w:t>
+      </w:r>
+    </w:p>
+    <w:p>
+      <w:pPr>
+        <w:pStyle w:val="Compact"/>
+        <w:numPr>
+          <w:ilvl w:val="0"/>
+          <w:numId w:val="1011"/>
+        </w:numPr>
+      </w:pPr>
+      <w:r>
+        <w:rPr>
+          <w:rFonts w:hint="eastAsia"/>
+        </w:rPr>
+        <w:t xml:space="preserve">中葡双语标题与执行摘要</w:t>
+      </w:r>
+      <w:r>
+        <w:br/>
+      </w:r>
+    </w:p>
+    <w:p>
+      <w:pPr>
+        <w:pStyle w:val="Compact"/>
+        <w:numPr>
+          <w:ilvl w:val="0"/>
+          <w:numId w:val="1011"/>
+        </w:numPr>
+      </w:pPr>
+      <w:r>
+        <w:rPr>
+          <w:rFonts w:hint="eastAsia"/>
+        </w:rPr>
+        <w:t xml:space="preserve">分维度综合风险等级（较高</w:t>
+      </w:r>
+      <w:r>
+        <w:t xml:space="preserve"> / </w:t>
+      </w:r>
+      <w:r>
+        <w:rPr>
+          <w:rFonts w:hint="eastAsia"/>
+        </w:rPr>
+        <w:t xml:space="preserve">中等</w:t>
+      </w:r>
+      <w:r>
+        <w:t xml:space="preserve"> / </w:t>
+      </w:r>
+      <w:r>
+        <w:rPr>
+          <w:rFonts w:hint="eastAsia"/>
+        </w:rPr>
+        <w:t xml:space="preserve">可控）</w:t>
+      </w:r>
+      <w:r>
+        <w:br/>
+      </w:r>
+    </w:p>
+    <w:p>
+      <w:pPr>
+        <w:pStyle w:val="Compact"/>
+        <w:numPr>
+          <w:ilvl w:val="0"/>
+          <w:numId w:val="1011"/>
+        </w:numPr>
+      </w:pPr>
+      <w:r>
+        <w:rPr>
+          <w:rFonts w:hint="eastAsia"/>
+        </w:rPr>
+        <w:t xml:space="preserve">每条核查项：门控状态、匹配度、中葡风险说明、法条依据与溯源</w:t>
+      </w:r>
+      <w:r>
+        <w:br/>
+      </w:r>
+    </w:p>
+    <w:p>
+      <w:pPr>
+        <w:pStyle w:val="Compact"/>
+        <w:numPr>
+          <w:ilvl w:val="0"/>
+          <w:numId w:val="1011"/>
+        </w:numPr>
+      </w:pPr>
+      <w:r>
+        <w:rPr>
+          <w:rFonts w:hint="eastAsia"/>
+        </w:rPr>
+        <w:t xml:space="preserve">未通过门控的条目汇总在</w:t>
+      </w:r>
+      <w:r>
+        <w:t xml:space="preserve"> </w:t>
+      </w:r>
+      <w:r>
+        <w:rPr>
+          <w:rFonts w:hint="eastAsia"/>
+          <w:b/>
+          <w:bCs/>
+        </w:rPr>
+        <w:t xml:space="preserve">「需法务复核清单」</w:t>
+      </w:r>
+      <w:r>
+        <w:t xml:space="preserve"> </w:t>
+      </w:r>
+      <w:r>
+        <w:rPr>
+          <w:rFonts w:hint="eastAsia"/>
+        </w:rPr>
+        <w:t xml:space="preserve">区域</w:t>
+      </w:r>
+      <w:r>
+        <w:br/>
+      </w:r>
+    </w:p>
+    <w:p>
+      <w:pPr>
+        <w:pStyle w:val="Compact"/>
+        <w:numPr>
+          <w:ilvl w:val="0"/>
+          <w:numId w:val="1011"/>
+        </w:numPr>
+      </w:pPr>
+      <w:r>
+        <w:rPr>
+          <w:rFonts w:hint="eastAsia"/>
+        </w:rPr>
+        <w:t xml:space="preserve">页底</w:t>
+      </w:r>
+      <w:r>
+        <w:rPr>
+          <w:rFonts w:hint="eastAsia"/>
+          <w:b/>
+          <w:bCs/>
+        </w:rPr>
+        <w:t xml:space="preserve">免责声明</w:t>
+      </w:r>
+      <w:r>
+        <w:rPr>
+          <w:rFonts w:hint="eastAsia"/>
+        </w:rPr>
+        <w:t xml:space="preserve">全文</w:t>
+      </w:r>
+    </w:p>
+    <w:p>
+      <w:pPr>
+        <w:pStyle w:val="FirstParagraph"/>
+      </w:pPr>
+      <w:r>
+        <w:rPr>
+          <w:rFonts w:hint="eastAsia"/>
+          <w:b/>
+          <w:bCs/>
+        </w:rPr>
+        <w:t xml:space="preserve">操作按钮：</w:t>
       </w:r>
     </w:p>
     <w:tbl>
@@ -2682,7 +3903,7 @@
               <w:rPr>
                 <w:rFonts w:hint="eastAsia"/>
               </w:rPr>
-              <w:t xml:space="preserve">操作</w:t>
+              <w:t xml:space="preserve">按钮</w:t>
             </w:r>
           </w:p>
         </w:tc>
@@ -2709,33 +3930,45 @@
               <w:pStyle w:val="Compact"/>
             </w:pPr>
             <w:r>
-              <w:rPr>
-                <w:rFonts w:hint="eastAsia"/>
-              </w:rPr>
-              <w:t xml:space="preserve">加载演示模板</w:t>
-            </w:r>
-          </w:p>
-        </w:tc>
-        <w:tc>
-          <w:tcPr/>
-          <w:p>
-            <w:pPr>
-              <w:pStyle w:val="Compact"/>
-            </w:pPr>
-            <w:r>
-              <w:rPr>
-                <w:rFonts w:hint="eastAsia"/>
-              </w:rPr>
-              <w:t xml:space="preserve">自动填入</w:t>
-            </w:r>
-            <w:r>
-              <w:t xml:space="preserve"> BYD </w:t>
-            </w:r>
-            <w:r>
-              <w:rPr>
-                <w:rFonts w:hint="eastAsia"/>
-              </w:rPr>
-              <w:t xml:space="preserve">坎皮纳斯项目字段（项目名称、地点、行业、投资结构等）</w:t>
+              <w:t xml:space="preserve">LLM </w:t>
+            </w:r>
+            <w:r>
+              <w:rPr>
+                <w:rFonts w:hint="eastAsia"/>
+              </w:rPr>
+              <w:t xml:space="preserve">润色生成</w:t>
+            </w:r>
+          </w:p>
+        </w:tc>
+        <w:tc>
+          <w:tcPr/>
+          <w:p>
+            <w:pPr>
+              <w:pStyle w:val="Compact"/>
+            </w:pPr>
+            <w:r>
+              <w:rPr>
+                <w:rFonts w:hint="eastAsia"/>
+              </w:rPr>
+              <w:t xml:space="preserve">调用通义千问润色中葡表述（需</w:t>
+            </w:r>
+            <w:r>
+              <w:t xml:space="preserve"> API </w:t>
+            </w:r>
+            <w:r>
+              <w:rPr>
+                <w:rFonts w:hint="eastAsia"/>
+              </w:rPr>
+              <w:t xml:space="preserve">Key，约</w:t>
+            </w:r>
+            <w:r>
+              <w:t xml:space="preserve"> 60–120 </w:t>
+            </w:r>
+            <w:r>
+              <w:rPr>
+                <w:rFonts w:hint="eastAsia"/>
+              </w:rPr>
+              <w:t xml:space="preserve">秒）</w:t>
             </w:r>
           </w:p>
         </w:tc>
@@ -2751,39 +3984,30 @@
               <w:rPr>
                 <w:rFonts w:hint="eastAsia"/>
               </w:rPr>
-              <w:t xml:space="preserve">选择审查维度</w:t>
-            </w:r>
-          </w:p>
-        </w:tc>
-        <w:tc>
-          <w:tcPr/>
-          <w:p>
-            <w:pPr>
-              <w:pStyle w:val="Compact"/>
-            </w:pPr>
-            <w:r>
-              <w:rPr>
-                <w:rFonts w:hint="eastAsia"/>
-              </w:rPr>
-              <w:t xml:space="preserve">默认勾选</w:t>
-            </w:r>
-            <w:r>
-              <w:t xml:space="preserve"> 4 </w:t>
-            </w:r>
-            <w:r>
-              <w:rPr>
-                <w:rFonts w:hint="eastAsia"/>
-              </w:rPr>
-              <w:t xml:space="preserve">维度，至少保留</w:t>
-            </w:r>
-            <w:r>
-              <w:t xml:space="preserve"> 1 </w:t>
-            </w:r>
-            <w:r>
-              <w:rPr>
-                <w:rFonts w:hint="eastAsia"/>
-              </w:rPr>
-              <w:t xml:space="preserve">项</w:t>
+              <w:t xml:space="preserve">仅模板</w:t>
+            </w:r>
+          </w:p>
+        </w:tc>
+        <w:tc>
+          <w:tcPr/>
+          <w:p>
+            <w:pPr>
+              <w:pStyle w:val="Compact"/>
+            </w:pPr>
+            <w:r>
+              <w:rPr>
+                <w:rFonts w:hint="eastAsia"/>
+              </w:rPr>
+              <w:t xml:space="preserve">不调用</w:t>
+            </w:r>
+            <w:r>
+              <w:t xml:space="preserve"> </w:t>
+            </w:r>
+            <w:r>
+              <w:rPr>
+                <w:rFonts w:hint="eastAsia"/>
+              </w:rPr>
+              <w:t xml:space="preserve">LLM，使用规则模板汇编（即时完成）</w:t>
             </w:r>
           </w:p>
         </w:tc>
@@ -2799,75 +4023,21 @@
               <w:rPr>
                 <w:rFonts w:hint="eastAsia"/>
               </w:rPr>
-              <w:t xml:space="preserve">填写中文描述</w:t>
-            </w:r>
-          </w:p>
-        </w:tc>
-        <w:tc>
-          <w:tcPr/>
-          <w:p>
-            <w:pPr>
-              <w:pStyle w:val="Compact"/>
-            </w:pPr>
-            <w:r>
-              <w:rPr>
-                <w:rFonts w:hint="eastAsia"/>
-              </w:rPr>
-              <w:t xml:space="preserve">说明投资背景、产能、用工规模等，便于意图解析</w:t>
-            </w:r>
-          </w:p>
-        </w:tc>
-      </w:tr>
-      <w:tr>
-        <w:tc>
-          <w:tcPr/>
-          <w:p>
-            <w:pPr>
-              <w:pStyle w:val="Compact"/>
-            </w:pPr>
-            <w:r>
-              <w:rPr>
-                <w:rFonts w:hint="eastAsia"/>
-              </w:rPr>
-              <w:t xml:space="preserve">提交</w:t>
-            </w:r>
-          </w:p>
-        </w:tc>
-        <w:tc>
-          <w:tcPr/>
-          <w:p>
-            <w:pPr>
-              <w:pStyle w:val="Compact"/>
-            </w:pPr>
-            <w:r>
-              <w:rPr>
-                <w:rFonts w:hint="eastAsia"/>
-              </w:rPr>
-              <w:t xml:space="preserve">系统生成</w:t>
-            </w:r>
-            <w:r>
-              <w:t xml:space="preserve"> </w:t>
-            </w:r>
-            <w:r>
-              <w:rPr>
-                <w:b/>
-                <w:bCs/>
-              </w:rPr>
-              <w:t xml:space="preserve">15 </w:t>
-            </w:r>
-            <w:r>
-              <w:rPr>
-                <w:rFonts w:hint="eastAsia"/>
-                <w:b/>
-                <w:bCs/>
-              </w:rPr>
-              <w:t xml:space="preserve">条专项核查清单</w:t>
-            </w:r>
-            <w:r>
-              <w:rPr>
-                <w:rFonts w:hint="eastAsia"/>
-              </w:rPr>
-              <w:t xml:space="preserve">，跳转至清单页</w:t>
+              <w:t xml:space="preserve">进入法务复核</w:t>
+            </w:r>
+          </w:p>
+        </w:tc>
+        <w:tc>
+          <w:tcPr/>
+          <w:p>
+            <w:pPr>
+              <w:pStyle w:val="Compact"/>
+            </w:pPr>
+            <w:r>
+              <w:rPr>
+                <w:rFonts w:hint="eastAsia"/>
+              </w:rPr>
+              <w:t xml:space="preserve">跳转复核工作台</w:t>
             </w:r>
           </w:p>
         </w:tc>
@@ -2883,616 +4053,7 @@
           <w:b/>
           <w:bCs/>
         </w:rPr>
-        <w:t xml:space="preserve">演示模板要点：</w:t>
-      </w:r>
-    </w:p>
-    <w:p>
-      <w:pPr>
-        <w:pStyle w:val="Compact"/>
-        <w:numPr>
-          <w:ilvl w:val="0"/>
-          <w:numId w:val="1008"/>
-        </w:numPr>
-      </w:pPr>
-      <w:r>
-        <w:rPr>
-          <w:rFonts w:hint="eastAsia"/>
-        </w:rPr>
-        <w:t xml:space="preserve">国家：巴西</w:t>
-      </w:r>
-      <w:r>
-        <w:t xml:space="preserve"> · </w:t>
-      </w:r>
-      <w:r>
-        <w:rPr>
-          <w:rFonts w:hint="eastAsia"/>
-        </w:rPr>
-        <w:t xml:space="preserve">圣保罗州</w:t>
-      </w:r>
-      <w:r>
-        <w:t xml:space="preserve"> · </w:t>
-      </w:r>
-      <w:r>
-        <w:rPr>
-          <w:rFonts w:hint="eastAsia"/>
-        </w:rPr>
-        <w:t xml:space="preserve">坎皮纳斯</w:t>
-      </w:r>
-    </w:p>
-    <w:p>
-      <w:pPr>
-        <w:pStyle w:val="Compact"/>
-        <w:numPr>
-          <w:ilvl w:val="0"/>
-          <w:numId w:val="1008"/>
-        </w:numPr>
-      </w:pPr>
-      <w:r>
-        <w:rPr>
-          <w:rFonts w:hint="eastAsia"/>
-        </w:rPr>
-        <w:t xml:space="preserve">行业：新能源</w:t>
-      </w:r>
-    </w:p>
-    <w:p>
-      <w:pPr>
-        <w:pStyle w:val="Compact"/>
-        <w:numPr>
-          <w:ilvl w:val="0"/>
-          <w:numId w:val="1008"/>
-        </w:numPr>
-      </w:pPr>
-      <w:r>
-        <w:rPr>
-          <w:rFonts w:hint="eastAsia"/>
-        </w:rPr>
-        <w:t xml:space="preserve">动作类型：绿地建厂（Greenfield）</w:t>
-      </w:r>
-    </w:p>
-    <w:bookmarkEnd w:id="27"/>
-    <w:bookmarkStart w:id="28" w:name="Xe20e8a260f17a452152008b5ecc457e9c0cf6b4"/>
-    <w:p>
-      <w:pPr>
-        <w:pStyle w:val="Heading3"/>
-      </w:pPr>
-      <w:r>
-        <w:t xml:space="preserve">6.2 </w:t>
-      </w:r>
-      <w:r>
-        <w:rPr>
-          <w:rFonts w:hint="eastAsia"/>
-        </w:rPr>
-        <w:t xml:space="preserve">查看核查清单与法源绑定（Step</w:t>
-      </w:r>
-      <w:r>
-        <w:t xml:space="preserve"> </w:t>
-      </w:r>
-      <w:r>
-        <w:rPr>
-          <w:rFonts w:hint="eastAsia"/>
-        </w:rPr>
-        <w:t xml:space="preserve">3–4）</w:t>
-      </w:r>
-    </w:p>
-    <w:p>
-      <w:pPr>
-        <w:pStyle w:val="FirstParagraph"/>
-      </w:pPr>
-      <w:r>
-        <w:rPr>
-          <w:rFonts w:hint="eastAsia"/>
-          <w:b/>
-          <w:bCs/>
-        </w:rPr>
-        <w:t xml:space="preserve">入口：</w:t>
-      </w:r>
-      <w:r>
-        <w:t xml:space="preserve"> </w:t>
-      </w:r>
-      <w:r>
-        <w:rPr>
-          <w:rFonts w:hint="eastAsia"/>
-        </w:rPr>
-        <w:t xml:space="preserve">清单页（提交场景后自动进入，或从工作台「最近协查场景」→</w:t>
-      </w:r>
-      <w:r>
-        <w:t xml:space="preserve"> </w:t>
-      </w:r>
-      <w:r>
-        <w:rPr>
-          <w:rFonts w:hint="eastAsia"/>
-          <w:b/>
-          <w:bCs/>
-        </w:rPr>
-        <w:t xml:space="preserve">清单</w:t>
-      </w:r>
-      <w:r>
-        <w:rPr>
-          <w:rFonts w:hint="eastAsia"/>
-        </w:rPr>
-        <w:t xml:space="preserve">）</w:t>
-      </w:r>
-    </w:p>
-    <w:p>
-      <w:pPr>
-        <w:pStyle w:val="BodyText"/>
-      </w:pPr>
-      <w:r>
-        <w:rPr>
-          <w:rFonts w:hint="eastAsia"/>
-        </w:rPr>
-        <w:t xml:space="preserve">页面展示：</w:t>
-      </w:r>
-    </w:p>
-    <w:p>
-      <w:pPr>
-        <w:pStyle w:val="Compact"/>
-        <w:numPr>
-          <w:ilvl w:val="0"/>
-          <w:numId w:val="1009"/>
-        </w:numPr>
-      </w:pPr>
-      <w:r>
-        <w:t xml:space="preserve">4 </w:t>
-      </w:r>
-      <w:r>
-        <w:rPr>
-          <w:rFonts w:hint="eastAsia"/>
-        </w:rPr>
-        <w:t xml:space="preserve">大维度分组，共</w:t>
-      </w:r>
-      <w:r>
-        <w:t xml:space="preserve"> 15 </w:t>
-      </w:r>
-      <w:r>
-        <w:rPr>
-          <w:rFonts w:hint="eastAsia"/>
-        </w:rPr>
-        <w:t xml:space="preserve">条核查项</w:t>
-      </w:r>
-    </w:p>
-    <w:p>
-      <w:pPr>
-        <w:pStyle w:val="Compact"/>
-        <w:numPr>
-          <w:ilvl w:val="0"/>
-          <w:numId w:val="1009"/>
-        </w:numPr>
-      </w:pPr>
-      <w:r>
-        <w:rPr>
-          <w:rFonts w:hint="eastAsia"/>
-        </w:rPr>
-        <w:t xml:space="preserve">每条含：编号、优先级、纳入理由、清单相关度</w:t>
-      </w:r>
-    </w:p>
-    <w:p>
-      <w:pPr>
-        <w:pStyle w:val="Compact"/>
-        <w:numPr>
-          <w:ilvl w:val="0"/>
-          <w:numId w:val="1009"/>
-        </w:numPr>
-      </w:pPr>
-      <w:r>
-        <w:rPr>
-          <w:rFonts w:hint="eastAsia"/>
-          <w:b/>
-          <w:bCs/>
-        </w:rPr>
-        <w:t xml:space="preserve">相关法条（Top</w:t>
-      </w:r>
-      <w:r>
-        <w:rPr>
-          <w:b/>
-          <w:bCs/>
-        </w:rPr>
-        <w:t xml:space="preserve"> </w:t>
-      </w:r>
-      <w:r>
-        <w:rPr>
-          <w:rFonts w:hint="eastAsia"/>
-          <w:b/>
-          <w:bCs/>
-        </w:rPr>
-        <w:t xml:space="preserve">3）：</w:t>
-      </w:r>
-      <w:r>
-        <w:t xml:space="preserve"> </w:t>
-      </w:r>
-      <w:r>
-        <w:rPr>
-          <w:rFonts w:hint="eastAsia"/>
-        </w:rPr>
-        <w:t xml:space="preserve">来源标签（LexML</w:t>
-      </w:r>
-      <w:r>
-        <w:t xml:space="preserve"> / STF / STJ / </w:t>
-      </w:r>
-      <w:r>
-        <w:rPr>
-          <w:rFonts w:hint="eastAsia"/>
-        </w:rPr>
-        <w:t xml:space="preserve">Jusbrasil）、匹配度、摘录、溯源链接</w:t>
-      </w:r>
-    </w:p>
-    <w:p>
-      <w:pPr>
-        <w:pStyle w:val="FirstParagraph"/>
-      </w:pPr>
-      <w:r>
-        <w:rPr>
-          <w:rFonts w:hint="eastAsia"/>
-          <w:b/>
-          <w:bCs/>
-        </w:rPr>
-        <w:t xml:space="preserve">操作要点：</w:t>
-      </w:r>
-    </w:p>
-    <w:p>
-      <w:pPr>
-        <w:pStyle w:val="Compact"/>
-        <w:numPr>
-          <w:ilvl w:val="0"/>
-          <w:numId w:val="1010"/>
-        </w:numPr>
-      </w:pPr>
-      <w:r>
-        <w:rPr>
-          <w:rFonts w:hint="eastAsia"/>
-        </w:rPr>
-        <w:t xml:space="preserve">等待页面自动完成法源检索（首次可能需数秒）</w:t>
-      </w:r>
-    </w:p>
-    <w:p>
-      <w:pPr>
-        <w:pStyle w:val="Compact"/>
-        <w:numPr>
-          <w:ilvl w:val="0"/>
-          <w:numId w:val="1010"/>
-        </w:numPr>
-      </w:pPr>
-      <w:r>
-        <w:rPr>
-          <w:rFonts w:hint="eastAsia"/>
-        </w:rPr>
-        <w:t xml:space="preserve">点击</w:t>
-      </w:r>
-      <w:r>
-        <w:t xml:space="preserve"> </w:t>
-      </w:r>
-      <w:r>
-        <w:rPr>
-          <w:rFonts w:hint="eastAsia"/>
-          <w:b/>
-          <w:bCs/>
-        </w:rPr>
-        <w:t xml:space="preserve">「溯源：LexML</w:t>
-      </w:r>
-      <w:r>
-        <w:rPr>
-          <w:b/>
-          <w:bCs/>
-        </w:rPr>
-        <w:t xml:space="preserve"> / </w:t>
-      </w:r>
-      <w:r>
-        <w:rPr>
-          <w:rFonts w:hint="eastAsia"/>
-          <w:b/>
-          <w:bCs/>
-        </w:rPr>
-        <w:t xml:space="preserve">法院门户</w:t>
-      </w:r>
-      <w:r>
-        <w:rPr>
-          <w:b/>
-          <w:bCs/>
-        </w:rPr>
-        <w:t xml:space="preserve"> ↗」</w:t>
-      </w:r>
-      <w:r>
-        <w:t xml:space="preserve"> </w:t>
-      </w:r>
-      <w:r>
-        <w:rPr>
-          <w:rFonts w:hint="eastAsia"/>
-        </w:rPr>
-        <w:t xml:space="preserve">可在新标签页打开官方法源</w:t>
-      </w:r>
-    </w:p>
-    <w:p>
-      <w:pPr>
-        <w:pStyle w:val="Compact"/>
-        <w:numPr>
-          <w:ilvl w:val="0"/>
-          <w:numId w:val="1010"/>
-        </w:numPr>
-      </w:pPr>
-      <w:r>
-        <w:rPr>
-          <w:rFonts w:hint="eastAsia"/>
-        </w:rPr>
-        <w:t xml:space="preserve">匹配度</w:t>
-      </w:r>
-      <w:r>
-        <w:t xml:space="preserve"> </w:t>
-      </w:r>
-      <w:r>
-        <w:rPr>
-          <w:rFonts w:hint="eastAsia"/>
-          <w:b/>
-          <w:bCs/>
-        </w:rPr>
-        <w:t xml:space="preserve">低于</w:t>
-      </w:r>
-      <w:r>
-        <w:rPr>
-          <w:b/>
-          <w:bCs/>
-        </w:rPr>
-        <w:t xml:space="preserve"> 70 </w:t>
-      </w:r>
-      <w:r>
-        <w:rPr>
-          <w:rFonts w:hint="eastAsia"/>
-          <w:b/>
-          <w:bCs/>
-        </w:rPr>
-        <w:t xml:space="preserve">分</w:t>
-      </w:r>
-      <w:r>
-        <w:t xml:space="preserve"> </w:t>
-      </w:r>
-      <w:r>
-        <w:rPr>
-          <w:rFonts w:hint="eastAsia"/>
-        </w:rPr>
-        <w:t xml:space="preserve">的条目会标注</w:t>
-      </w:r>
-      <w:r>
-        <w:t xml:space="preserve"> </w:t>
-      </w:r>
-      <w:r>
-        <w:rPr>
-          <w:rFonts w:hint="eastAsia"/>
-          <w:b/>
-          <w:bCs/>
-        </w:rPr>
-        <w:t xml:space="preserve">「需法务复核」</w:t>
-      </w:r>
-    </w:p>
-    <w:p>
-      <w:pPr>
-        <w:pStyle w:val="Compact"/>
-        <w:numPr>
-          <w:ilvl w:val="0"/>
-          <w:numId w:val="1010"/>
-        </w:numPr>
-      </w:pPr>
-      <w:r>
-        <w:rPr>
-          <w:rFonts w:hint="eastAsia"/>
-        </w:rPr>
-        <w:t xml:space="preserve">检索完成后，点击</w:t>
-      </w:r>
-      <w:r>
-        <w:t xml:space="preserve"> </w:t>
-      </w:r>
-      <w:r>
-        <w:rPr>
-          <w:rFonts w:hint="eastAsia"/>
-          <w:b/>
-          <w:bCs/>
-        </w:rPr>
-        <w:t xml:space="preserve">「生成双语简报」</w:t>
-      </w:r>
-      <w:r>
-        <w:t xml:space="preserve"> </w:t>
-      </w:r>
-      <w:r>
-        <w:rPr>
-          <w:rFonts w:hint="eastAsia"/>
-        </w:rPr>
-        <w:t xml:space="preserve">进入下一步</w:t>
-      </w:r>
-    </w:p>
-    <w:bookmarkEnd w:id="28"/>
-    <w:bookmarkStart w:id="29" w:name="X63a552daecefbbc4e0bb7e0af007b2c5eed7b5a"/>
-    <w:p>
-      <w:pPr>
-        <w:pStyle w:val="Heading3"/>
-      </w:pPr>
-      <w:r>
-        <w:t xml:space="preserve">6.3 </w:t>
-      </w:r>
-      <w:r>
-        <w:rPr>
-          <w:rFonts w:hint="eastAsia"/>
-        </w:rPr>
-        <w:t xml:space="preserve">生成双语法律风险简报（Step</w:t>
-      </w:r>
-      <w:r>
-        <w:t xml:space="preserve"> </w:t>
-      </w:r>
-      <w:r>
-        <w:rPr>
-          <w:rFonts w:hint="eastAsia"/>
-        </w:rPr>
-        <w:t xml:space="preserve">5–6）</w:t>
-      </w:r>
-    </w:p>
-    <w:p>
-      <w:pPr>
-        <w:pStyle w:val="FirstParagraph"/>
-      </w:pPr>
-      <w:r>
-        <w:rPr>
-          <w:rFonts w:hint="eastAsia"/>
-          <w:b/>
-          <w:bCs/>
-        </w:rPr>
-        <w:t xml:space="preserve">入口：</w:t>
-      </w:r>
-      <w:r>
-        <w:t xml:space="preserve"> </w:t>
-      </w:r>
-      <w:r>
-        <w:rPr>
-          <w:rFonts w:hint="eastAsia"/>
-        </w:rPr>
-        <w:t xml:space="preserve">简报页</w:t>
-      </w:r>
-    </w:p>
-    <w:p>
-      <w:pPr>
-        <w:pStyle w:val="BodyText"/>
-      </w:pPr>
-      <w:r>
-        <w:rPr>
-          <w:rFonts w:hint="eastAsia"/>
-        </w:rPr>
-        <w:t xml:space="preserve">页面展示：</w:t>
-      </w:r>
-    </w:p>
-    <w:p>
-      <w:pPr>
-        <w:pStyle w:val="Compact"/>
-        <w:numPr>
-          <w:ilvl w:val="0"/>
-          <w:numId w:val="1011"/>
-        </w:numPr>
-      </w:pPr>
-      <w:r>
-        <w:rPr>
-          <w:rFonts w:hint="eastAsia"/>
-        </w:rPr>
-        <w:t xml:space="preserve">中葡双语标题与执行摘要</w:t>
-      </w:r>
-    </w:p>
-    <w:p>
-      <w:pPr>
-        <w:pStyle w:val="Compact"/>
-        <w:numPr>
-          <w:ilvl w:val="0"/>
-          <w:numId w:val="1011"/>
-        </w:numPr>
-      </w:pPr>
-      <w:r>
-        <w:rPr>
-          <w:rFonts w:hint="eastAsia"/>
-        </w:rPr>
-        <w:t xml:space="preserve">分维度综合风险等级（较高</w:t>
-      </w:r>
-      <w:r>
-        <w:t xml:space="preserve"> / </w:t>
-      </w:r>
-      <w:r>
-        <w:rPr>
-          <w:rFonts w:hint="eastAsia"/>
-        </w:rPr>
-        <w:t xml:space="preserve">中等</w:t>
-      </w:r>
-      <w:r>
-        <w:t xml:space="preserve"> / </w:t>
-      </w:r>
-      <w:r>
-        <w:rPr>
-          <w:rFonts w:hint="eastAsia"/>
-        </w:rPr>
-        <w:t xml:space="preserve">可控）</w:t>
-      </w:r>
-    </w:p>
-    <w:p>
-      <w:pPr>
-        <w:pStyle w:val="Compact"/>
-        <w:numPr>
-          <w:ilvl w:val="0"/>
-          <w:numId w:val="1011"/>
-        </w:numPr>
-      </w:pPr>
-      <w:r>
-        <w:rPr>
-          <w:rFonts w:hint="eastAsia"/>
-        </w:rPr>
-        <w:t xml:space="preserve">每条核查项：门控状态、匹配度、中葡风险说明、法条依据与溯源</w:t>
-      </w:r>
-    </w:p>
-    <w:p>
-      <w:pPr>
-        <w:pStyle w:val="Compact"/>
-        <w:numPr>
-          <w:ilvl w:val="0"/>
-          <w:numId w:val="1011"/>
-        </w:numPr>
-      </w:pPr>
-      <w:r>
-        <w:rPr>
-          <w:rFonts w:hint="eastAsia"/>
-        </w:rPr>
-        <w:t xml:space="preserve">未通过门控的条目汇总在</w:t>
-      </w:r>
-      <w:r>
-        <w:t xml:space="preserve"> </w:t>
-      </w:r>
-      <w:r>
-        <w:rPr>
-          <w:rFonts w:hint="eastAsia"/>
-          <w:b/>
-          <w:bCs/>
-        </w:rPr>
-        <w:t xml:space="preserve">「需法务复核清单」</w:t>
-      </w:r>
-      <w:r>
-        <w:t xml:space="preserve"> </w:t>
-      </w:r>
-      <w:r>
-        <w:rPr>
-          <w:rFonts w:hint="eastAsia"/>
-        </w:rPr>
-        <w:t xml:space="preserve">区域</w:t>
-      </w:r>
-    </w:p>
-    <w:p>
-      <w:pPr>
-        <w:pStyle w:val="Compact"/>
-        <w:numPr>
-          <w:ilvl w:val="0"/>
-          <w:numId w:val="1011"/>
-        </w:numPr>
-      </w:pPr>
-      <w:r>
-        <w:rPr>
-          <w:rFonts w:hint="eastAsia"/>
-        </w:rPr>
-        <w:t xml:space="preserve">页底</w:t>
-      </w:r>
-      <w:r>
-        <w:rPr>
-          <w:rFonts w:hint="eastAsia"/>
-          <w:b/>
-          <w:bCs/>
-        </w:rPr>
-        <w:t xml:space="preserve">免责声明</w:t>
-      </w:r>
-      <w:r>
-        <w:rPr>
-          <w:rFonts w:hint="eastAsia"/>
-        </w:rPr>
-        <w:t xml:space="preserve">全文</w:t>
-      </w:r>
-    </w:p>
-    <w:p>
-      <w:pPr>
-        <w:pStyle w:val="FirstParagraph"/>
-      </w:pPr>
-      <w:r>
-        <w:rPr>
-          <w:rFonts w:hint="eastAsia"/>
-          <w:b/>
-          <w:bCs/>
-        </w:rPr>
-        <w:t xml:space="preserve">操作按钮：</w:t>
+        <w:t xml:space="preserve">状态说明：</w:t>
       </w:r>
     </w:p>
     <w:tbl>
@@ -3519,21 +4080,21 @@
               <w:rPr>
                 <w:rFonts w:hint="eastAsia"/>
               </w:rPr>
-              <w:t xml:space="preserve">按钮</w:t>
-            </w:r>
-          </w:p>
-        </w:tc>
-        <w:tc>
-          <w:tcPr/>
-          <w:p>
-            <w:pPr>
-              <w:pStyle w:val="Compact"/>
-            </w:pPr>
-            <w:r>
-              <w:rPr>
-                <w:rFonts w:hint="eastAsia"/>
-              </w:rPr>
-              <w:t xml:space="preserve">说明</w:t>
+              <w:t xml:space="preserve">状态</w:t>
+            </w:r>
+          </w:p>
+        </w:tc>
+        <w:tc>
+          <w:tcPr/>
+          <w:p>
+            <w:pPr>
+              <w:pStyle w:val="Compact"/>
+            </w:pPr>
+            <w:r>
+              <w:rPr>
+                <w:rFonts w:hint="eastAsia"/>
+              </w:rPr>
+              <w:t xml:space="preserve">含义</w:t>
             </w:r>
           </w:p>
         </w:tc>
@@ -3546,45 +4107,24 @@
               <w:pStyle w:val="Compact"/>
             </w:pPr>
             <w:r>
-              <w:t xml:space="preserve">LLM </w:t>
-            </w:r>
-            <w:r>
-              <w:rPr>
-                <w:rFonts w:hint="eastAsia"/>
-              </w:rPr>
-              <w:t xml:space="preserve">润色生成</w:t>
-            </w:r>
-          </w:p>
-        </w:tc>
-        <w:tc>
-          <w:tcPr/>
-          <w:p>
-            <w:pPr>
-              <w:pStyle w:val="Compact"/>
-            </w:pPr>
-            <w:r>
-              <w:rPr>
-                <w:rFonts w:hint="eastAsia"/>
-              </w:rPr>
-              <w:t xml:space="preserve">调用通义千问润色中葡表述（需</w:t>
-            </w:r>
-            <w:r>
-              <w:t xml:space="preserve"> API </w:t>
-            </w:r>
-            <w:r>
-              <w:rPr>
-                <w:rFonts w:hint="eastAsia"/>
-              </w:rPr>
-              <w:t xml:space="preserve">Key，约</w:t>
-            </w:r>
-            <w:r>
-              <w:t xml:space="preserve"> 60–120 </w:t>
-            </w:r>
-            <w:r>
-              <w:rPr>
-                <w:rFonts w:hint="eastAsia"/>
-              </w:rPr>
-              <w:t xml:space="preserve">秒）</w:t>
+              <w:rPr>
+                <w:rFonts w:hint="eastAsia"/>
+              </w:rPr>
+              <w:t xml:space="preserve">可提交法务复核</w:t>
+            </w:r>
+          </w:p>
+        </w:tc>
+        <w:tc>
+          <w:tcPr/>
+          <w:p>
+            <w:pPr>
+              <w:pStyle w:val="Compact"/>
+            </w:pPr>
+            <w:r>
+              <w:rPr>
+                <w:rFonts w:hint="eastAsia"/>
+              </w:rPr>
+              <w:t xml:space="preserve">门控通过，可进入复核</w:t>
             </w:r>
           </w:p>
         </w:tc>
@@ -3600,30 +4140,30 @@
               <w:rPr>
                 <w:rFonts w:hint="eastAsia"/>
               </w:rPr>
-              <w:t xml:space="preserve">仅模板</w:t>
-            </w:r>
-          </w:p>
-        </w:tc>
-        <w:tc>
-          <w:tcPr/>
-          <w:p>
-            <w:pPr>
-              <w:pStyle w:val="Compact"/>
-            </w:pPr>
-            <w:r>
-              <w:rPr>
-                <w:rFonts w:hint="eastAsia"/>
-              </w:rPr>
-              <w:t xml:space="preserve">不调用</w:t>
-            </w:r>
-            <w:r>
-              <w:t xml:space="preserve"> </w:t>
-            </w:r>
-            <w:r>
-              <w:rPr>
-                <w:rFonts w:hint="eastAsia"/>
-              </w:rPr>
-              <w:t xml:space="preserve">LLM，使用规则模板汇编（即时完成）</w:t>
+              <w:t xml:space="preserve">部分条目需复核</w:t>
+            </w:r>
+          </w:p>
+        </w:tc>
+        <w:tc>
+          <w:tcPr/>
+          <w:p>
+            <w:pPr>
+              <w:pStyle w:val="Compact"/>
+            </w:pPr>
+            <w:r>
+              <w:rPr>
+                <w:rFonts w:hint="eastAsia"/>
+              </w:rPr>
+              <w:t xml:space="preserve">存在</w:t>
+            </w:r>
+            <w:r>
+              <w:t xml:space="preserve"> blocked </w:t>
+            </w:r>
+            <w:r>
+              <w:rPr>
+                <w:rFonts w:hint="eastAsia"/>
+              </w:rPr>
+              <w:t xml:space="preserve">条目，仍可复核但须人工关注</w:t>
             </w:r>
           </w:p>
         </w:tc>
@@ -3639,21 +4179,21 @@
               <w:rPr>
                 <w:rFonts w:hint="eastAsia"/>
               </w:rPr>
-              <w:t xml:space="preserve">进入法务复核</w:t>
-            </w:r>
-          </w:p>
-        </w:tc>
-        <w:tc>
-          <w:tcPr/>
-          <w:p>
-            <w:pPr>
-              <w:pStyle w:val="Compact"/>
-            </w:pPr>
-            <w:r>
-              <w:rPr>
-                <w:rFonts w:hint="eastAsia"/>
-              </w:rPr>
-              <w:t xml:space="preserve">跳转复核工作台</w:t>
+              <w:t xml:space="preserve">暂不可自动定稿</w:t>
+            </w:r>
+          </w:p>
+        </w:tc>
+        <w:tc>
+          <w:tcPr/>
+          <w:p>
+            <w:pPr>
+              <w:pStyle w:val="Compact"/>
+            </w:pPr>
+            <w:r>
+              <w:rPr>
+                <w:rFonts w:hint="eastAsia"/>
+              </w:rPr>
+              <w:t xml:space="preserve">多条未过门控，建议补充检索或外聘律所</w:t>
             </w:r>
           </w:p>
         </w:tc>
@@ -3666,10 +4206,91 @@
       <w:r>
         <w:rPr>
           <w:rFonts w:hint="eastAsia"/>
+        </w:rPr>
+        <w:t xml:space="preserve">未配置</w:t>
+      </w:r>
+      <w:r>
+        <w:t xml:space="preserve"> API Key </w:t>
+      </w:r>
+      <w:r>
+        <w:rPr>
+          <w:rFonts w:hint="eastAsia"/>
+        </w:rPr>
+        <w:t xml:space="preserve">时，系统自动使用</w:t>
+      </w:r>
+      <w:r>
+        <w:rPr>
+          <w:rFonts w:hint="eastAsia"/>
           <w:b/>
           <w:bCs/>
         </w:rPr>
-        <w:t xml:space="preserve">状态说明：</w:t>
+        <w:t xml:space="preserve">规则模板模式</w:t>
+      </w:r>
+      <w:r>
+        <w:rPr>
+          <w:rFonts w:hint="eastAsia"/>
+        </w:rPr>
+        <w:t xml:space="preserve">，不影响主流程演示。</w:t>
+      </w:r>
+    </w:p>
+    <w:bookmarkEnd w:id="27"/>
+    <w:bookmarkStart w:id="28" w:name="法务复核与定稿step-7"/>
+    <w:p>
+      <w:pPr>
+        <w:pStyle w:val="Heading3"/>
+      </w:pPr>
+      <w:r>
+        <w:t xml:space="preserve">6.4 </w:t>
+      </w:r>
+      <w:r>
+        <w:rPr>
+          <w:rFonts w:hint="eastAsia"/>
+        </w:rPr>
+        <w:t xml:space="preserve">法务复核与定稿（Step</w:t>
+      </w:r>
+      <w:r>
+        <w:t xml:space="preserve"> </w:t>
+      </w:r>
+      <w:r>
+        <w:rPr>
+          <w:rFonts w:hint="eastAsia"/>
+        </w:rPr>
+        <w:t xml:space="preserve">7）</w:t>
+      </w:r>
+    </w:p>
+    <w:p>
+      <w:pPr>
+        <w:pStyle w:val="FirstParagraph"/>
+      </w:pPr>
+      <w:r>
+        <w:rPr>
+          <w:rFonts w:hint="eastAsia"/>
+          <w:b/>
+          <w:bCs/>
+        </w:rPr>
+        <w:t xml:space="preserve">入口：</w:t>
+      </w:r>
+      <w:r>
+        <w:t xml:space="preserve"> </w:t>
+      </w:r>
+      <w:r>
+        <w:rPr>
+          <w:rFonts w:hint="eastAsia"/>
+        </w:rPr>
+        <w:t xml:space="preserve">复核页</w:t>
+      </w:r>
+    </w:p>
+    <w:p>
+      <w:pPr>
+        <w:pStyle w:val="BodyText"/>
+      </w:pPr>
+      <w:r>
+        <w:rPr>
+          <w:rFonts w:hint="eastAsia"/>
+          <w:b/>
+          <w:bCs/>
+        </w:rPr>
+        <w:t xml:space="preserve">逐条操作：</w:t>
       </w:r>
     </w:p>
     <w:tbl>
@@ -3696,21 +4317,21 @@
               <w:rPr>
                 <w:rFonts w:hint="eastAsia"/>
               </w:rPr>
-              <w:t xml:space="preserve">状态</w:t>
-            </w:r>
-          </w:p>
-        </w:tc>
-        <w:tc>
-          <w:tcPr/>
-          <w:p>
-            <w:pPr>
-              <w:pStyle w:val="Compact"/>
-            </w:pPr>
-            <w:r>
-              <w:rPr>
-                <w:rFonts w:hint="eastAsia"/>
-              </w:rPr>
-              <w:t xml:space="preserve">含义</w:t>
+              <w:t xml:space="preserve">操作</w:t>
+            </w:r>
+          </w:p>
+        </w:tc>
+        <w:tc>
+          <w:tcPr/>
+          <w:p>
+            <w:pPr>
+              <w:pStyle w:val="Compact"/>
+            </w:pPr>
+            <w:r>
+              <w:rPr>
+                <w:rFonts w:hint="eastAsia"/>
+              </w:rPr>
+              <w:t xml:space="preserve">说明</w:t>
             </w:r>
           </w:p>
         </w:tc>
@@ -3726,21 +4347,21 @@
               <w:rPr>
                 <w:rFonts w:hint="eastAsia"/>
               </w:rPr>
-              <w:t xml:space="preserve">可提交法务复核</w:t>
-            </w:r>
-          </w:p>
-        </w:tc>
-        <w:tc>
-          <w:tcPr/>
-          <w:p>
-            <w:pPr>
-              <w:pStyle w:val="Compact"/>
-            </w:pPr>
-            <w:r>
-              <w:rPr>
-                <w:rFonts w:hint="eastAsia"/>
-              </w:rPr>
-              <w:t xml:space="preserve">门控通过，可进入复核</w:t>
+              <w:t xml:space="preserve">确认</w:t>
+            </w:r>
+          </w:p>
+        </w:tc>
+        <w:tc>
+          <w:tcPr/>
+          <w:p>
+            <w:pPr>
+              <w:pStyle w:val="Compact"/>
+            </w:pPr>
+            <w:r>
+              <w:rPr>
+                <w:rFonts w:hint="eastAsia"/>
+              </w:rPr>
+              <w:t xml:space="preserve">认可该条核查结论</w:t>
             </w:r>
           </w:p>
         </w:tc>
@@ -3756,30 +4377,21 @@
               <w:rPr>
                 <w:rFonts w:hint="eastAsia"/>
               </w:rPr>
-              <w:t xml:space="preserve">部分条目需复核</w:t>
-            </w:r>
-          </w:p>
-        </w:tc>
-        <w:tc>
-          <w:tcPr/>
-          <w:p>
-            <w:pPr>
-              <w:pStyle w:val="Compact"/>
-            </w:pPr>
-            <w:r>
-              <w:rPr>
-                <w:rFonts w:hint="eastAsia"/>
-              </w:rPr>
-              <w:t xml:space="preserve">存在</w:t>
-            </w:r>
-            <w:r>
-              <w:t xml:space="preserve"> blocked </w:t>
-            </w:r>
-            <w:r>
-              <w:rPr>
-                <w:rFonts w:hint="eastAsia"/>
-              </w:rPr>
-              <w:t xml:space="preserve">条目，仍可复核但须人工关注</w:t>
+              <w:t xml:space="preserve">驳回</w:t>
+            </w:r>
+          </w:p>
+        </w:tc>
+        <w:tc>
+          <w:tcPr/>
+          <w:p>
+            <w:pPr>
+              <w:pStyle w:val="Compact"/>
+            </w:pPr>
+            <w:r>
+              <w:rPr>
+                <w:rFonts w:hint="eastAsia"/>
+              </w:rPr>
+              <w:t xml:space="preserve">不认可，须补充说明</w:t>
             </w:r>
           </w:p>
         </w:tc>
@@ -3795,21 +4407,21 @@
               <w:rPr>
                 <w:rFonts w:hint="eastAsia"/>
               </w:rPr>
-              <w:t xml:space="preserve">暂不可自动定稿</w:t>
-            </w:r>
-          </w:p>
-        </w:tc>
-        <w:tc>
-          <w:tcPr/>
-          <w:p>
-            <w:pPr>
-              <w:pStyle w:val="Compact"/>
-            </w:pPr>
-            <w:r>
-              <w:rPr>
-                <w:rFonts w:hint="eastAsia"/>
-              </w:rPr>
-              <w:t xml:space="preserve">多条未过门控，建议补充检索或外聘律所</w:t>
+              <w:t xml:space="preserve">批注</w:t>
+            </w:r>
+          </w:p>
+        </w:tc>
+        <w:tc>
+          <w:tcPr/>
+          <w:p>
+            <w:pPr>
+              <w:pStyle w:val="Compact"/>
+            </w:pPr>
+            <w:r>
+              <w:rPr>
+                <w:rFonts w:hint="eastAsia"/>
+              </w:rPr>
+              <w:t xml:space="preserve">在输入框填写意见，失焦后自动保存</w:t>
             </w:r>
           </w:p>
         </w:tc>
@@ -3822,61 +4434,19 @@
       <w:r>
         <w:rPr>
           <w:rFonts w:hint="eastAsia"/>
-        </w:rPr>
-        <w:t xml:space="preserve">未配置</w:t>
-      </w:r>
-      <w:r>
-        <w:t xml:space="preserve"> API Key </w:t>
-      </w:r>
-      <w:r>
-        <w:rPr>
-          <w:rFonts w:hint="eastAsia"/>
-        </w:rPr>
-        <w:t xml:space="preserve">时，系统自动使用</w:t>
-      </w:r>
-      <w:r>
-        <w:rPr>
-          <w:rFonts w:hint="eastAsia"/>
           <w:b/>
           <w:bCs/>
         </w:rPr>
-        <w:t xml:space="preserve">规则模板模式</w:t>
-      </w:r>
-      <w:r>
-        <w:rPr>
-          <w:rFonts w:hint="eastAsia"/>
-        </w:rPr>
-        <w:t xml:space="preserve">，不影响主流程演示。</w:t>
-      </w:r>
-    </w:p>
-    <w:bookmarkEnd w:id="29"/>
-    <w:bookmarkStart w:id="30" w:name="X05ca02d36f8661d068c111ed326b6cc414ec135"/>
-    <w:p>
-      <w:pPr>
-        <w:pStyle w:val="Heading3"/>
-      </w:pPr>
-      <w:r>
-        <w:t xml:space="preserve">6.4 </w:t>
-      </w:r>
-      <w:r>
-        <w:rPr>
-          <w:rFonts w:hint="eastAsia"/>
-        </w:rPr>
-        <w:t xml:space="preserve">法务复核与定稿（Step</w:t>
-      </w:r>
-      <w:r>
-        <w:t xml:space="preserve"> </w:t>
-      </w:r>
-      <w:r>
-        <w:rPr>
-          <w:rFonts w:hint="eastAsia"/>
-        </w:rPr>
-        <w:t xml:space="preserve">7）</w:t>
-      </w:r>
-    </w:p>
-    <w:p>
-      <w:pPr>
-        <w:pStyle w:val="FirstParagraph"/>
+        <w:t xml:space="preserve">批量操作：</w:t>
+      </w:r>
+    </w:p>
+    <w:p>
+      <w:pPr>
+        <w:pStyle w:val="Compact"/>
+        <w:numPr>
+          <w:ilvl w:val="0"/>
+          <w:numId w:val="1012"/>
+        </w:numPr>
       </w:pPr>
       <w:r>
         <w:rPr>
@@ -3884,21 +4454,31 @@
           <w:b/>
           <w:bCs/>
         </w:rPr>
-        <w:t xml:space="preserve">入口：</w:t>
-      </w:r>
-      <w:r>
-        <w:t xml:space="preserve"> </w:t>
-      </w:r>
-      <w:r>
-        <w:rPr>
-          <w:rFonts w:hint="eastAsia"/>
-        </w:rPr>
-        <w:t xml:space="preserve">复核页</w:t>
-      </w:r>
-    </w:p>
-    <w:p>
-      <w:pPr>
-        <w:pStyle w:val="BodyText"/>
+        <w:t xml:space="preserve">全部确认</w:t>
+      </w:r>
+      <w:r>
+        <w:t xml:space="preserve"> </w:t>
+      </w:r>
+      <w:r>
+        <w:t xml:space="preserve">— </w:t>
+      </w:r>
+      <w:r>
+        <w:rPr>
+          <w:rFonts w:hint="eastAsia"/>
+        </w:rPr>
+        <w:t xml:space="preserve">一键将所有待处理项设为已确认</w:t>
+      </w:r>
+      <w:r>
+        <w:br/>
+      </w:r>
+    </w:p>
+    <w:p>
+      <w:pPr>
+        <w:pStyle w:val="Compact"/>
+        <w:numPr>
+          <w:ilvl w:val="0"/>
+          <w:numId w:val="1012"/>
+        </w:numPr>
       </w:pPr>
       <w:r>
         <w:rPr>
@@ -3906,13 +4486,596 @@
           <w:b/>
           <w:bCs/>
         </w:rPr>
-        <w:t xml:space="preserve">逐条操作：</w:t>
+        <w:t xml:space="preserve">提交复核定稿</w:t>
+      </w:r>
+      <w:r>
+        <w:t xml:space="preserve"> </w:t>
+      </w:r>
+      <w:r>
+        <w:t xml:space="preserve">— </w:t>
+      </w:r>
+      <w:r>
+        <w:rPr>
+          <w:rFonts w:hint="eastAsia"/>
+        </w:rPr>
+        <w:t xml:space="preserve">锁定复核结果（定稿后不可再修改单项）</w:t>
+      </w:r>
+      <w:r>
+        <w:br/>
+      </w:r>
+    </w:p>
+    <w:p>
+      <w:pPr>
+        <w:pStyle w:val="Compact"/>
+        <w:numPr>
+          <w:ilvl w:val="0"/>
+          <w:numId w:val="1012"/>
+        </w:numPr>
+      </w:pPr>
+      <w:r>
+        <w:rPr>
+          <w:rFonts w:hint="eastAsia"/>
+          <w:b/>
+          <w:bCs/>
+        </w:rPr>
+        <w:t xml:space="preserve">导出</w:t>
+      </w:r>
+      <w:r>
+        <w:rPr>
+          <w:b/>
+          <w:bCs/>
+        </w:rPr>
+        <w:t xml:space="preserve"> Word / </w:t>
+      </w:r>
+      <w:r>
+        <w:rPr>
+          <w:rFonts w:hint="eastAsia"/>
+          <w:b/>
+          <w:bCs/>
+        </w:rPr>
+        <w:t xml:space="preserve">导出</w:t>
+      </w:r>
+      <w:r>
+        <w:rPr>
+          <w:b/>
+          <w:bCs/>
+        </w:rPr>
+        <w:t xml:space="preserve"> PDF</w:t>
+      </w:r>
+      <w:r>
+        <w:t xml:space="preserve"> </w:t>
+      </w:r>
+      <w:r>
+        <w:t xml:space="preserve">— </w:t>
+      </w:r>
+      <w:r>
+        <w:rPr>
+          <w:rFonts w:hint="eastAsia"/>
+        </w:rPr>
+        <w:t xml:space="preserve">定稿后可用；Word</w:t>
+      </w:r>
+      <w:r>
+        <w:t xml:space="preserve"> </w:t>
+      </w:r>
+      <w:r>
+        <w:rPr>
+          <w:rFonts w:hint="eastAsia"/>
+        </w:rPr>
+        <w:t xml:space="preserve">默认</w:t>
+      </w:r>
+      <w:r>
+        <w:t xml:space="preserve"> </w:t>
+      </w:r>
+      <w:r>
+        <w:rPr>
+          <w:rStyle w:val="VerbatimChar"/>
+          <w:rFonts w:hint="eastAsia"/>
+        </w:rPr>
+        <w:t xml:space="preserve">{项目名称}_法律研究意见书.docx</w:t>
+      </w:r>
+      <w:r>
+        <w:rPr>
+          <w:rFonts w:hint="eastAsia"/>
+        </w:rPr>
+        <w:t xml:space="preserve">，PDF</w:t>
+      </w:r>
+      <w:r>
+        <w:t xml:space="preserve"> </w:t>
+      </w:r>
+      <w:r>
+        <w:rPr>
+          <w:rFonts w:hint="eastAsia"/>
+        </w:rPr>
+        <w:t xml:space="preserve">为</w:t>
+      </w:r>
+      <w:r>
+        <w:t xml:space="preserve"> </w:t>
+      </w:r>
+      <w:r>
+        <w:rPr>
+          <w:rStyle w:val="VerbatimChar"/>
+          <w:rFonts w:hint="eastAsia"/>
+        </w:rPr>
+        <w:t xml:space="preserve">{项目名称}_协查底稿.pdf</w:t>
+      </w:r>
+    </w:p>
+    <w:p>
+      <w:pPr>
+        <w:pStyle w:val="FirstParagraph"/>
+      </w:pPr>
+      <w:r>
+        <w:rPr>
+          <w:rFonts w:hint="eastAsia"/>
+          <w:b/>
+          <w:bCs/>
+        </w:rPr>
+        <w:t xml:space="preserve">定稿条件：</w:t>
+      </w:r>
+      <w:r>
+        <w:t xml:space="preserve"> </w:t>
+      </w:r>
+      <w:r>
+        <w:rPr>
+          <w:rFonts w:hint="eastAsia"/>
+        </w:rPr>
+        <w:t xml:space="preserve">所有条目均须已「确认」或「驳回」，且无待处理项。</w:t>
+      </w:r>
+    </w:p>
+    <w:bookmarkEnd w:id="28"/>
+    <w:bookmarkStart w:id="29" w:name="返回工作台"/>
+    <w:p>
+      <w:pPr>
+        <w:pStyle w:val="Heading3"/>
+      </w:pPr>
+      <w:r>
+        <w:t xml:space="preserve">6.5 </w:t>
+      </w:r>
+      <w:r>
+        <w:rPr>
+          <w:rFonts w:hint="eastAsia"/>
+        </w:rPr>
+        <w:t xml:space="preserve">返回工作台</w:t>
+      </w:r>
+    </w:p>
+    <w:p>
+      <w:pPr>
+        <w:pStyle w:val="FirstParagraph"/>
+      </w:pPr>
+      <w:r>
+        <w:rPr>
+          <w:rFonts w:hint="eastAsia"/>
+        </w:rPr>
+        <w:t xml:space="preserve">定稿并导出后，可点击</w:t>
+      </w:r>
+      <w:r>
+        <w:t xml:space="preserve"> </w:t>
+      </w:r>
+      <w:r>
+        <w:rPr>
+          <w:rFonts w:hint="eastAsia"/>
+          <w:b/>
+          <w:bCs/>
+        </w:rPr>
+        <w:t xml:space="preserve">「返回工作台」</w:t>
+      </w:r>
+      <w:r>
+        <w:rPr>
+          <w:rFonts w:hint="eastAsia"/>
+        </w:rPr>
+        <w:t xml:space="preserve">。工作台</w:t>
+      </w:r>
+      <w:r>
+        <w:t xml:space="preserve"> </w:t>
+      </w:r>
+      <w:r>
+        <w:rPr>
+          <w:rFonts w:hint="eastAsia"/>
+          <w:b/>
+          <w:bCs/>
+        </w:rPr>
+        <w:t xml:space="preserve">「最近协查场景」</w:t>
+      </w:r>
+      <w:r>
+        <w:t xml:space="preserve"> </w:t>
+      </w:r>
+      <w:r>
+        <w:rPr>
+          <w:rFonts w:hint="eastAsia"/>
+        </w:rPr>
+        <w:t xml:space="preserve">列表中可再次打开该项目的清单、简报或复核页。</w:t>
+      </w:r>
+    </w:p>
+    <w:p>
+      <w:r>
+        <w:pict>
+          <v:rect style="width:0;height:1.5pt" o:hralign="center" o:hrstd="t" o:hr="t"/>
+        </w:pict>
+      </w:r>
+    </w:p>
+    <w:bookmarkEnd w:id="29"/>
+    <w:bookmarkEnd w:id="30"/>
+    <w:bookmarkStart w:id="35" w:name="工作台其他功能"/>
+    <w:p>
+      <w:pPr>
+        <w:pStyle w:val="Heading2"/>
+      </w:pPr>
+      <w:r>
+        <w:t xml:space="preserve">7. </w:t>
+      </w:r>
+      <w:r>
+        <w:rPr>
+          <w:rFonts w:hint="eastAsia"/>
+        </w:rPr>
+        <w:t xml:space="preserve">工作台其他功能</w:t>
+      </w:r>
+    </w:p>
+    <w:bookmarkStart w:id="31" w:name="系统状态法务-管理员"/>
+    <w:p>
+      <w:pPr>
+        <w:pStyle w:val="Heading3"/>
+      </w:pPr>
+      <w:r>
+        <w:t xml:space="preserve">7.1 </w:t>
+      </w:r>
+      <w:r>
+        <w:rPr>
+          <w:rFonts w:hint="eastAsia"/>
+        </w:rPr>
+        <w:t xml:space="preserve">系统状态（法务</w:t>
+      </w:r>
+      <w:r>
+        <w:t xml:space="preserve"> / </w:t>
+      </w:r>
+      <w:r>
+        <w:rPr>
+          <w:rFonts w:hint="eastAsia"/>
+        </w:rPr>
+        <w:t xml:space="preserve">管理员）</w:t>
+      </w:r>
+    </w:p>
+    <w:p>
+      <w:pPr>
+        <w:pStyle w:val="FirstParagraph"/>
+      </w:pPr>
+      <w:r>
+        <w:rPr>
+          <w:rFonts w:hint="eastAsia"/>
+        </w:rPr>
+        <w:t xml:space="preserve">工作台</w:t>
+      </w:r>
+      <w:r>
+        <w:t xml:space="preserve"> </w:t>
+      </w:r>
+      <w:r>
+        <w:rPr>
+          <w:rFonts w:hint="eastAsia"/>
+          <w:b/>
+          <w:bCs/>
+        </w:rPr>
+        <w:t xml:space="preserve">法务账号</w:t>
+      </w:r>
+      <w:r>
+        <w:t xml:space="preserve"> </w:t>
+      </w:r>
+      <w:r>
+        <w:rPr>
+          <w:rFonts w:hint="eastAsia"/>
+        </w:rPr>
+        <w:t xml:space="preserve">可见，用于确认后台服务就绪：</w:t>
+      </w:r>
+    </w:p>
+    <w:p>
+      <w:pPr>
+        <w:pStyle w:val="Compact"/>
+        <w:numPr>
+          <w:ilvl w:val="0"/>
+          <w:numId w:val="1013"/>
+        </w:numPr>
+      </w:pPr>
+      <w:r>
+        <w:rPr>
+          <w:rFonts w:hint="eastAsia"/>
+        </w:rPr>
+        <w:t xml:space="preserve">数据库连接状态</w:t>
+      </w:r>
+      <w:r>
+        <w:br/>
+      </w:r>
+    </w:p>
+    <w:p>
+      <w:pPr>
+        <w:pStyle w:val="Compact"/>
+        <w:numPr>
+          <w:ilvl w:val="0"/>
+          <w:numId w:val="1013"/>
+        </w:numPr>
+      </w:pPr>
+      <w:r>
+        <w:rPr>
+          <w:rFonts w:hint="eastAsia"/>
+        </w:rPr>
+        <w:t xml:space="preserve">规则库（新能源</w:t>
+      </w:r>
+      <w:r>
+        <w:t xml:space="preserve"> · 4 </w:t>
+      </w:r>
+      <w:r>
+        <w:rPr>
+          <w:rFonts w:hint="eastAsia"/>
+        </w:rPr>
+        <w:t xml:space="preserve">维度）</w:t>
+      </w:r>
+      <w:r>
+        <w:br/>
+      </w:r>
+    </w:p>
+    <w:p>
+      <w:pPr>
+        <w:pStyle w:val="Compact"/>
+        <w:numPr>
+          <w:ilvl w:val="0"/>
+          <w:numId w:val="1013"/>
+        </w:numPr>
+      </w:pPr>
+      <w:r>
+        <w:rPr>
+          <w:rFonts w:hint="eastAsia"/>
+        </w:rPr>
+        <w:t xml:space="preserve">法源索引条数与检索模式（keyword</w:t>
+      </w:r>
+      <w:r>
+        <w:t xml:space="preserve"> / </w:t>
+      </w:r>
+      <w:r>
+        <w:rPr>
+          <w:rFonts w:hint="eastAsia"/>
+        </w:rPr>
+        <w:t xml:space="preserve">vector）</w:t>
+      </w:r>
+    </w:p>
+    <w:p>
+      <w:pPr>
+        <w:pStyle w:val="FirstParagraph"/>
+      </w:pPr>
+      <w:r>
+        <w:rPr>
+          <w:rFonts w:hint="eastAsia"/>
+        </w:rPr>
+        <w:t xml:space="preserve">业务账号不展示此面板；提交失败时联系管理员排查。</w:t>
+      </w:r>
+    </w:p>
+    <w:bookmarkEnd w:id="31"/>
+    <w:bookmarkStart w:id="32" w:name="法规动态监测辅线"/>
+    <w:p>
+      <w:pPr>
+        <w:pStyle w:val="Heading3"/>
+      </w:pPr>
+      <w:r>
+        <w:t xml:space="preserve">7.2 </w:t>
+      </w:r>
+      <w:r>
+        <w:rPr>
+          <w:rFonts w:hint="eastAsia"/>
+        </w:rPr>
+        <w:t xml:space="preserve">法规动态监测（辅线）</w:t>
+      </w:r>
+    </w:p>
+    <w:p>
+      <w:pPr>
+        <w:pStyle w:val="Compact"/>
+        <w:numPr>
+          <w:ilvl w:val="0"/>
+          <w:numId w:val="1014"/>
+        </w:numPr>
+      </w:pPr>
+      <w:r>
+        <w:rPr>
+          <w:rFonts w:hint="eastAsia"/>
+        </w:rPr>
+        <w:t xml:space="preserve">查看当前监测提醒（若有语料变更）</w:t>
+      </w:r>
+      <w:r>
+        <w:br/>
+      </w:r>
+    </w:p>
+    <w:p>
+      <w:pPr>
+        <w:pStyle w:val="Compact"/>
+        <w:numPr>
+          <w:ilvl w:val="0"/>
+          <w:numId w:val="1014"/>
+        </w:numPr>
+      </w:pPr>
+      <w:r>
+        <w:rPr>
+          <w:rFonts w:hint="eastAsia"/>
+        </w:rPr>
+        <w:t xml:space="preserve">点击</w:t>
+      </w:r>
+      <w:r>
+        <w:t xml:space="preserve"> </w:t>
+      </w:r>
+      <w:r>
+        <w:rPr>
+          <w:rFonts w:hint="eastAsia"/>
+          <w:b/>
+          <w:bCs/>
+        </w:rPr>
+        <w:t xml:space="preserve">「手动扫描法规更新」</w:t>
+      </w:r>
+      <w:r>
+        <w:t xml:space="preserve"> </w:t>
+      </w:r>
+      <w:r>
+        <w:rPr>
+          <w:rFonts w:hint="eastAsia"/>
+        </w:rPr>
+        <w:t xml:space="preserve">触发扫描</w:t>
+      </w:r>
+      <w:r>
+        <w:br/>
+      </w:r>
+    </w:p>
+    <w:p>
+      <w:pPr>
+        <w:pStyle w:val="Compact"/>
+        <w:numPr>
+          <w:ilvl w:val="0"/>
+          <w:numId w:val="1014"/>
+        </w:numPr>
+      </w:pPr>
+      <w:r>
+        <w:rPr>
+          <w:rFonts w:hint="eastAsia"/>
+        </w:rPr>
+        <w:t xml:space="preserve">扫描结果会更新提醒列表与法源索引状态</w:t>
+      </w:r>
+    </w:p>
+    <w:p>
+      <w:pPr>
+        <w:pStyle w:val="BlockText"/>
+      </w:pPr>
+      <w:r>
+        <w:t xml:space="preserve">MVP </w:t>
+      </w:r>
+      <w:r>
+        <w:rPr>
+          <w:rFonts w:hint="eastAsia"/>
+        </w:rPr>
+        <w:t xml:space="preserve">阶段为本地语料变更检测；生产环境可对接</w:t>
+      </w:r>
+      <w:r>
+        <w:t xml:space="preserve"> LexML </w:t>
+      </w:r>
+      <w:r>
+        <w:rPr>
+          <w:rFonts w:hint="eastAsia"/>
+        </w:rPr>
+        <w:t xml:space="preserve">增量同步与订阅推送。</w:t>
+      </w:r>
+    </w:p>
+    <w:bookmarkEnd w:id="32"/>
+    <w:bookmarkStart w:id="33" w:name="法源语料维护法务-web-管理"/>
+    <w:p>
+      <w:pPr>
+        <w:pStyle w:val="Heading3"/>
+      </w:pPr>
+      <w:r>
+        <w:t xml:space="preserve">7.3 </w:t>
+      </w:r>
+      <w:r>
+        <w:rPr>
+          <w:rFonts w:hint="eastAsia"/>
+        </w:rPr>
+        <w:t xml:space="preserve">法源语料维护（法务</w:t>
+      </w:r>
+      <w:r>
+        <w:t xml:space="preserve"> Web </w:t>
+      </w:r>
+      <w:r>
+        <w:rPr>
+          <w:rFonts w:hint="eastAsia"/>
+        </w:rPr>
+        <w:t xml:space="preserve">管理）</w:t>
+      </w:r>
+    </w:p>
+    <w:p>
+      <w:pPr>
+        <w:pStyle w:val="FirstParagraph"/>
+      </w:pPr>
+      <w:r>
+        <w:rPr>
+          <w:rFonts w:hint="eastAsia"/>
+          <w:b/>
+          <w:bCs/>
+        </w:rPr>
+        <w:t xml:space="preserve">入口：</w:t>
+      </w:r>
+      <w:r>
+        <w:t xml:space="preserve"> </w:t>
+      </w:r>
+      <w:r>
+        <w:rPr>
+          <w:rFonts w:hint="eastAsia"/>
+        </w:rPr>
+        <w:t xml:space="preserve">顶部导航</w:t>
+      </w:r>
+      <w:r>
+        <w:t xml:space="preserve"> </w:t>
+      </w:r>
+      <w:r>
+        <w:rPr>
+          <w:rFonts w:hint="eastAsia"/>
+          <w:b/>
+          <w:bCs/>
+        </w:rPr>
+        <w:t xml:space="preserve">「法源维护」</w:t>
+      </w:r>
+      <w:r>
+        <w:t xml:space="preserve"> </w:t>
+      </w:r>
+      <w:r>
+        <w:rPr>
+          <w:rFonts w:hint="eastAsia"/>
+        </w:rPr>
+        <w:t xml:space="preserve">或工作台</w:t>
+      </w:r>
+      <w:r>
+        <w:t xml:space="preserve"> →</w:t>
+      </w:r>
+      <w:r>
+        <w:t xml:space="preserve"> </w:t>
+      </w:r>
+      <w:r>
+        <w:rPr>
+          <w:rFonts w:hint="eastAsia"/>
+          <w:b/>
+          <w:bCs/>
+        </w:rPr>
+        <w:t xml:space="preserve">「法源语料维护」</w:t>
+      </w:r>
+      <w:r>
+        <w:rPr>
+          <w:rFonts w:hint="eastAsia"/>
+        </w:rPr>
+        <w:t xml:space="preserve">（仅</w:t>
+      </w:r>
+      <w:r>
+        <w:t xml:space="preserve"> </w:t>
+      </w:r>
+      <w:r>
+        <w:rPr>
+          <w:rStyle w:val="VerbatimChar"/>
+        </w:rPr>
+        <w:t xml:space="preserve">legal</w:t>
+      </w:r>
+      <w:r>
+        <w:t xml:space="preserve"> </w:t>
+      </w:r>
+      <w:r>
+        <w:t xml:space="preserve">/</w:t>
+      </w:r>
+      <w:r>
+        <w:t xml:space="preserve"> </w:t>
+      </w:r>
+      <w:r>
+        <w:rPr>
+          <w:rStyle w:val="VerbatimChar"/>
+        </w:rPr>
+        <w:t xml:space="preserve">admin</w:t>
+      </w:r>
+      <w:r>
+        <w:rPr>
+          <w:rFonts w:hint="eastAsia"/>
+        </w:rPr>
+        <w:t xml:space="preserve">）</w:t>
       </w:r>
     </w:p>
     <w:tbl>
       <w:tblPr>
         <w:tblStyle w:val="Table"/>
-        <w:tblW w:type="auto" w:w="0"/>
+        <w:tblW w:type="pct" w:w="5000"/>
+        <w:tblLayout w:type="fixed"/>
         <w:tblLook w:firstRow="1" w:lastRow="0" w:firstColumn="0" w:lastColumn="0" w:noHBand="0" w:noVBand="0" w:val="0020"/>
       </w:tblPr>
       <w:tblGrid>
@@ -3963,21 +5126,21 @@
               <w:rPr>
                 <w:rFonts w:hint="eastAsia"/>
               </w:rPr>
-              <w:t xml:space="preserve">确认</w:t>
-            </w:r>
-          </w:p>
-        </w:tc>
-        <w:tc>
-          <w:tcPr/>
-          <w:p>
-            <w:pPr>
-              <w:pStyle w:val="Compact"/>
-            </w:pPr>
-            <w:r>
-              <w:rPr>
-                <w:rFonts w:hint="eastAsia"/>
-              </w:rPr>
-              <w:t xml:space="preserve">认可该条核查结论</w:t>
+              <w:t xml:space="preserve">列表筛选</w:t>
+            </w:r>
+          </w:p>
+        </w:tc>
+        <w:tc>
+          <w:tcPr/>
+          <w:p>
+            <w:pPr>
+              <w:pStyle w:val="Compact"/>
+            </w:pPr>
+            <w:r>
+              <w:rPr>
+                <w:rFonts w:hint="eastAsia"/>
+              </w:rPr>
+              <w:t xml:space="preserve">按维度、法源类型、关键词搜索</w:t>
             </w:r>
           </w:p>
         </w:tc>
@@ -3993,21 +5156,66 @@
               <w:rPr>
                 <w:rFonts w:hint="eastAsia"/>
               </w:rPr>
-              <w:t xml:space="preserve">驳回</w:t>
-            </w:r>
-          </w:p>
-        </w:tc>
-        <w:tc>
-          <w:tcPr/>
-          <w:p>
-            <w:pPr>
-              <w:pStyle w:val="Compact"/>
-            </w:pPr>
-            <w:r>
-              <w:rPr>
-                <w:rFonts w:hint="eastAsia"/>
-              </w:rPr>
-              <w:t xml:space="preserve">不认可，须补充说明</w:t>
+              <w:t xml:space="preserve">新增</w:t>
+            </w:r>
+            <w:r>
+              <w:t xml:space="preserve"> / </w:t>
+            </w:r>
+            <w:r>
+              <w:rPr>
+                <w:rFonts w:hint="eastAsia"/>
+              </w:rPr>
+              <w:t xml:space="preserve">编辑</w:t>
+            </w:r>
+            <w:r>
+              <w:t xml:space="preserve"> / </w:t>
+            </w:r>
+            <w:r>
+              <w:rPr>
+                <w:rFonts w:hint="eastAsia"/>
+              </w:rPr>
+              <w:t xml:space="preserve">删除</w:t>
+            </w:r>
+          </w:p>
+        </w:tc>
+        <w:tc>
+          <w:tcPr/>
+          <w:p>
+            <w:pPr>
+              <w:pStyle w:val="Compact"/>
+            </w:pPr>
+            <w:r>
+              <w:rPr>
+                <w:rFonts w:hint="eastAsia"/>
+              </w:rPr>
+              <w:t xml:space="preserve">维护</w:t>
+            </w:r>
+            <w:r>
+              <w:t xml:space="preserve"> </w:t>
+            </w:r>
+            <w:r>
+              <w:rPr>
+                <w:rStyle w:val="VerbatimChar"/>
+              </w:rPr>
+              <w:t xml:space="preserve">brazil_legal_corpus.json</w:t>
+            </w:r>
+            <w:r>
+              <w:t xml:space="preserve"> </w:t>
+            </w:r>
+            <w:r>
+              <w:rPr>
+                <w:rFonts w:hint="eastAsia"/>
+              </w:rPr>
+              <w:t xml:space="preserve">等价数据（Web</w:t>
+            </w:r>
+            <w:r>
+              <w:t xml:space="preserve"> </w:t>
+            </w:r>
+            <w:r>
+              <w:rPr>
+                <w:rFonts w:hint="eastAsia"/>
+              </w:rPr>
+              <w:t xml:space="preserve">写入）</w:t>
             </w:r>
           </w:p>
         </w:tc>
@@ -4023,21 +5231,69 @@
               <w:rPr>
                 <w:rFonts w:hint="eastAsia"/>
               </w:rPr>
-              <w:t xml:space="preserve">批注</w:t>
-            </w:r>
-          </w:p>
-        </w:tc>
-        <w:tc>
-          <w:tcPr/>
-          <w:p>
-            <w:pPr>
-              <w:pStyle w:val="Compact"/>
-            </w:pPr>
-            <w:r>
-              <w:rPr>
-                <w:rFonts w:hint="eastAsia"/>
-              </w:rPr>
-              <w:t xml:space="preserve">在输入框填写意见，失焦后自动保存</w:t>
+              <w:t xml:space="preserve">重建法源索引</w:t>
+            </w:r>
+          </w:p>
+        </w:tc>
+        <w:tc>
+          <w:tcPr/>
+          <w:p>
+            <w:pPr>
+              <w:pStyle w:val="Compact"/>
+            </w:pPr>
+            <w:r>
+              <w:rPr>
+                <w:rFonts w:hint="eastAsia"/>
+              </w:rPr>
+              <w:t xml:space="preserve">保存后必点，调用</w:t>
+            </w:r>
+            <w:r>
+              <w:t xml:space="preserve"> </w:t>
+            </w:r>
+            <w:r>
+              <w:rPr>
+                <w:rStyle w:val="VerbatimChar"/>
+              </w:rPr>
+              <w:t xml:space="preserve">POST /legal/corpus/reindex</w:t>
+            </w:r>
+          </w:p>
+        </w:tc>
+      </w:tr>
+      <w:tr>
+        <w:tc>
+          <w:tcPr/>
+          <w:p>
+            <w:pPr>
+              <w:pStyle w:val="Compact"/>
+            </w:pPr>
+            <w:r>
+              <w:rPr>
+                <w:rFonts w:hint="eastAsia"/>
+              </w:rPr>
+              <w:t xml:space="preserve">审计</w:t>
+            </w:r>
+          </w:p>
+        </w:tc>
+        <w:tc>
+          <w:tcPr/>
+          <w:p>
+            <w:pPr>
+              <w:pStyle w:val="Compact"/>
+            </w:pPr>
+            <w:r>
+              <w:rPr>
+                <w:rFonts w:hint="eastAsia"/>
+              </w:rPr>
+              <w:t xml:space="preserve">增删改与重建索引写入</w:t>
+            </w:r>
+            <w:r>
+              <w:t xml:space="preserve"> </w:t>
+            </w:r>
+            <w:r>
+              <w:rPr>
+                <w:rStyle w:val="VerbatimChar"/>
+              </w:rPr>
+              <w:t xml:space="preserve">audit_log</w:t>
             </w:r>
           </w:p>
         </w:tc>
@@ -4050,138 +5306,20 @@
       <w:r>
         <w:rPr>
           <w:rFonts w:hint="eastAsia"/>
-          <w:b/>
-          <w:bCs/>
-        </w:rPr>
-        <w:t xml:space="preserve">批量操作：</w:t>
-      </w:r>
-    </w:p>
-    <w:p>
-      <w:pPr>
-        <w:pStyle w:val="Compact"/>
-        <w:numPr>
-          <w:ilvl w:val="0"/>
-          <w:numId w:val="1012"/>
-        </w:numPr>
-      </w:pPr>
-      <w:r>
-        <w:rPr>
-          <w:rFonts w:hint="eastAsia"/>
-          <w:b/>
-          <w:bCs/>
-        </w:rPr>
-        <w:t xml:space="preserve">全部确认</w:t>
-      </w:r>
-      <w:r>
-        <w:t xml:space="preserve"> </w:t>
-      </w:r>
-      <w:r>
-        <w:t xml:space="preserve">— </w:t>
-      </w:r>
-      <w:r>
-        <w:rPr>
-          <w:rFonts w:hint="eastAsia"/>
-        </w:rPr>
-        <w:t xml:space="preserve">一键将所有待处理项设为已确认</w:t>
-      </w:r>
-    </w:p>
-    <w:p>
-      <w:pPr>
-        <w:pStyle w:val="Compact"/>
-        <w:numPr>
-          <w:ilvl w:val="0"/>
-          <w:numId w:val="1012"/>
-        </w:numPr>
-      </w:pPr>
-      <w:r>
-        <w:rPr>
-          <w:rFonts w:hint="eastAsia"/>
-          <w:b/>
-          <w:bCs/>
-        </w:rPr>
-        <w:t xml:space="preserve">提交复核定稿</w:t>
-      </w:r>
-      <w:r>
-        <w:t xml:space="preserve"> </w:t>
-      </w:r>
-      <w:r>
-        <w:t xml:space="preserve">— </w:t>
-      </w:r>
-      <w:r>
-        <w:rPr>
-          <w:rFonts w:hint="eastAsia"/>
-        </w:rPr>
-        <w:t xml:space="preserve">锁定复核结果（定稿后不可再修改单项）</w:t>
-      </w:r>
-    </w:p>
-    <w:p>
-      <w:pPr>
-        <w:pStyle w:val="Compact"/>
-        <w:numPr>
-          <w:ilvl w:val="0"/>
-          <w:numId w:val="1012"/>
-        </w:numPr>
-      </w:pPr>
-      <w:r>
-        <w:rPr>
-          <w:rFonts w:hint="eastAsia"/>
-          <w:b/>
-          <w:bCs/>
-        </w:rPr>
-        <w:t xml:space="preserve">导出</w:t>
-      </w:r>
-      <w:r>
-        <w:rPr>
-          <w:b/>
-          <w:bCs/>
-        </w:rPr>
-        <w:t xml:space="preserve"> Word / </w:t>
-      </w:r>
-      <w:r>
-        <w:rPr>
-          <w:rFonts w:hint="eastAsia"/>
-          <w:b/>
-          <w:bCs/>
-        </w:rPr>
-        <w:t xml:space="preserve">导出</w:t>
-      </w:r>
-      <w:r>
-        <w:rPr>
-          <w:b/>
-          <w:bCs/>
-        </w:rPr>
-        <w:t xml:space="preserve"> PDF</w:t>
-      </w:r>
-      <w:r>
-        <w:t xml:space="preserve"> </w:t>
-      </w:r>
-      <w:r>
-        <w:t xml:space="preserve">— </w:t>
-      </w:r>
-      <w:r>
-        <w:rPr>
-          <w:rFonts w:hint="eastAsia"/>
-        </w:rPr>
-        <w:t xml:space="preserve">定稿后可用，下载</w:t>
-      </w:r>
-      <w:r>
-        <w:t xml:space="preserve"> </w:t>
+        </w:rPr>
+        <w:t xml:space="preserve">核查规则库（</w:t>
       </w:r>
       <w:r>
         <w:rPr>
           <w:rStyle w:val="VerbatimChar"/>
-          <w:rFonts w:hint="eastAsia"/>
-        </w:rPr>
-        <w:t xml:space="preserve">{项目名称}_协查底稿.docx</w:t>
-      </w:r>
-      <w:r>
-        <w:t xml:space="preserve"> </w:t>
-      </w:r>
-      <w:r>
-        <w:rPr>
-          <w:rFonts w:hint="eastAsia"/>
-        </w:rPr>
-        <w:t xml:space="preserve">或</w:t>
+        </w:rPr>
+        <w:t xml:space="preserve">brazil_new_energy.json</w:t>
+      </w:r>
+      <w:r>
+        <w:rPr>
+          <w:rFonts w:hint="eastAsia"/>
+        </w:rPr>
+        <w:t xml:space="preserve">）仍须实施人员维护；语料表单中的</w:t>
       </w:r>
       <w:r>
         <w:t xml:space="preserve"> </w:t>
@@ -4190,320 +5328,26 @@
         <w:rPr>
           <w:rStyle w:val="VerbatimChar"/>
         </w:rPr>
-        <w:t xml:space="preserve">.pdf</w:t>
-      </w:r>
-    </w:p>
-    <w:p>
-      <w:pPr>
-        <w:pStyle w:val="FirstParagraph"/>
-      </w:pPr>
-      <w:r>
-        <w:rPr>
-          <w:rFonts w:hint="eastAsia"/>
-          <w:b/>
-          <w:bCs/>
-        </w:rPr>
-        <w:t xml:space="preserve">定稿条件：</w:t>
-      </w:r>
-      <w:r>
-        <w:t xml:space="preserve"> </w:t>
-      </w:r>
-      <w:r>
-        <w:rPr>
-          <w:rFonts w:hint="eastAsia"/>
-        </w:rPr>
-        <w:t xml:space="preserve">所有条目均须已「确认」或「驳回」，且无待处理项。</w:t>
-      </w:r>
-    </w:p>
-    <w:bookmarkEnd w:id="30"/>
-    <w:bookmarkStart w:id="31" w:name="Xc8192efc64c4e2dfb6e944825218da4edffb8a9"/>
+        <w:t xml:space="preserve">checklist_codes</w:t>
+      </w:r>
+      <w:r>
+        <w:t xml:space="preserve"> </w:t>
+      </w:r>
+      <w:r>
+        <w:rPr>
+          <w:rFonts w:hint="eastAsia"/>
+        </w:rPr>
+        <w:t xml:space="preserve">须与规则库编号一致。</w:t>
+      </w:r>
+    </w:p>
+    <w:bookmarkEnd w:id="33"/>
+    <w:bookmarkStart w:id="34" w:name="快捷链接"/>
     <w:p>
       <w:pPr>
         <w:pStyle w:val="Heading3"/>
       </w:pPr>
       <w:r>
-        <w:t xml:space="preserve">6.5 </w:t>
-      </w:r>
-      <w:r>
-        <w:rPr>
-          <w:rFonts w:hint="eastAsia"/>
-        </w:rPr>
-        <w:t xml:space="preserve">返回工作台</w:t>
-      </w:r>
-    </w:p>
-    <w:p>
-      <w:pPr>
-        <w:pStyle w:val="FirstParagraph"/>
-      </w:pPr>
-      <w:r>
-        <w:rPr>
-          <w:rFonts w:hint="eastAsia"/>
-        </w:rPr>
-        <w:t xml:space="preserve">定稿并导出后，可点击</w:t>
-      </w:r>
-      <w:r>
-        <w:t xml:space="preserve"> </w:t>
-      </w:r>
-      <w:r>
-        <w:rPr>
-          <w:rFonts w:hint="eastAsia"/>
-          <w:b/>
-          <w:bCs/>
-        </w:rPr>
-        <w:t xml:space="preserve">「返回工作台」</w:t>
-      </w:r>
-      <w:r>
-        <w:rPr>
-          <w:rFonts w:hint="eastAsia"/>
-        </w:rPr>
-        <w:t xml:space="preserve">。工作台</w:t>
-      </w:r>
-      <w:r>
-        <w:t xml:space="preserve"> </w:t>
-      </w:r>
-      <w:r>
-        <w:rPr>
-          <w:rFonts w:hint="eastAsia"/>
-          <w:b/>
-          <w:bCs/>
-        </w:rPr>
-        <w:t xml:space="preserve">「最近协查场景」</w:t>
-      </w:r>
-      <w:r>
-        <w:t xml:space="preserve"> </w:t>
-      </w:r>
-      <w:r>
-        <w:rPr>
-          <w:rFonts w:hint="eastAsia"/>
-        </w:rPr>
-        <w:t xml:space="preserve">列表中可再次打开该项目的清单、简报或复核页。</w:t>
-      </w:r>
-    </w:p>
-    <w:p>
-      <w:r>
-        <w:pict>
-          <v:rect style="width:0;height:1.5pt" o:hralign="center" o:hrstd="t" o:hr="t"/>
-        </w:pict>
-      </w:r>
-    </w:p>
-    <w:bookmarkEnd w:id="31"/>
-    <w:bookmarkEnd w:id="32"/>
-    <w:bookmarkStart w:id="36" w:name="Xcc5c5ce2b23aa4de37308814cb1a806a81f88d6"/>
-    <w:p>
-      <w:pPr>
-        <w:pStyle w:val="Heading2"/>
-      </w:pPr>
-      <w:r>
-        <w:t xml:space="preserve">7. </w:t>
-      </w:r>
-      <w:r>
-        <w:rPr>
-          <w:rFonts w:hint="eastAsia"/>
-        </w:rPr>
-        <w:t xml:space="preserve">工作台其他功能</w:t>
-      </w:r>
-    </w:p>
-    <w:bookmarkStart w:id="33" w:name="X0ff06e519bf67944d468b4047f011e9ada1c8e3"/>
-    <w:p>
-      <w:pPr>
-        <w:pStyle w:val="Heading3"/>
-      </w:pPr>
-      <w:r>
-        <w:t xml:space="preserve">7.1 </w:t>
-      </w:r>
-      <w:r>
-        <w:rPr>
-          <w:rFonts w:hint="eastAsia"/>
-        </w:rPr>
-        <w:t xml:space="preserve">系统状态</w:t>
-      </w:r>
-    </w:p>
-    <w:p>
-      <w:pPr>
-        <w:pStyle w:val="FirstParagraph"/>
-      </w:pPr>
-      <w:r>
-        <w:rPr>
-          <w:rFonts w:hint="eastAsia"/>
-        </w:rPr>
-        <w:t xml:space="preserve">工作台右侧面板显示：</w:t>
-      </w:r>
-    </w:p>
-    <w:p>
-      <w:pPr>
-        <w:pStyle w:val="Compact"/>
-        <w:numPr>
-          <w:ilvl w:val="0"/>
-          <w:numId w:val="1013"/>
-        </w:numPr>
-      </w:pPr>
-      <w:r>
-        <w:rPr>
-          <w:rFonts w:hint="eastAsia"/>
-        </w:rPr>
-        <w:t xml:space="preserve">数据库连接状态</w:t>
-      </w:r>
-    </w:p>
-    <w:p>
-      <w:pPr>
-        <w:pStyle w:val="Compact"/>
-        <w:numPr>
-          <w:ilvl w:val="0"/>
-          <w:numId w:val="1013"/>
-        </w:numPr>
-      </w:pPr>
-      <w:r>
-        <w:rPr>
-          <w:rFonts w:hint="eastAsia"/>
-        </w:rPr>
-        <w:t xml:space="preserve">规则库（新能源</w:t>
-      </w:r>
-      <w:r>
-        <w:t xml:space="preserve"> · 4 </w:t>
-      </w:r>
-      <w:r>
-        <w:rPr>
-          <w:rFonts w:hint="eastAsia"/>
-        </w:rPr>
-        <w:t xml:space="preserve">维度）</w:t>
-      </w:r>
-    </w:p>
-    <w:p>
-      <w:pPr>
-        <w:pStyle w:val="Compact"/>
-        <w:numPr>
-          <w:ilvl w:val="0"/>
-          <w:numId w:val="1013"/>
-        </w:numPr>
-      </w:pPr>
-      <w:r>
-        <w:rPr>
-          <w:rFonts w:hint="eastAsia"/>
-        </w:rPr>
-        <w:t xml:space="preserve">法源索引条数与检索模式（keyword</w:t>
-      </w:r>
-      <w:r>
-        <w:t xml:space="preserve"> / </w:t>
-      </w:r>
-      <w:r>
-        <w:rPr>
-          <w:rFonts w:hint="eastAsia"/>
-        </w:rPr>
-        <w:t xml:space="preserve">vector）</w:t>
-      </w:r>
-    </w:p>
-    <w:bookmarkEnd w:id="33"/>
-    <w:bookmarkStart w:id="34" w:name="Xe44fb37d9d616ae6c85a76b69358f1cc63a4edb"/>
-    <w:p>
-      <w:pPr>
-        <w:pStyle w:val="Heading3"/>
-      </w:pPr>
-      <w:r>
-        <w:t xml:space="preserve">7.2 </w:t>
-      </w:r>
-      <w:r>
-        <w:rPr>
-          <w:rFonts w:hint="eastAsia"/>
-        </w:rPr>
-        <w:t xml:space="preserve">法规动态监测（辅线）</w:t>
-      </w:r>
-    </w:p>
-    <w:p>
-      <w:pPr>
-        <w:pStyle w:val="Compact"/>
-        <w:numPr>
-          <w:ilvl w:val="0"/>
-          <w:numId w:val="1014"/>
-        </w:numPr>
-      </w:pPr>
-      <w:r>
-        <w:rPr>
-          <w:rFonts w:hint="eastAsia"/>
-        </w:rPr>
-        <w:t xml:space="preserve">查看当前监测提醒（若有语料变更）</w:t>
-      </w:r>
-    </w:p>
-    <w:p>
-      <w:pPr>
-        <w:pStyle w:val="Compact"/>
-        <w:numPr>
-          <w:ilvl w:val="0"/>
-          <w:numId w:val="1014"/>
-        </w:numPr>
-      </w:pPr>
-      <w:r>
-        <w:rPr>
-          <w:rFonts w:hint="eastAsia"/>
-        </w:rPr>
-        <w:t xml:space="preserve">点击</w:t>
-      </w:r>
-      <w:r>
-        <w:t xml:space="preserve"> </w:t>
-      </w:r>
-      <w:r>
-        <w:rPr>
-          <w:rFonts w:hint="eastAsia"/>
-          <w:b/>
-          <w:bCs/>
-        </w:rPr>
-        <w:t xml:space="preserve">「手动扫描法规更新」</w:t>
-      </w:r>
-      <w:r>
-        <w:t xml:space="preserve"> </w:t>
-      </w:r>
-      <w:r>
-        <w:rPr>
-          <w:rFonts w:hint="eastAsia"/>
-        </w:rPr>
-        <w:t xml:space="preserve">触发扫描</w:t>
-      </w:r>
-    </w:p>
-    <w:p>
-      <w:pPr>
-        <w:pStyle w:val="Compact"/>
-        <w:numPr>
-          <w:ilvl w:val="0"/>
-          <w:numId w:val="1014"/>
-        </w:numPr>
-      </w:pPr>
-      <w:r>
-        <w:rPr>
-          <w:rFonts w:hint="eastAsia"/>
-        </w:rPr>
-        <w:t xml:space="preserve">扫描结果会更新提醒列表与法源索引状态</w:t>
-      </w:r>
-    </w:p>
-    <w:p>
-      <w:pPr>
-        <w:pStyle w:val="BlockText"/>
-      </w:pPr>
-      <w:r>
-        <w:t xml:space="preserve">MVP </w:t>
-      </w:r>
-      <w:r>
-        <w:rPr>
-          <w:rFonts w:hint="eastAsia"/>
-        </w:rPr>
-        <w:t xml:space="preserve">阶段为本地语料变更检测；生产环境可对接</w:t>
-      </w:r>
-      <w:r>
-        <w:t xml:space="preserve"> LexML </w:t>
-      </w:r>
-      <w:r>
-        <w:rPr>
-          <w:rFonts w:hint="eastAsia"/>
-        </w:rPr>
-        <w:t xml:space="preserve">增量同步与订阅推送。</w:t>
-      </w:r>
-    </w:p>
-    <w:bookmarkEnd w:id="34"/>
-    <w:bookmarkStart w:id="35" w:name="Xfa6d660e4c066544575d38064dc633170798b8c"/>
-    <w:p>
-      <w:pPr>
-        <w:pStyle w:val="Heading3"/>
-      </w:pPr>
-      <w:r>
-        <w:t xml:space="preserve">7.3 </w:t>
+        <w:t xml:space="preserve">7.4 </w:t>
       </w:r>
       <w:r>
         <w:rPr>
@@ -4563,6 +5407,9 @@
         </w:rPr>
         <w:t xml:space="preserve">交互文档</w:t>
       </w:r>
+      <w:r>
+        <w:br/>
+      </w:r>
     </w:p>
     <w:p>
       <w:pPr>
@@ -4607,9 +5454,9 @@
         </w:pict>
       </w:r>
     </w:p>
+    <w:bookmarkEnd w:id="34"/>
     <w:bookmarkEnd w:id="35"/>
-    <w:bookmarkEnd w:id="36"/>
-    <w:bookmarkStart w:id="42" w:name="Xc2ebe93ba74dc03a29ba5f6102717417d3feddb"/>
+    <w:bookmarkStart w:id="40" w:name="llm-润色配置可选"/>
     <w:p>
       <w:pPr>
         <w:pStyle w:val="Heading2"/>
@@ -4624,7 +5471,7 @@
         <w:t xml:space="preserve">润色配置（可选）</w:t>
       </w:r>
     </w:p>
-    <w:bookmarkStart w:id="38" w:name="X57ff448f1b36f19504abc0318f63e3bcf427597"/>
+    <w:bookmarkStart w:id="36" w:name="配置步骤"/>
     <w:p>
       <w:pPr>
         <w:pStyle w:val="Heading3"/>
@@ -4686,6 +5533,9 @@
         </w:rPr>
         <w:t xml:space="preserve">复制）</w:t>
       </w:r>
+      <w:r>
+        <w:br/>
+      </w:r>
     </w:p>
     <w:p>
       <w:pPr>
@@ -4779,6 +5629,9 @@
         </w:rPr>
         <w:t xml:space="preserve">）</w:t>
       </w:r>
+      <w:r>
+        <w:br/>
+      </w:r>
     </w:p>
     <w:p>
       <w:pPr>
@@ -4795,68 +5648,57 @@
         <w:t xml:space="preserve">访问</w:t>
       </w:r>
       <w:r>
+        <w:t xml:space="preserve"> http://127.0.0.1:8000/api/v1/llm/status </w:t>
+      </w:r>
+      <w:r>
+        <w:rPr>
+          <w:rFonts w:hint="eastAsia"/>
+        </w:rPr>
+        <w:t xml:space="preserve">或在简报页查看</w:t>
+      </w:r>
+      <w:r>
+        <w:t xml:space="preserve"> LLM </w:t>
+      </w:r>
+      <w:r>
+        <w:rPr>
+          <w:rFonts w:hint="eastAsia"/>
+        </w:rPr>
+        <w:t xml:space="preserve">状态</w:t>
+      </w:r>
+    </w:p>
+    <w:bookmarkEnd w:id="36"/>
+    <w:bookmarkStart w:id="38" w:name="获取-api-key"/>
+    <w:p>
+      <w:pPr>
+        <w:pStyle w:val="Heading3"/>
+      </w:pPr>
+      <w:r>
+        <w:t xml:space="preserve">8.2 </w:t>
+      </w:r>
+      <w:r>
+        <w:rPr>
+          <w:rFonts w:hint="eastAsia"/>
+        </w:rPr>
+        <w:t xml:space="preserve">获取</w:t>
+      </w:r>
+      <w:r>
+        <w:t xml:space="preserve"> API Key</w:t>
+      </w:r>
+    </w:p>
+    <w:p>
+      <w:pPr>
+        <w:pStyle w:val="FirstParagraph"/>
+      </w:pPr>
+      <w:r>
+        <w:rPr>
+          <w:rFonts w:hint="eastAsia"/>
+        </w:rPr>
+        <w:t xml:space="preserve">登录</w:t>
+      </w:r>
+      <w:r>
         <w:t xml:space="preserve"> </w:t>
       </w:r>
       <w:hyperlink r:id="rId37">
-        <w:r>
-          <w:rPr>
-            <w:rStyle w:val="Hyperlink"/>
-          </w:rPr>
-          <w:t xml:space="preserve">http://127.0.0.1:8000/api/v1/llm/status</w:t>
-        </w:r>
-      </w:hyperlink>
-      <w:r>
-        <w:t xml:space="preserve"> </w:t>
-      </w:r>
-      <w:r>
-        <w:rPr>
-          <w:rFonts w:hint="eastAsia"/>
-        </w:rPr>
-        <w:t xml:space="preserve">或在简报页查看</w:t>
-      </w:r>
-      <w:r>
-        <w:t xml:space="preserve"> LLM </w:t>
-      </w:r>
-      <w:r>
-        <w:rPr>
-          <w:rFonts w:hint="eastAsia"/>
-        </w:rPr>
-        <w:t xml:space="preserve">状态</w:t>
-      </w:r>
-    </w:p>
-    <w:bookmarkEnd w:id="38"/>
-    <w:bookmarkStart w:id="40" w:name="Xdd135934241258c57617fb47b733ea0ded8621b"/>
-    <w:p>
-      <w:pPr>
-        <w:pStyle w:val="Heading3"/>
-      </w:pPr>
-      <w:r>
-        <w:t xml:space="preserve">8.2 </w:t>
-      </w:r>
-      <w:r>
-        <w:rPr>
-          <w:rFonts w:hint="eastAsia"/>
-        </w:rPr>
-        <w:t xml:space="preserve">获取</w:t>
-      </w:r>
-      <w:r>
-        <w:t xml:space="preserve"> API Key</w:t>
-      </w:r>
-    </w:p>
-    <w:p>
-      <w:pPr>
-        <w:pStyle w:val="FirstParagraph"/>
-      </w:pPr>
-      <w:r>
-        <w:rPr>
-          <w:rFonts w:hint="eastAsia"/>
-        </w:rPr>
-        <w:t xml:space="preserve">登录</w:t>
-      </w:r>
-      <w:r>
-        <w:t xml:space="preserve"> </w:t>
-      </w:r>
-      <w:hyperlink r:id="rId39">
         <w:r>
           <w:rPr>
             <w:rStyle w:val="Hyperlink"/>
@@ -4912,8 +5754,8 @@
         <w:t xml:space="preserve">。</w:t>
       </w:r>
     </w:p>
-    <w:bookmarkEnd w:id="40"/>
-    <w:bookmarkStart w:id="41" w:name="X1bc27ff067ddc31fca521d90fc8a8450a38e12a"/>
+    <w:bookmarkEnd w:id="38"/>
+    <w:bookmarkStart w:id="39" w:name="注意事项"/>
     <w:p>
       <w:pPr>
         <w:pStyle w:val="Heading3"/>
@@ -4978,6 +5820,9 @@
       <w:r>
         <w:t xml:space="preserve"> Issue</w:t>
       </w:r>
+      <w:r>
+        <w:br/>
+      </w:r>
     </w:p>
     <w:p>
       <w:pPr>
@@ -5002,6 +5847,9 @@
         </w:rPr>
         <w:t xml:space="preserve">秒；若失败，系统自动回退模板模式</w:t>
       </w:r>
+      <w:r>
+        <w:br/>
+      </w:r>
     </w:p>
     <w:p>
       <w:pPr>
@@ -5046,36 +5894,756 @@
         </w:pict>
       </w:r>
     </w:p>
+    <w:bookmarkEnd w:id="39"/>
+    <w:bookmarkEnd w:id="40"/>
+    <w:bookmarkStart w:id="46" w:name="word-导出模板定制"/>
+    <w:p>
+      <w:pPr>
+        <w:pStyle w:val="Heading2"/>
+      </w:pPr>
+      <w:r>
+        <w:t xml:space="preserve">9. Word </w:t>
+      </w:r>
+      <w:r>
+        <w:rPr>
+          <w:rFonts w:hint="eastAsia"/>
+        </w:rPr>
+        <w:t xml:space="preserve">导出模板定制</w:t>
+      </w:r>
+    </w:p>
+    <w:p>
+      <w:pPr>
+        <w:pStyle w:val="FirstParagraph"/>
+      </w:pPr>
+      <w:r>
+        <w:rPr>
+          <w:rFonts w:hint="eastAsia"/>
+        </w:rPr>
+        <w:t xml:space="preserve">本章面向</w:t>
+      </w:r>
+      <w:r>
+        <w:rPr>
+          <w:rFonts w:hint="eastAsia"/>
+          <w:b/>
+          <w:bCs/>
+        </w:rPr>
+        <w:t xml:space="preserve">实施人员、运维与定制开发</w:t>
+      </w:r>
+      <w:r>
+        <w:rPr>
+          <w:rFonts w:hint="eastAsia"/>
+        </w:rPr>
+        <w:t xml:space="preserve">，说明如何调整定稿后导出的</w:t>
+      </w:r>
+      <w:r>
+        <w:t xml:space="preserve"> Word </w:t>
+      </w:r>
+      <w:r>
+        <w:rPr>
+          <w:rFonts w:hint="eastAsia"/>
+        </w:rPr>
+        <w:t xml:space="preserve">文档（默认：法学院《涉外投资合规法律研究意见书》）。PDF</w:t>
+      </w:r>
+      <w:r>
+        <w:t xml:space="preserve"> </w:t>
+      </w:r>
+      <w:r>
+        <w:rPr>
+          <w:rFonts w:hint="eastAsia"/>
+        </w:rPr>
+        <w:t xml:space="preserve">导出仍使用</w:t>
+      </w:r>
+      <w:r>
+        <w:t xml:space="preserve"> legacy </w:t>
+      </w:r>
+      <w:r>
+        <w:rPr>
+          <w:rFonts w:hint="eastAsia"/>
+        </w:rPr>
+        <w:t xml:space="preserve">协查底稿格式，若需同步定制须另行修改代码（见</w:t>
+      </w:r>
+      <w:r>
+        <w:t xml:space="preserve"> </w:t>
+      </w:r>
+      <w:r>
+        <w:rPr>
+          <w:rFonts w:hint="eastAsia"/>
+        </w:rPr>
+        <w:t xml:space="preserve">9.5）。</w:t>
+      </w:r>
+    </w:p>
+    <w:bookmarkStart w:id="41" w:name="模板机制概览"/>
+    <w:p>
+      <w:pPr>
+        <w:pStyle w:val="Heading3"/>
+      </w:pPr>
+      <w:r>
+        <w:t xml:space="preserve">9.1 </w:t>
+      </w:r>
+      <w:r>
+        <w:rPr>
+          <w:rFonts w:hint="eastAsia"/>
+        </w:rPr>
+        <w:t xml:space="preserve">模板机制概览</w:t>
+      </w:r>
+    </w:p>
+    <w:tbl>
+      <w:tblPr>
+        <w:tblStyle w:val="Table"/>
+        <w:tblW w:type="pct" w:w="5000"/>
+        <w:tblLayout w:type="fixed"/>
+        <w:tblLook w:firstRow="1" w:lastRow="0" w:firstColumn="0" w:lastColumn="0" w:noHBand="0" w:noVBand="0" w:val="0020"/>
+      </w:tblPr>
+      <w:tblGrid>
+        <w:gridCol w:w="3960"/>
+        <w:gridCol w:w="3960"/>
+      </w:tblGrid>
+      <w:tr>
+        <w:trPr>
+          <w:tblHeader w:val="on"/>
+        </w:trPr>
+        <w:tc>
+          <w:tcPr/>
+          <w:p>
+            <w:pPr>
+              <w:pStyle w:val="Compact"/>
+            </w:pPr>
+            <w:r>
+              <w:rPr>
+                <w:rFonts w:hint="eastAsia"/>
+              </w:rPr>
+              <w:t xml:space="preserve">项目</w:t>
+            </w:r>
+          </w:p>
+        </w:tc>
+        <w:tc>
+          <w:tcPr/>
+          <w:p>
+            <w:pPr>
+              <w:pStyle w:val="Compact"/>
+            </w:pPr>
+            <w:r>
+              <w:rPr>
+                <w:rFonts w:hint="eastAsia"/>
+              </w:rPr>
+              <w:t xml:space="preserve">说明</w:t>
+            </w:r>
+          </w:p>
+        </w:tc>
+      </w:tr>
+      <w:tr>
+        <w:tc>
+          <w:tcPr/>
+          <w:p>
+            <w:pPr>
+              <w:pStyle w:val="Compact"/>
+            </w:pPr>
+            <w:r>
+              <w:rPr>
+                <w:rFonts w:hint="eastAsia"/>
+              </w:rPr>
+              <w:t xml:space="preserve">默认模板</w:t>
+            </w:r>
+          </w:p>
+        </w:tc>
+        <w:tc>
+          <w:tcPr/>
+          <w:p>
+            <w:pPr>
+              <w:pStyle w:val="Compact"/>
+            </w:pPr>
+            <w:r>
+              <w:rPr>
+                <w:rStyle w:val="VerbatimChar"/>
+              </w:rPr>
+              <w:t xml:space="preserve">law_school</w:t>
+            </w:r>
+            <w:r>
+              <w:t xml:space="preserve"> </w:t>
+            </w:r>
+            <w:r>
+              <w:t xml:space="preserve">— </w:t>
+            </w:r>
+            <w:r>
+              <w:rPr>
+                <w:rFonts w:hint="eastAsia"/>
+              </w:rPr>
+              <w:t xml:space="preserve">法学院标准法律研究意见书</w:t>
+            </w:r>
+          </w:p>
+        </w:tc>
+      </w:tr>
+      <w:tr>
+        <w:tc>
+          <w:tcPr/>
+          <w:p>
+            <w:pPr>
+              <w:pStyle w:val="Compact"/>
+            </w:pPr>
+            <w:r>
+              <w:rPr>
+                <w:rFonts w:hint="eastAsia"/>
+              </w:rPr>
+              <w:t xml:space="preserve">旧版模板</w:t>
+            </w:r>
+          </w:p>
+        </w:tc>
+        <w:tc>
+          <w:tcPr/>
+          <w:p>
+            <w:pPr>
+              <w:pStyle w:val="Compact"/>
+            </w:pPr>
+            <w:r>
+              <w:rPr>
+                <w:rStyle w:val="VerbatimChar"/>
+              </w:rPr>
+              <w:t xml:space="preserve">legacy</w:t>
+            </w:r>
+            <w:r>
+              <w:t xml:space="preserve"> </w:t>
+            </w:r>
+            <w:r>
+              <w:t xml:space="preserve">— </w:t>
+            </w:r>
+            <w:r>
+              <w:rPr>
+                <w:rFonts w:hint="eastAsia"/>
+              </w:rPr>
+              <w:t xml:space="preserve">早期「拉美投资合规协查底稿」</w:t>
+            </w:r>
+          </w:p>
+        </w:tc>
+      </w:tr>
+      <w:tr>
+        <w:tc>
+          <w:tcPr/>
+          <w:p>
+            <w:pPr>
+              <w:pStyle w:val="Compact"/>
+            </w:pPr>
+            <w:r>
+              <w:rPr>
+                <w:rFonts w:hint="eastAsia"/>
+              </w:rPr>
+              <w:t xml:space="preserve">切换方式</w:t>
+            </w:r>
+          </w:p>
+        </w:tc>
+        <w:tc>
+          <w:tcPr/>
+          <w:p>
+            <w:pPr>
+              <w:pStyle w:val="Compact"/>
+            </w:pPr>
+            <w:r>
+              <w:rPr>
+                <w:rFonts w:hint="eastAsia"/>
+              </w:rPr>
+              <w:t xml:space="preserve">环境变量</w:t>
+            </w:r>
+            <w:r>
+              <w:t xml:space="preserve"> </w:t>
+            </w:r>
+            <w:r>
+              <w:rPr>
+                <w:rStyle w:val="VerbatimChar"/>
+              </w:rPr>
+              <w:t xml:space="preserve">EXPORT_TEMPLATE</w:t>
+            </w:r>
+          </w:p>
+        </w:tc>
+      </w:tr>
+      <w:tr>
+        <w:tc>
+          <w:tcPr/>
+          <w:p>
+            <w:pPr>
+              <w:pStyle w:val="Compact"/>
+            </w:pPr>
+            <w:r>
+              <w:rPr>
+                <w:rFonts w:hint="eastAsia"/>
+              </w:rPr>
+              <w:t xml:space="preserve">数据来源</w:t>
+            </w:r>
+          </w:p>
+        </w:tc>
+        <w:tc>
+          <w:tcPr/>
+          <w:p>
+            <w:pPr>
+              <w:pStyle w:val="Compact"/>
+            </w:pPr>
+            <w:r>
+              <w:rPr>
+                <w:rFonts w:hint="eastAsia"/>
+              </w:rPr>
+              <w:t xml:space="preserve">场景字段</w:t>
+            </w:r>
+            <w:r>
+              <w:t xml:space="preserve"> + </w:t>
+            </w:r>
+            <w:r>
+              <w:rPr>
+                <w:rFonts w:hint="eastAsia"/>
+              </w:rPr>
+              <w:t xml:space="preserve">核查清单</w:t>
+            </w:r>
+            <w:r>
+              <w:t xml:space="preserve"> + </w:t>
+            </w:r>
+            <w:r>
+              <w:rPr>
+                <w:rFonts w:hint="eastAsia"/>
+              </w:rPr>
+              <w:t xml:space="preserve">双语简报</w:t>
+            </w:r>
+            <w:r>
+              <w:t xml:space="preserve"> + </w:t>
+            </w:r>
+            <w:r>
+              <w:rPr>
+                <w:rFonts w:hint="eastAsia"/>
+              </w:rPr>
+              <w:t xml:space="preserve">法务复核结果</w:t>
+            </w:r>
+          </w:p>
+        </w:tc>
+      </w:tr>
+      <w:tr>
+        <w:tc>
+          <w:tcPr/>
+          <w:p>
+            <w:pPr>
+              <w:pStyle w:val="Compact"/>
+            </w:pPr>
+            <w:r>
+              <w:rPr>
+                <w:rFonts w:hint="eastAsia"/>
+              </w:rPr>
+              <w:t xml:space="preserve">前端按钮</w:t>
+            </w:r>
+          </w:p>
+        </w:tc>
+        <w:tc>
+          <w:tcPr/>
+          <w:p>
+            <w:pPr>
+              <w:pStyle w:val="Compact"/>
+            </w:pPr>
+            <w:r>
+              <w:rPr>
+                <w:rFonts w:hint="eastAsia"/>
+              </w:rPr>
+              <w:t xml:space="preserve">复核页显示「导出</w:t>
+            </w:r>
+            <w:r>
+              <w:t xml:space="preserve"> Word · </w:t>
+            </w:r>
+            <w:r>
+              <w:rPr>
+                <w:rFonts w:hint="eastAsia"/>
+              </w:rPr>
+              <w:t xml:space="preserve">法律研究意见书」（标签来自</w:t>
+            </w:r>
+            <w:r>
+              <w:t xml:space="preserve"> </w:t>
+            </w:r>
+            <w:r>
+              <w:rPr>
+                <w:rStyle w:val="VerbatimChar"/>
+              </w:rPr>
+              <w:t xml:space="preserve">/export/config</w:t>
+            </w:r>
+            <w:r>
+              <w:rPr>
+                <w:rFonts w:hint="eastAsia"/>
+              </w:rPr>
+              <w:t xml:space="preserve">）</w:t>
+            </w:r>
+          </w:p>
+        </w:tc>
+      </w:tr>
+    </w:tbl>
+    <w:p>
+      <w:pPr>
+        <w:pStyle w:val="BodyText"/>
+      </w:pPr>
+      <w:r>
+        <w:rPr>
+          <w:rFonts w:hint="eastAsia"/>
+          <w:b/>
+          <w:bCs/>
+        </w:rPr>
+        <w:t xml:space="preserve">核心代码路径（项目根目录</w:t>
+      </w:r>
+      <w:r>
+        <w:rPr>
+          <w:b/>
+          <w:bCs/>
+        </w:rPr>
+        <w:t xml:space="preserve"> </w:t>
+      </w:r>
+      <w:r>
+        <w:rPr>
+          <w:rStyle w:val="VerbatimChar"/>
+          <w:b/>
+          <w:bCs/>
+        </w:rPr>
+        <w:t xml:space="preserve">vela-platform/</w:t>
+      </w:r>
+      <w:r>
+        <w:rPr>
+          <w:rFonts w:hint="eastAsia"/>
+          <w:b/>
+          <w:bCs/>
+        </w:rPr>
+        <w:t xml:space="preserve">）：</w:t>
+      </w:r>
+    </w:p>
+    <w:tbl>
+      <w:tblPr>
+        <w:tblStyle w:val="Table"/>
+        <w:tblW w:type="pct" w:w="5000"/>
+        <w:tblLayout w:type="fixed"/>
+        <w:tblLook w:firstRow="1" w:lastRow="0" w:firstColumn="0" w:lastColumn="0" w:noHBand="0" w:noVBand="0" w:val="0020"/>
+      </w:tblPr>
+      <w:tblGrid>
+        <w:gridCol w:w="3960"/>
+        <w:gridCol w:w="3960"/>
+      </w:tblGrid>
+      <w:tr>
+        <w:trPr>
+          <w:tblHeader w:val="on"/>
+        </w:trPr>
+        <w:tc>
+          <w:tcPr/>
+          <w:p>
+            <w:pPr>
+              <w:pStyle w:val="Compact"/>
+            </w:pPr>
+            <w:r>
+              <w:rPr>
+                <w:rFonts w:hint="eastAsia"/>
+              </w:rPr>
+              <w:t xml:space="preserve">文件</w:t>
+            </w:r>
+          </w:p>
+        </w:tc>
+        <w:tc>
+          <w:tcPr/>
+          <w:p>
+            <w:pPr>
+              <w:pStyle w:val="Compact"/>
+            </w:pPr>
+            <w:r>
+              <w:rPr>
+                <w:rFonts w:hint="eastAsia"/>
+              </w:rPr>
+              <w:t xml:space="preserve">作用</w:t>
+            </w:r>
+          </w:p>
+        </w:tc>
+      </w:tr>
+      <w:tr>
+        <w:tc>
+          <w:tcPr/>
+          <w:p>
+            <w:pPr>
+              <w:pStyle w:val="Compact"/>
+            </w:pPr>
+            <w:r>
+              <w:rPr>
+                <w:rStyle w:val="VerbatimChar"/>
+              </w:rPr>
+              <w:t xml:space="preserve">backend/app/services/export_template_law_school.py</w:t>
+            </w:r>
+          </w:p>
+        </w:tc>
+        <w:tc>
+          <w:tcPr/>
+          <w:p>
+            <w:pPr>
+              <w:pStyle w:val="Compact"/>
+            </w:pPr>
+            <w:r>
+              <w:rPr>
+                <w:rFonts w:hint="eastAsia"/>
+              </w:rPr>
+              <w:t xml:space="preserve">法学院</w:t>
+            </w:r>
+            <w:r>
+              <w:t xml:space="preserve"> Word </w:t>
+            </w:r>
+            <w:r>
+              <w:rPr>
+                <w:rFonts w:hint="eastAsia"/>
+              </w:rPr>
+              <w:t xml:space="preserve">正文结构与排版</w:t>
+            </w:r>
+          </w:p>
+        </w:tc>
+      </w:tr>
+      <w:tr>
+        <w:tc>
+          <w:tcPr/>
+          <w:p>
+            <w:pPr>
+              <w:pStyle w:val="Compact"/>
+            </w:pPr>
+            <w:r>
+              <w:rPr>
+                <w:rStyle w:val="VerbatimChar"/>
+              </w:rPr>
+              <w:t xml:space="preserve">backend/app/services/export_service.py</w:t>
+            </w:r>
+          </w:p>
+        </w:tc>
+        <w:tc>
+          <w:tcPr/>
+          <w:p>
+            <w:pPr>
+              <w:pStyle w:val="Compact"/>
+            </w:pPr>
+            <w:r>
+              <w:rPr>
+                <w:rFonts w:hint="eastAsia"/>
+              </w:rPr>
+              <w:t xml:space="preserve">按</w:t>
+            </w:r>
+            <w:r>
+              <w:t xml:space="preserve"> </w:t>
+            </w:r>
+            <w:r>
+              <w:rPr>
+                <w:rStyle w:val="VerbatimChar"/>
+              </w:rPr>
+              <w:t xml:space="preserve">EXPORT_TEMPLATE</w:t>
+            </w:r>
+            <w:r>
+              <w:t xml:space="preserve"> </w:t>
+            </w:r>
+            <w:r>
+              <w:rPr>
+                <w:rFonts w:hint="eastAsia"/>
+              </w:rPr>
+              <w:t xml:space="preserve">路由到对应模板</w:t>
+            </w:r>
+          </w:p>
+        </w:tc>
+      </w:tr>
+      <w:tr>
+        <w:tc>
+          <w:tcPr/>
+          <w:p>
+            <w:pPr>
+              <w:pStyle w:val="Compact"/>
+            </w:pPr>
+            <w:r>
+              <w:rPr>
+                <w:rStyle w:val="VerbatimChar"/>
+              </w:rPr>
+              <w:t xml:space="preserve">backend/app/services/export_context.py</w:t>
+            </w:r>
+          </w:p>
+        </w:tc>
+        <w:tc>
+          <w:tcPr/>
+          <w:p>
+            <w:pPr>
+              <w:pStyle w:val="Compact"/>
+            </w:pPr>
+            <w:r>
+              <w:rPr>
+                <w:rFonts w:hint="eastAsia"/>
+              </w:rPr>
+              <w:t xml:space="preserve">从场景聚合导出所需数据</w:t>
+            </w:r>
+          </w:p>
+        </w:tc>
+      </w:tr>
+      <w:tr>
+        <w:tc>
+          <w:tcPr/>
+          <w:p>
+            <w:pPr>
+              <w:pStyle w:val="Compact"/>
+            </w:pPr>
+            <w:r>
+              <w:rPr>
+                <w:rStyle w:val="VerbatimChar"/>
+              </w:rPr>
+              <w:t xml:space="preserve">backend/app/services/disclaimer.py</w:t>
+            </w:r>
+          </w:p>
+        </w:tc>
+        <w:tc>
+          <w:tcPr/>
+          <w:p>
+            <w:pPr>
+              <w:pStyle w:val="Compact"/>
+            </w:pPr>
+            <w:r>
+              <w:rPr>
+                <w:rFonts w:hint="eastAsia"/>
+              </w:rPr>
+              <w:t xml:space="preserve">附录免责声明全文</w:t>
+            </w:r>
+          </w:p>
+        </w:tc>
+      </w:tr>
+      <w:tr>
+        <w:tc>
+          <w:tcPr/>
+          <w:p>
+            <w:pPr>
+              <w:pStyle w:val="Compact"/>
+            </w:pPr>
+            <w:r>
+              <w:rPr>
+                <w:rStyle w:val="VerbatimChar"/>
+              </w:rPr>
+              <w:t xml:space="preserve">backend/app/core/config.py</w:t>
+            </w:r>
+          </w:p>
+        </w:tc>
+        <w:tc>
+          <w:tcPr/>
+          <w:p>
+            <w:pPr>
+              <w:pStyle w:val="Compact"/>
+            </w:pPr>
+            <w:r>
+              <w:rPr>
+                <w:rFonts w:hint="eastAsia"/>
+              </w:rPr>
+              <w:t xml:space="preserve">导出相关环境变量定义</w:t>
+            </w:r>
+          </w:p>
+        </w:tc>
+      </w:tr>
+      <w:tr>
+        <w:tc>
+          <w:tcPr/>
+          <w:p>
+            <w:pPr>
+              <w:pStyle w:val="Compact"/>
+            </w:pPr>
+            <w:r>
+              <w:rPr>
+                <w:rStyle w:val="VerbatimChar"/>
+              </w:rPr>
+              <w:t xml:space="preserve">backend/app/api/system.py</w:t>
+            </w:r>
+          </w:p>
+        </w:tc>
+        <w:tc>
+          <w:tcPr/>
+          <w:p>
+            <w:pPr>
+              <w:pStyle w:val="Compact"/>
+            </w:pPr>
+            <w:r>
+              <w:rPr>
+                <w:rStyle w:val="VerbatimChar"/>
+              </w:rPr>
+              <w:t xml:space="preserve">GET /export/config</w:t>
+            </w:r>
+            <w:r>
+              <w:t xml:space="preserve"> </w:t>
+            </w:r>
+            <w:r>
+              <w:rPr>
+                <w:rFonts w:hint="eastAsia"/>
+              </w:rPr>
+              <w:t xml:space="preserve">返回当前模板标签</w:t>
+            </w:r>
+          </w:p>
+        </w:tc>
+      </w:tr>
+    </w:tbl>
     <w:bookmarkEnd w:id="41"/>
-    <w:bookmarkEnd w:id="42"/>
-    <w:bookmarkStart w:id="50" w:name="Xc148ff669855b49feccec9d0e02786a49c5b91c"/>
-    <w:p>
-      <w:pPr>
-        <w:pStyle w:val="Heading2"/>
-      </w:pPr>
-      <w:r>
-        <w:t xml:space="preserve">9. </w:t>
-      </w:r>
-      <w:r>
-        <w:rPr>
-          <w:rFonts w:hint="eastAsia"/>
-        </w:rPr>
-        <w:t xml:space="preserve">常见问题</w:t>
-      </w:r>
-    </w:p>
-    <w:bookmarkStart w:id="43" w:name="Xe29f34adba2f718e7826d540873e338acfb6923"/>
+    <w:bookmarkStart w:id="42" w:name="第一档仅改抬头与机构信息不改代码"/>
     <w:p>
       <w:pPr>
         <w:pStyle w:val="Heading3"/>
       </w:pPr>
       <w:r>
-        <w:t xml:space="preserve">9.1 </w:t>
-      </w:r>
-      <w:r>
-        <w:rPr>
-          <w:rFonts w:hint="eastAsia"/>
-        </w:rPr>
-        <w:t xml:space="preserve">端口被占用</w:t>
+        <w:t xml:space="preserve">9.2 </w:t>
+      </w:r>
+      <w:r>
+        <w:rPr>
+          <w:rFonts w:hint="eastAsia"/>
+        </w:rPr>
+        <w:t xml:space="preserve">第一档：仅改抬头与机构信息（不改代码）</w:t>
+      </w:r>
+    </w:p>
+    <w:p>
+      <w:pPr>
+        <w:pStyle w:val="FirstParagraph"/>
+      </w:pPr>
+      <w:r>
+        <w:rPr>
+          <w:rFonts w:hint="eastAsia"/>
+        </w:rPr>
+        <w:t xml:space="preserve">编辑</w:t>
+      </w:r>
+      <w:r>
+        <w:t xml:space="preserve"> </w:t>
+      </w:r>
+      <w:r>
+        <w:rPr>
+          <w:rStyle w:val="VerbatimChar"/>
+        </w:rPr>
+        <w:t xml:space="preserve">backend/.env</w:t>
+      </w:r>
+      <w:r>
+        <w:rPr>
+          <w:rFonts w:hint="eastAsia"/>
+        </w:rPr>
+        <w:t xml:space="preserve">（生产环境为</w:t>
+      </w:r>
+      <w:r>
+        <w:t xml:space="preserve"> </w:t>
+      </w:r>
+      <w:r>
+        <w:rPr>
+          <w:rStyle w:val="VerbatimChar"/>
+        </w:rPr>
+        <w:t xml:space="preserve">.env.prod</w:t>
+      </w:r>
+      <w:r>
+        <w:t xml:space="preserve"> </w:t>
+      </w:r>
+      <w:r>
+        <w:rPr>
+          <w:rFonts w:hint="eastAsia"/>
+        </w:rPr>
+        <w:t xml:space="preserve">或</w:t>
+      </w:r>
+      <w:r>
+        <w:t xml:space="preserve"> Docker </w:t>
+      </w:r>
+      <w:r>
+        <w:rPr>
+          <w:rFonts w:hint="eastAsia"/>
+        </w:rPr>
+        <w:t xml:space="preserve">环境变量），修改后</w:t>
+      </w:r>
+      <w:r>
+        <w:rPr>
+          <w:rFonts w:hint="eastAsia"/>
+          <w:b/>
+          <w:bCs/>
+        </w:rPr>
+        <w:t xml:space="preserve">重启后端</w:t>
+      </w:r>
+      <w:r>
+        <w:rPr>
+          <w:rFonts w:hint="eastAsia"/>
+        </w:rPr>
+        <w:t xml:space="preserve">：</w:t>
       </w:r>
     </w:p>
     <w:p>
@@ -5086,7 +6654,7 @@
         <w:rPr>
           <w:rStyle w:val="VerbatimChar"/>
         </w:rPr>
-        <w:t xml:space="preserve">lsof -ti:8000 | xargs kill -9</w:t>
+        <w:t xml:space="preserve">EXPORT_TEMPLATE=law_school</w:t>
       </w:r>
       <w:r>
         <w:br/>
@@ -5094,8 +6662,22 @@
       <w:r>
         <w:rPr>
           <w:rStyle w:val="VerbatimChar"/>
-        </w:rPr>
-        <w:t xml:space="preserve">lsof -ti:5173 | xargs kill -9</w:t>
+          <w:rFonts w:hint="eastAsia"/>
+        </w:rPr>
+        <w:t xml:space="preserve">EXPORT_ORG_NAME=某某大学法学院</w:t>
+      </w:r>
+      <w:r>
+        <w:rPr>
+          <w:rStyle w:val="VerbatimChar"/>
+        </w:rPr>
+        <w:t xml:space="preserve"> · </w:t>
+      </w:r>
+      <w:r>
+        <w:rPr>
+          <w:rStyle w:val="VerbatimChar"/>
+          <w:rFonts w:hint="eastAsia"/>
+        </w:rPr>
+        <w:t xml:space="preserve">企业合规研究中心</w:t>
       </w:r>
       <w:r>
         <w:br/>
@@ -5103,24 +6685,52 @@
       <w:r>
         <w:rPr>
           <w:rStyle w:val="VerbatimChar"/>
-        </w:rPr>
-        <w:t xml:space="preserve">./scripts/start.sh</w:t>
-      </w:r>
-    </w:p>
-    <w:bookmarkEnd w:id="43"/>
-    <w:bookmarkStart w:id="45" w:name="X6ec2b96f861adbb06f8d31d3b71a7f5fd705549"/>
-    <w:p>
-      <w:pPr>
-        <w:pStyle w:val="Heading3"/>
-      </w:pPr>
-      <w:r>
-        <w:t xml:space="preserve">9.2 </w:t>
-      </w:r>
-      <w:r>
-        <w:rPr>
-          <w:rFonts w:hint="eastAsia"/>
-        </w:rPr>
-        <w:t xml:space="preserve">一键样本生成失败</w:t>
+          <w:rFonts w:hint="eastAsia"/>
+        </w:rPr>
+        <w:t xml:space="preserve">EXPORT_ORG_DEPARTMENT=涉外投资合规研究项目组</w:t>
+      </w:r>
+      <w:r>
+        <w:br/>
+      </w:r>
+      <w:r>
+        <w:rPr>
+          <w:rStyle w:val="VerbatimChar"/>
+          <w:rFonts w:hint="eastAsia"/>
+        </w:rPr>
+        <w:t xml:space="preserve">EXPORT_RECIPIENT_LABEL=企业管理层</w:t>
+      </w:r>
+      <w:r>
+        <w:rPr>
+          <w:rStyle w:val="VerbatimChar"/>
+        </w:rPr>
+        <w:t xml:space="preserve"> / </w:t>
+      </w:r>
+      <w:r>
+        <w:rPr>
+          <w:rStyle w:val="VerbatimChar"/>
+          <w:rFonts w:hint="eastAsia"/>
+        </w:rPr>
+        <w:t xml:space="preserve">投资委员会</w:t>
+      </w:r>
+    </w:p>
+    <w:p>
+      <w:pPr>
+        <w:pStyle w:val="FirstParagraph"/>
+      </w:pPr>
+      <w:r>
+        <w:rPr>
+          <w:rFonts w:hint="eastAsia"/>
+        </w:rPr>
+        <w:t xml:space="preserve">上述变量会写入</w:t>
+      </w:r>
+      <w:r>
+        <w:t xml:space="preserve"> Word </w:t>
+      </w:r>
+      <w:r>
+        <w:rPr>
+          <w:rFonts w:hint="eastAsia"/>
+        </w:rPr>
+        <w:t xml:space="preserve">的：</w:t>
       </w:r>
     </w:p>
     <w:p>
@@ -5135,27 +6745,26 @@
         <w:rPr>
           <w:rFonts w:hint="eastAsia"/>
         </w:rPr>
-        <w:t xml:space="preserve">确认后端已启动：访问</w:t>
-      </w:r>
-      <w:r>
-        <w:t xml:space="preserve"> </w:t>
-      </w:r>
-      <w:hyperlink r:id="rId44">
-        <w:r>
-          <w:rPr>
-            <w:rStyle w:val="Hyperlink"/>
-          </w:rPr>
-          <w:t xml:space="preserve">http://127.0.0.1:8000/api/v1/health</w:t>
-        </w:r>
-      </w:hyperlink>
-      <w:r>
-        <w:t xml:space="preserve"> </w:t>
-      </w:r>
-      <w:r>
-        <w:rPr>
-          <w:rFonts w:hint="eastAsia"/>
-        </w:rPr>
-        <w:t xml:space="preserve">应返回正常</w:t>
+        <w:t xml:space="preserve">页眉</w:t>
+      </w:r>
+      <w:r>
+        <w:rPr>
+          <w:rFonts w:hint="eastAsia"/>
+          <w:b/>
+          <w:bCs/>
+        </w:rPr>
+        <w:t xml:space="preserve">机构名称</w:t>
+      </w:r>
+      <w:r>
+        <w:t xml:space="preserve">、</w:t>
+      </w:r>
+      <w:r>
+        <w:rPr>
+          <w:rFonts w:hint="eastAsia"/>
+          <w:b/>
+          <w:bCs/>
+        </w:rPr>
+        <w:t xml:space="preserve">部门名称</w:t>
       </w:r>
     </w:p>
     <w:p>
@@ -5170,7 +6779,58 @@
         <w:rPr>
           <w:rFonts w:hint="eastAsia"/>
         </w:rPr>
-        <w:t xml:space="preserve">重新运行</w:t>
+        <w:t xml:space="preserve">信息表中</w:t>
+      </w:r>
+      <w:r>
+        <w:t xml:space="preserve"> </w:t>
+      </w:r>
+      <w:r>
+        <w:rPr>
+          <w:rFonts w:hint="eastAsia"/>
+          <w:b/>
+          <w:bCs/>
+        </w:rPr>
+        <w:t xml:space="preserve">「致」</w:t>
+      </w:r>
+      <w:r>
+        <w:t xml:space="preserve">、</w:t>
+      </w:r>
+      <w:r>
+        <w:rPr>
+          <w:rFonts w:hint="eastAsia"/>
+          <w:b/>
+          <w:bCs/>
+        </w:rPr>
+        <w:t xml:space="preserve">「自」</w:t>
+      </w:r>
+      <w:r>
+        <w:t xml:space="preserve"> </w:t>
+      </w:r>
+      <w:r>
+        <w:rPr>
+          <w:rFonts w:hint="eastAsia"/>
+        </w:rPr>
+        <w:t xml:space="preserve">等字段</w:t>
+      </w:r>
+    </w:p>
+    <w:p>
+      <w:pPr>
+        <w:pStyle w:val="FirstParagraph"/>
+      </w:pPr>
+      <w:r>
+        <w:rPr>
+          <w:rFonts w:hint="eastAsia"/>
+        </w:rPr>
+        <w:t xml:space="preserve">生产</w:t>
+      </w:r>
+      <w:r>
+        <w:t xml:space="preserve"> Docker </w:t>
+      </w:r>
+      <w:r>
+        <w:rPr>
+          <w:rFonts w:hint="eastAsia"/>
+        </w:rPr>
+        <w:t xml:space="preserve">部署时，在</w:t>
       </w:r>
       <w:r>
         <w:t xml:space="preserve"> </w:t>
@@ -5179,11 +6839,61 @@
         <w:rPr>
           <w:rStyle w:val="VerbatimChar"/>
         </w:rPr>
-        <w:t xml:space="preserve">./scripts/start.sh</w:t>
-      </w:r>
-    </w:p>
-    <w:bookmarkEnd w:id="45"/>
-    <w:bookmarkStart w:id="46" w:name="Xaae701e8cb4a70383ffff4217c9e6870e7b95d8"/>
+        <w:t xml:space="preserve">.env.prod</w:t>
+      </w:r>
+      <w:r>
+        <w:t xml:space="preserve"> </w:t>
+      </w:r>
+      <w:r>
+        <w:rPr>
+          <w:rFonts w:hint="eastAsia"/>
+        </w:rPr>
+        <w:t xml:space="preserve">中配置同名变量，执行</w:t>
+      </w:r>
+      <w:r>
+        <w:t xml:space="preserve"> </w:t>
+      </w:r>
+      <w:r>
+        <w:rPr>
+          <w:rStyle w:val="VerbatimChar"/>
+        </w:rPr>
+        <w:t xml:space="preserve">docker compose ... up -d --build</w:t>
+      </w:r>
+      <w:r>
+        <w:t xml:space="preserve"> </w:t>
+      </w:r>
+      <w:r>
+        <w:rPr>
+          <w:rFonts w:hint="eastAsia"/>
+        </w:rPr>
+        <w:t xml:space="preserve">重建</w:t>
+      </w:r>
+      <w:r>
+        <w:t xml:space="preserve"> backend </w:t>
+      </w:r>
+      <w:r>
+        <w:rPr>
+          <w:rFonts w:hint="eastAsia"/>
+        </w:rPr>
+        <w:t xml:space="preserve">服务。详见</w:t>
+      </w:r>
+      <w:r>
+        <w:t xml:space="preserve"> </w:t>
+      </w:r>
+      <w:hyperlink r:id="rId17">
+        <w:r>
+          <w:rPr>
+            <w:rStyle w:val="Hyperlink"/>
+          </w:rPr>
+          <w:t xml:space="preserve">DEPLOYMENT.md</w:t>
+        </w:r>
+      </w:hyperlink>
+      <w:r>
+        <w:t xml:space="preserve">。</w:t>
+      </w:r>
+    </w:p>
+    <w:bookmarkEnd w:id="42"/>
+    <w:bookmarkStart w:id="43" w:name="第二档改章节大纲版式与文案改-python-模板"/>
     <w:p>
       <w:pPr>
         <w:pStyle w:val="Heading3"/>
@@ -5195,10 +6905,606 @@
         <w:rPr>
           <w:rFonts w:hint="eastAsia"/>
         </w:rPr>
-        <w:t xml:space="preserve">法源检索失败或</w:t>
-      </w:r>
-      <w:r>
-        <w:t xml:space="preserve"> 404</w:t>
+        <w:t xml:space="preserve">第二档：改章节大纲、版式与文案（改</w:t>
+      </w:r>
+      <w:r>
+        <w:t xml:space="preserve"> Python </w:t>
+      </w:r>
+      <w:r>
+        <w:rPr>
+          <w:rFonts w:hint="eastAsia"/>
+        </w:rPr>
+        <w:t xml:space="preserve">模板）</w:t>
+      </w:r>
+    </w:p>
+    <w:p>
+      <w:pPr>
+        <w:pStyle w:val="FirstParagraph"/>
+      </w:pPr>
+      <w:r>
+        <w:rPr>
+          <w:rFonts w:hint="eastAsia"/>
+        </w:rPr>
+        <w:t xml:space="preserve">打开</w:t>
+      </w:r>
+      <w:r>
+        <w:t xml:space="preserve"> </w:t>
+      </w:r>
+      <w:r>
+        <w:rPr>
+          <w:rStyle w:val="VerbatimChar"/>
+        </w:rPr>
+        <w:t xml:space="preserve">backend/app/services/export_template_law_school.py</w:t>
+      </w:r>
+      <w:r>
+        <w:rPr>
+          <w:rFonts w:hint="eastAsia"/>
+        </w:rPr>
+        <w:t xml:space="preserve">，按下列对照表定位修改点：</w:t>
+      </w:r>
+    </w:p>
+    <w:tbl>
+      <w:tblPr>
+        <w:tblStyle w:val="Table"/>
+        <w:tblW w:type="pct" w:w="5000"/>
+        <w:tblLayout w:type="fixed"/>
+        <w:tblLook w:firstRow="1" w:lastRow="0" w:firstColumn="0" w:lastColumn="0" w:noHBand="0" w:noVBand="0" w:val="0020"/>
+      </w:tblPr>
+      <w:tblGrid>
+        <w:gridCol w:w="2262"/>
+        <w:gridCol w:w="5657"/>
+      </w:tblGrid>
+      <w:tr>
+        <w:trPr>
+          <w:tblHeader w:val="on"/>
+        </w:trPr>
+        <w:tc>
+          <w:tcPr/>
+          <w:p>
+            <w:pPr>
+              <w:pStyle w:val="Compact"/>
+            </w:pPr>
+            <w:r>
+              <w:rPr>
+                <w:rFonts w:hint="eastAsia"/>
+              </w:rPr>
+              <w:t xml:space="preserve">想改什么</w:t>
+            </w:r>
+          </w:p>
+        </w:tc>
+        <w:tc>
+          <w:tcPr/>
+          <w:p>
+            <w:pPr>
+              <w:pStyle w:val="Compact"/>
+            </w:pPr>
+            <w:r>
+              <w:rPr>
+                <w:rFonts w:hint="eastAsia"/>
+              </w:rPr>
+              <w:t xml:space="preserve">修改位置（函数</w:t>
+            </w:r>
+            <w:r>
+              <w:t xml:space="preserve"> / </w:t>
+            </w:r>
+            <w:r>
+              <w:rPr>
+                <w:rFonts w:hint="eastAsia"/>
+              </w:rPr>
+              <w:t xml:space="preserve">区域）</w:t>
+            </w:r>
+          </w:p>
+        </w:tc>
+      </w:tr>
+      <w:tr>
+        <w:tc>
+          <w:tcPr/>
+          <w:p>
+            <w:pPr>
+              <w:pStyle w:val="Compact"/>
+            </w:pPr>
+            <w:r>
+              <w:rPr>
+                <w:rFonts w:hint="eastAsia"/>
+              </w:rPr>
+              <w:t xml:space="preserve">文档主标题</w:t>
+            </w:r>
+          </w:p>
+        </w:tc>
+        <w:tc>
+          <w:tcPr/>
+          <w:p>
+            <w:pPr>
+              <w:pStyle w:val="Compact"/>
+            </w:pPr>
+            <w:r>
+              <w:rPr>
+                <w:rStyle w:val="VerbatimChar"/>
+              </w:rPr>
+              <w:t xml:space="preserve">build_law_school_docx()</w:t>
+            </w:r>
+            <w:r>
+              <w:t xml:space="preserve"> </w:t>
+            </w:r>
+            <w:r>
+              <w:rPr>
+                <w:rFonts w:hint="eastAsia"/>
+              </w:rPr>
+              <w:t xml:space="preserve">内</w:t>
+            </w:r>
+            <w:r>
+              <w:t xml:space="preserve"> </w:t>
+            </w:r>
+            <w:r>
+              <w:rPr>
+                <w:rStyle w:val="VerbatimChar"/>
+                <w:rFonts w:hint="eastAsia"/>
+              </w:rPr>
+              <w:t xml:space="preserve">"涉外投资合规法律研究意见书"</w:t>
+            </w:r>
+          </w:p>
+        </w:tc>
+      </w:tr>
+      <w:tr>
+        <w:tc>
+          <w:tcPr/>
+          <w:p>
+            <w:pPr>
+              <w:pStyle w:val="Compact"/>
+            </w:pPr>
+            <w:r>
+              <w:rPr>
+                <w:rFonts w:hint="eastAsia"/>
+              </w:rPr>
+              <w:t xml:space="preserve">文号规则</w:t>
+            </w:r>
+          </w:p>
+        </w:tc>
+        <w:tc>
+          <w:tcPr/>
+          <w:p>
+            <w:pPr>
+              <w:pStyle w:val="Compact"/>
+            </w:pPr>
+            <w:r>
+              <w:rPr>
+                <w:rStyle w:val="VerbatimChar"/>
+              </w:rPr>
+              <w:t xml:space="preserve">_doc_number()</w:t>
+            </w:r>
+            <w:r>
+              <w:rPr>
+                <w:rFonts w:hint="eastAsia"/>
+              </w:rPr>
+              <w:t xml:space="preserve">（默认</w:t>
+            </w:r>
+            <w:r>
+              <w:t xml:space="preserve"> </w:t>
+            </w:r>
+            <w:r>
+              <w:rPr>
+                <w:rStyle w:val="VerbatimChar"/>
+              </w:rPr>
+              <w:t xml:space="preserve">VELA-YYYY-#####</w:t>
+            </w:r>
+            <w:r>
+              <w:rPr>
+                <w:rFonts w:hint="eastAsia"/>
+              </w:rPr>
+              <w:t xml:space="preserve">）</w:t>
+            </w:r>
+          </w:p>
+        </w:tc>
+      </w:tr>
+      <w:tr>
+        <w:tc>
+          <w:tcPr/>
+          <w:p>
+            <w:pPr>
+              <w:pStyle w:val="Compact"/>
+            </w:pPr>
+            <w:r>
+              <w:rPr>
+                <w:rFonts w:hint="eastAsia"/>
+              </w:rPr>
+              <w:t xml:space="preserve">页边距、默认字体</w:t>
+            </w:r>
+          </w:p>
+        </w:tc>
+        <w:tc>
+          <w:tcPr/>
+          <w:p>
+            <w:pPr>
+              <w:pStyle w:val="Compact"/>
+            </w:pPr>
+            <w:r>
+              <w:rPr>
+                <w:rStyle w:val="VerbatimChar"/>
+              </w:rPr>
+              <w:t xml:space="preserve">build_law_school_docx()</w:t>
+            </w:r>
+            <w:r>
+              <w:t xml:space="preserve"> </w:t>
+            </w:r>
+            <w:r>
+              <w:rPr>
+                <w:rFonts w:hint="eastAsia"/>
+              </w:rPr>
+              <w:t xml:space="preserve">开头</w:t>
+            </w:r>
+            <w:r>
+              <w:t xml:space="preserve"> </w:t>
+            </w:r>
+            <w:r>
+              <w:rPr>
+                <w:rStyle w:val="VerbatimChar"/>
+              </w:rPr>
+              <w:t xml:space="preserve">section.*_margin</w:t>
+            </w:r>
+            <w:r>
+              <w:t xml:space="preserve">、</w:t>
+            </w:r>
+            <w:r>
+              <w:rPr>
+                <w:rStyle w:val="VerbatimChar"/>
+              </w:rPr>
+              <w:t xml:space="preserve">_set_run_font()</w:t>
+            </w:r>
+          </w:p>
+        </w:tc>
+      </w:tr>
+      <w:tr>
+        <w:tc>
+          <w:tcPr/>
+          <w:p>
+            <w:pPr>
+              <w:pStyle w:val="Compact"/>
+            </w:pPr>
+            <w:r>
+              <w:rPr>
+                <w:rFonts w:hint="eastAsia"/>
+                <w:b/>
+                <w:bCs/>
+              </w:rPr>
+              <w:t xml:space="preserve">章节大纲</w:t>
+            </w:r>
+            <w:r>
+              <w:rPr>
+                <w:rFonts w:hint="eastAsia"/>
+              </w:rPr>
+              <w:t xml:space="preserve">（增删改「一、二、三…」）</w:t>
+            </w:r>
+          </w:p>
+        </w:tc>
+        <w:tc>
+          <w:tcPr/>
+          <w:p>
+            <w:pPr>
+              <w:pStyle w:val="Compact"/>
+            </w:pPr>
+            <w:r>
+              <w:rPr>
+                <w:rFonts w:hint="eastAsia"/>
+              </w:rPr>
+              <w:t xml:space="preserve">各</w:t>
+            </w:r>
+            <w:r>
+              <w:t xml:space="preserve"> </w:t>
+            </w:r>
+            <w:r>
+              <w:rPr>
+                <w:rStyle w:val="VerbatimChar"/>
+              </w:rPr>
+              <w:t xml:space="preserve">_add_heading(doc, </w:t>
+            </w:r>
+            <w:r>
+              <w:rPr>
+                <w:rStyle w:val="VerbatimChar"/>
+                <w:rFonts w:hint="eastAsia"/>
+              </w:rPr>
+              <w:t xml:space="preserve">"一、…")</w:t>
+            </w:r>
+            <w:r>
+              <w:t xml:space="preserve"> </w:t>
+            </w:r>
+            <w:r>
+              <w:rPr>
+                <w:rFonts w:hint="eastAsia"/>
+              </w:rPr>
+              <w:t xml:space="preserve">段落及对应正文块</w:t>
+            </w:r>
+          </w:p>
+        </w:tc>
+      </w:tr>
+      <w:tr>
+        <w:tc>
+          <w:tcPr/>
+          <w:p>
+            <w:pPr>
+              <w:pStyle w:val="Compact"/>
+            </w:pPr>
+            <w:r>
+              <w:rPr>
+                <w:rFonts w:hint="eastAsia"/>
+              </w:rPr>
+              <w:t xml:space="preserve">致</w:t>
+            </w:r>
+            <w:r>
+              <w:t xml:space="preserve"> / </w:t>
+            </w:r>
+            <w:r>
+              <w:rPr>
+                <w:rFonts w:hint="eastAsia"/>
+              </w:rPr>
+              <w:t xml:space="preserve">自</w:t>
+            </w:r>
+            <w:r>
+              <w:t xml:space="preserve"> / </w:t>
+            </w:r>
+            <w:r>
+              <w:rPr>
+                <w:rFonts w:hint="eastAsia"/>
+              </w:rPr>
+              <w:t xml:space="preserve">关于</w:t>
+            </w:r>
+            <w:r>
+              <w:t xml:space="preserve"> </w:t>
+            </w:r>
+            <w:r>
+              <w:rPr>
+                <w:rFonts w:hint="eastAsia"/>
+              </w:rPr>
+              <w:t xml:space="preserve">信息表字段</w:t>
+            </w:r>
+          </w:p>
+        </w:tc>
+        <w:tc>
+          <w:tcPr/>
+          <w:p>
+            <w:pPr>
+              <w:pStyle w:val="Compact"/>
+            </w:pPr>
+            <w:r>
+              <w:rPr>
+                <w:rStyle w:val="VerbatimChar"/>
+              </w:rPr>
+              <w:t xml:space="preserve">_cover_table(...)</w:t>
+            </w:r>
+            <w:r>
+              <w:t xml:space="preserve"> </w:t>
+            </w:r>
+            <w:r>
+              <w:rPr>
+                <w:rFonts w:hint="eastAsia"/>
+              </w:rPr>
+              <w:t xml:space="preserve">的</w:t>
+            </w:r>
+            <w:r>
+              <w:t xml:space="preserve"> </w:t>
+            </w:r>
+            <w:r>
+              <w:rPr>
+                <w:rStyle w:val="VerbatimChar"/>
+              </w:rPr>
+              <w:t xml:space="preserve">rows</w:t>
+            </w:r>
+            <w:r>
+              <w:t xml:space="preserve"> </w:t>
+            </w:r>
+            <w:r>
+              <w:rPr>
+                <w:rFonts w:hint="eastAsia"/>
+              </w:rPr>
+              <w:t xml:space="preserve">列表</w:t>
+            </w:r>
+          </w:p>
+        </w:tc>
+      </w:tr>
+      <w:tr>
+        <w:tc>
+          <w:tcPr/>
+          <w:p>
+            <w:pPr>
+              <w:pStyle w:val="Compact"/>
+            </w:pPr>
+            <w:r>
+              <w:rPr>
+                <w:rFonts w:hint="eastAsia"/>
+              </w:rPr>
+              <w:t xml:space="preserve">每条核查项展示内容</w:t>
+            </w:r>
+          </w:p>
+        </w:tc>
+        <w:tc>
+          <w:tcPr/>
+          <w:p>
+            <w:pPr>
+              <w:pStyle w:val="Compact"/>
+            </w:pPr>
+            <w:r>
+              <w:rPr>
+                <w:rFonts w:hint="eastAsia"/>
+              </w:rPr>
+              <w:t xml:space="preserve">「二、分维度法律核查意见」循环（法源、风险说明、批注）</w:t>
+            </w:r>
+          </w:p>
+        </w:tc>
+      </w:tr>
+      <w:tr>
+        <w:tc>
+          <w:tcPr/>
+          <w:p>
+            <w:pPr>
+              <w:pStyle w:val="Compact"/>
+            </w:pPr>
+            <w:r>
+              <w:rPr>
+                <w:rFonts w:hint="eastAsia"/>
+              </w:rPr>
+              <w:t xml:space="preserve">综合结论、复核意见</w:t>
+            </w:r>
+          </w:p>
+        </w:tc>
+        <w:tc>
+          <w:tcPr/>
+          <w:p>
+            <w:pPr>
+              <w:pStyle w:val="Compact"/>
+            </w:pPr>
+            <w:r>
+              <w:rPr>
+                <w:rFonts w:hint="eastAsia"/>
+              </w:rPr>
+              <w:t xml:space="preserve">「三、…」「四、…」段落</w:t>
+            </w:r>
+          </w:p>
+        </w:tc>
+      </w:tr>
+      <w:tr>
+        <w:tc>
+          <w:tcPr/>
+          <w:p>
+            <w:pPr>
+              <w:pStyle w:val="Compact"/>
+            </w:pPr>
+            <w:r>
+              <w:rPr>
+                <w:rFonts w:hint="eastAsia"/>
+              </w:rPr>
+              <w:t xml:space="preserve">签章栏</w:t>
+            </w:r>
+          </w:p>
+        </w:tc>
+        <w:tc>
+          <w:tcPr/>
+          <w:p>
+            <w:pPr>
+              <w:pStyle w:val="Compact"/>
+            </w:pPr>
+            <w:r>
+              <w:rPr>
+                <w:rFonts w:hint="eastAsia"/>
+              </w:rPr>
+              <w:t xml:space="preserve">文末</w:t>
+            </w:r>
+            <w:r>
+              <w:t xml:space="preserve"> </w:t>
+            </w:r>
+            <w:r>
+              <w:rPr>
+                <w:rStyle w:val="VerbatimChar"/>
+              </w:rPr>
+              <w:t xml:space="preserve">sig_table</w:t>
+            </w:r>
+          </w:p>
+        </w:tc>
+      </w:tr>
+      <w:tr>
+        <w:tc>
+          <w:tcPr/>
+          <w:p>
+            <w:pPr>
+              <w:pStyle w:val="Compact"/>
+            </w:pPr>
+            <w:r>
+              <w:rPr>
+                <w:rFonts w:hint="eastAsia"/>
+              </w:rPr>
+              <w:t xml:space="preserve">下载文件名后缀</w:t>
+            </w:r>
+          </w:p>
+        </w:tc>
+        <w:tc>
+          <w:tcPr/>
+          <w:p>
+            <w:pPr>
+              <w:pStyle w:val="Compact"/>
+            </w:pPr>
+            <w:r>
+              <w:rPr>
+                <w:rStyle w:val="VerbatimChar"/>
+              </w:rPr>
+              <w:t xml:space="preserve">safe_export_filename(..., </w:t>
+            </w:r>
+            <w:r>
+              <w:rPr>
+                <w:rStyle w:val="VerbatimChar"/>
+                <w:rFonts w:hint="eastAsia"/>
+              </w:rPr>
+              <w:t xml:space="preserve">"法律研究意见书.docx")</w:t>
+            </w:r>
+          </w:p>
+        </w:tc>
+      </w:tr>
+      <w:tr>
+        <w:tc>
+          <w:tcPr/>
+          <w:p>
+            <w:pPr>
+              <w:pStyle w:val="Compact"/>
+            </w:pPr>
+            <w:r>
+              <w:rPr>
+                <w:rFonts w:hint="eastAsia"/>
+              </w:rPr>
+              <w:t xml:space="preserve">重要说明</w:t>
+            </w:r>
+            <w:r>
+              <w:t xml:space="preserve"> / </w:t>
+            </w:r>
+            <w:r>
+              <w:rPr>
+                <w:rFonts w:hint="eastAsia"/>
+              </w:rPr>
+              <w:t xml:space="preserve">固定免责声明段落</w:t>
+            </w:r>
+          </w:p>
+        </w:tc>
+        <w:tc>
+          <w:tcPr/>
+          <w:p>
+            <w:pPr>
+              <w:pStyle w:val="Compact"/>
+            </w:pPr>
+            <w:r>
+              <w:rPr>
+                <w:rStyle w:val="VerbatimChar"/>
+              </w:rPr>
+              <w:t xml:space="preserve">build_law_school_docx()</w:t>
+            </w:r>
+            <w:r>
+              <w:t xml:space="preserve"> </w:t>
+            </w:r>
+            <w:r>
+              <w:rPr>
+                <w:rFonts w:hint="eastAsia"/>
+              </w:rPr>
+              <w:t xml:space="preserve">内硬编码说明文字；附录全文来自</w:t>
+            </w:r>
+            <w:r>
+              <w:t xml:space="preserve"> </w:t>
+            </w:r>
+            <w:r>
+              <w:rPr>
+                <w:rStyle w:val="VerbatimChar"/>
+              </w:rPr>
+              <w:t xml:space="preserve">disclaimer.py</w:t>
+            </w:r>
+          </w:p>
+        </w:tc>
+      </w:tr>
+    </w:tbl>
+    <w:p>
+      <w:pPr>
+        <w:pStyle w:val="BodyText"/>
+      </w:pPr>
+      <w:r>
+        <w:rPr>
+          <w:rFonts w:hint="eastAsia"/>
+          <w:b/>
+          <w:bCs/>
+        </w:rPr>
+        <w:t xml:space="preserve">当前默认大纲（可按律所样张调整顺序或标题）：</w:t>
       </w:r>
     </w:p>
     <w:p>
@@ -5213,46 +7519,19 @@
         <w:rPr>
           <w:rFonts w:hint="eastAsia"/>
         </w:rPr>
-        <w:t xml:space="preserve">确认已安装</w:t>
-      </w:r>
-      <w:r>
-        <w:t xml:space="preserve"> RAG </w:t>
-      </w:r>
-      <w:r>
-        <w:rPr>
-          <w:rFonts w:hint="eastAsia"/>
-        </w:rPr>
-        <w:t xml:space="preserve">依赖（</w:t>
-      </w:r>
-      <w:r>
-        <w:rPr>
-          <w:rStyle w:val="VerbatimChar"/>
-        </w:rPr>
-        <w:t xml:space="preserve">start.sh</w:t>
-      </w:r>
-      <w:r>
-        <w:t xml:space="preserve"> </w:t>
-      </w:r>
-      <w:r>
-        <w:rPr>
-          <w:rFonts w:hint="eastAsia"/>
-        </w:rPr>
-        <w:t xml:space="preserve">会自动安装</w:t>
-      </w:r>
-      <w:r>
-        <w:t xml:space="preserve"> </w:t>
-      </w:r>
-      <w:r>
-        <w:rPr>
-          <w:rStyle w:val="VerbatimChar"/>
-        </w:rPr>
-        <w:t xml:space="preserve">requirements-rag.txt</w:t>
-      </w:r>
-      <w:r>
-        <w:rPr>
-          <w:rFonts w:hint="eastAsia"/>
-        </w:rPr>
-        <w:t xml:space="preserve">）</w:t>
+        <w:t xml:space="preserve">抬头（机构名</w:t>
+      </w:r>
+      <w:r>
+        <w:t xml:space="preserve"> + </w:t>
+      </w:r>
+      <w:r>
+        <w:rPr>
+          <w:rFonts w:hint="eastAsia"/>
+        </w:rPr>
+        <w:t xml:space="preserve">部门）</w:t>
+      </w:r>
+      <w:r>
+        <w:br/>
       </w:r>
     </w:p>
     <w:p>
@@ -5267,7 +7546,28 @@
         <w:rPr>
           <w:rFonts w:hint="eastAsia"/>
         </w:rPr>
-        <w:t xml:space="preserve">重启服务后重试</w:t>
+        <w:t xml:space="preserve">主标题</w:t>
+      </w:r>
+      <w:r>
+        <w:t xml:space="preserve"> + </w:t>
+      </w:r>
+      <w:r>
+        <w:rPr>
+          <w:rFonts w:hint="eastAsia"/>
+        </w:rPr>
+        <w:t xml:space="preserve">文号</w:t>
+      </w:r>
+      <w:r>
+        <w:t xml:space="preserve"> + </w:t>
+      </w:r>
+      <w:r>
+        <w:rPr>
+          <w:rFonts w:hint="eastAsia"/>
+        </w:rPr>
+        <w:t xml:space="preserve">出具日期</w:t>
+      </w:r>
+      <w:r>
+        <w:br/>
       </w:r>
     </w:p>
     <w:p>
@@ -5279,43 +7579,486 @@
         </w:numPr>
       </w:pPr>
       <w:r>
-        <w:t xml:space="preserve">Chroma </w:t>
-      </w:r>
-      <w:r>
-        <w:rPr>
-          <w:rFonts w:hint="eastAsia"/>
-        </w:rPr>
-        <w:t xml:space="preserve">向量模型下载失败时，系统回退</w:t>
-      </w:r>
+        <w:rPr>
+          <w:rFonts w:hint="eastAsia"/>
+        </w:rPr>
+        <w:t xml:space="preserve">致</w:t>
+      </w:r>
+      <w:r>
+        <w:t xml:space="preserve"> / </w:t>
+      </w:r>
+      <w:r>
+        <w:rPr>
+          <w:rFonts w:hint="eastAsia"/>
+        </w:rPr>
+        <w:t xml:space="preserve">自</w:t>
+      </w:r>
+      <w:r>
+        <w:t xml:space="preserve"> / </w:t>
+      </w:r>
+      <w:r>
+        <w:rPr>
+          <w:rFonts w:hint="eastAsia"/>
+        </w:rPr>
+        <w:t xml:space="preserve">关于</w:t>
+      </w:r>
+      <w:r>
+        <w:t xml:space="preserve"> </w:t>
+      </w:r>
+      <w:r>
+        <w:rPr>
+          <w:rFonts w:hint="eastAsia"/>
+        </w:rPr>
+        <w:t xml:space="preserve">等信息表</w:t>
+      </w:r>
+      <w:r>
+        <w:br/>
+      </w:r>
+    </w:p>
+    <w:p>
+      <w:pPr>
+        <w:pStyle w:val="Compact"/>
+        <w:numPr>
+          <w:ilvl w:val="0"/>
+          <w:numId w:val="1020"/>
+        </w:numPr>
+      </w:pPr>
+      <w:r>
+        <w:rPr>
+          <w:rFonts w:hint="eastAsia"/>
+        </w:rPr>
+        <w:t xml:space="preserve">【重要说明】</w:t>
+      </w:r>
+      <w:r>
+        <w:br/>
+      </w:r>
+    </w:p>
+    <w:p>
+      <w:pPr>
+        <w:pStyle w:val="Compact"/>
+        <w:numPr>
+          <w:ilvl w:val="0"/>
+          <w:numId w:val="1020"/>
+        </w:numPr>
+      </w:pPr>
+      <w:r>
+        <w:rPr>
+          <w:rFonts w:hint="eastAsia"/>
+        </w:rPr>
+        <w:t xml:space="preserve">一、项目事实概要</w:t>
+      </w:r>
+      <w:r>
+        <w:br/>
+      </w:r>
+    </w:p>
+    <w:p>
+      <w:pPr>
+        <w:pStyle w:val="Compact"/>
+        <w:numPr>
+          <w:ilvl w:val="0"/>
+          <w:numId w:val="1020"/>
+        </w:numPr>
+      </w:pPr>
+      <w:r>
+        <w:rPr>
+          <w:rFonts w:hint="eastAsia"/>
+        </w:rPr>
+        <w:t xml:space="preserve">二、分维度法律核查意见（按维度</w:t>
+      </w:r>
+      <w:r>
+        <w:t xml:space="preserve"> → </w:t>
+      </w:r>
+      <w:r>
+        <w:rPr>
+          <w:rFonts w:hint="eastAsia"/>
+        </w:rPr>
+        <w:t xml:space="preserve">核查项</w:t>
+      </w:r>
+      <w:r>
+        <w:t xml:space="preserve"> → </w:t>
+      </w:r>
+      <w:r>
+        <w:rPr>
+          <w:rFonts w:hint="eastAsia"/>
+        </w:rPr>
+        <w:t xml:space="preserve">法源</w:t>
+      </w:r>
+      <w:r>
+        <w:t xml:space="preserve"> → </w:t>
+      </w:r>
+      <w:r>
+        <w:rPr>
+          <w:rFonts w:hint="eastAsia"/>
+        </w:rPr>
+        <w:t xml:space="preserve">风险说明）</w:t>
+      </w:r>
+      <w:r>
+        <w:br/>
+      </w:r>
+    </w:p>
+    <w:p>
+      <w:pPr>
+        <w:pStyle w:val="Compact"/>
+        <w:numPr>
+          <w:ilvl w:val="0"/>
+          <w:numId w:val="1020"/>
+        </w:numPr>
+      </w:pPr>
+      <w:r>
+        <w:rPr>
+          <w:rFonts w:hint="eastAsia"/>
+        </w:rPr>
+        <w:t xml:space="preserve">三、综合结论与风险提示</w:t>
+      </w:r>
+      <w:r>
+        <w:br/>
+      </w:r>
+    </w:p>
+    <w:p>
+      <w:pPr>
+        <w:pStyle w:val="Compact"/>
+        <w:numPr>
+          <w:ilvl w:val="0"/>
+          <w:numId w:val="1020"/>
+        </w:numPr>
+      </w:pPr>
+      <w:r>
+        <w:rPr>
+          <w:rFonts w:hint="eastAsia"/>
+        </w:rPr>
+        <w:t xml:space="preserve">四、法务复核意见</w:t>
+      </w:r>
+      <w:r>
+        <w:br/>
+      </w:r>
+    </w:p>
+    <w:p>
+      <w:pPr>
+        <w:pStyle w:val="Compact"/>
+        <w:numPr>
+          <w:ilvl w:val="0"/>
+          <w:numId w:val="1020"/>
+        </w:numPr>
+      </w:pPr>
+      <w:r>
+        <w:rPr>
+          <w:rFonts w:hint="eastAsia"/>
+        </w:rPr>
+        <w:t xml:space="preserve">附录</w:t>
+      </w:r>
+      <w:r>
+        <w:t xml:space="preserve"> · </w:t>
+      </w:r>
+      <w:r>
+        <w:rPr>
+          <w:rFonts w:hint="eastAsia"/>
+        </w:rPr>
+        <w:t xml:space="preserve">免责声明</w:t>
+      </w:r>
+      <w:r>
+        <w:br/>
+      </w:r>
+    </w:p>
+    <w:p>
+      <w:pPr>
+        <w:pStyle w:val="Compact"/>
+        <w:numPr>
+          <w:ilvl w:val="0"/>
+          <w:numId w:val="1020"/>
+        </w:numPr>
+      </w:pPr>
+      <w:r>
+        <w:rPr>
+          <w:rFonts w:hint="eastAsia"/>
+        </w:rPr>
+        <w:t xml:space="preserve">经办</w:t>
+      </w:r>
+      <w:r>
+        <w:t xml:space="preserve"> / </w:t>
+      </w:r>
+      <w:r>
+        <w:rPr>
+          <w:rFonts w:hint="eastAsia"/>
+        </w:rPr>
+        <w:t xml:space="preserve">复核</w:t>
+      </w:r>
+      <w:r>
+        <w:t xml:space="preserve"> / </w:t>
+      </w:r>
+      <w:r>
+        <w:rPr>
+          <w:rFonts w:hint="eastAsia"/>
+        </w:rPr>
+        <w:t xml:space="preserve">日期签章栏</w:t>
+      </w:r>
+    </w:p>
+    <w:p>
+      <w:pPr>
+        <w:pStyle w:val="FirstParagraph"/>
+      </w:pPr>
       <w:r>
         <w:rPr>
           <w:rFonts w:hint="eastAsia"/>
           <w:b/>
           <w:bCs/>
         </w:rPr>
-        <w:t xml:space="preserve">关键词检索</w:t>
-      </w:r>
-      <w:r>
-        <w:rPr>
-          <w:rFonts w:hint="eastAsia"/>
-        </w:rPr>
-        <w:t xml:space="preserve">，演示仍可继续</w:t>
-      </w:r>
-    </w:p>
-    <w:bookmarkEnd w:id="46"/>
-    <w:bookmarkStart w:id="47" w:name="X59b0c9c71e68b76c7949ac3cdcef265e2e41195"/>
-    <w:p>
-      <w:pPr>
-        <w:pStyle w:val="Heading3"/>
-      </w:pPr>
-      <w:r>
-        <w:t xml:space="preserve">9.4 LLM </w:t>
-      </w:r>
-      <w:r>
-        <w:rPr>
-          <w:rFonts w:hint="eastAsia"/>
-        </w:rPr>
-        <w:t xml:space="preserve">润色长时间无响应</w:t>
+        <w:t xml:space="preserve">导出时可用的主要数据字段：</w:t>
+      </w:r>
+    </w:p>
+    <w:tbl>
+      <w:tblPr>
+        <w:tblStyle w:val="Table"/>
+        <w:tblW w:type="auto" w:w="0"/>
+        <w:tblLook w:firstRow="1" w:lastRow="0" w:firstColumn="0" w:lastColumn="0" w:noHBand="0" w:noVBand="0" w:val="0020"/>
+      </w:tblPr>
+      <w:tblGrid>
+        <w:gridCol w:w="3960"/>
+        <w:gridCol w:w="3960"/>
+      </w:tblGrid>
+      <w:tr>
+        <w:trPr>
+          <w:tblHeader w:val="on"/>
+        </w:trPr>
+        <w:tc>
+          <w:tcPr/>
+          <w:p>
+            <w:pPr>
+              <w:pStyle w:val="Compact"/>
+            </w:pPr>
+            <w:r>
+              <w:rPr>
+                <w:rFonts w:hint="eastAsia"/>
+              </w:rPr>
+              <w:t xml:space="preserve">变量</w:t>
+            </w:r>
+          </w:p>
+        </w:tc>
+        <w:tc>
+          <w:tcPr/>
+          <w:p>
+            <w:pPr>
+              <w:pStyle w:val="Compact"/>
+            </w:pPr>
+            <w:r>
+              <w:rPr>
+                <w:rFonts w:hint="eastAsia"/>
+              </w:rPr>
+              <w:t xml:space="preserve">内容示例</w:t>
+            </w:r>
+          </w:p>
+        </w:tc>
+      </w:tr>
+      <w:tr>
+        <w:tc>
+          <w:tcPr/>
+          <w:p>
+            <w:pPr>
+              <w:pStyle w:val="Compact"/>
+            </w:pPr>
+            <w:r>
+              <w:rPr>
+                <w:rStyle w:val="VerbatimChar"/>
+              </w:rPr>
+              <w:t xml:space="preserve">scenario_obj</w:t>
+            </w:r>
+          </w:p>
+        </w:tc>
+        <w:tc>
+          <w:tcPr/>
+          <w:p>
+            <w:pPr>
+              <w:pStyle w:val="Compact"/>
+            </w:pPr>
+            <w:r>
+              <w:rPr>
+                <w:rFonts w:hint="eastAsia"/>
+              </w:rPr>
+              <w:t xml:space="preserve">项目名、城市/州/国家、描述、投资结构、用工规模</w:t>
+            </w:r>
+          </w:p>
+        </w:tc>
+      </w:tr>
+      <w:tr>
+        <w:tc>
+          <w:tcPr/>
+          <w:p>
+            <w:pPr>
+              <w:pStyle w:val="Compact"/>
+            </w:pPr>
+            <w:r>
+              <w:rPr>
+                <w:rStyle w:val="VerbatimChar"/>
+              </w:rPr>
+              <w:t xml:space="preserve">payload</w:t>
+            </w:r>
+          </w:p>
+        </w:tc>
+        <w:tc>
+          <w:tcPr/>
+          <w:p>
+            <w:pPr>
+              <w:pStyle w:val="Compact"/>
+            </w:pPr>
+            <w:r>
+              <w:rPr>
+                <w:rFonts w:hint="eastAsia"/>
+              </w:rPr>
+              <w:t xml:space="preserve">行业专包名、子赛道、清单</w:t>
+            </w:r>
+            <w:r>
+              <w:t xml:space="preserve"> </w:t>
+            </w:r>
+            <w:r>
+              <w:rPr>
+                <w:rStyle w:val="VerbatimChar"/>
+              </w:rPr>
+              <w:t xml:space="preserve">sections</w:t>
+            </w:r>
+          </w:p>
+        </w:tc>
+      </w:tr>
+      <w:tr>
+        <w:tc>
+          <w:tcPr/>
+          <w:p>
+            <w:pPr>
+              <w:pStyle w:val="Compact"/>
+            </w:pPr>
+            <w:r>
+              <w:rPr>
+                <w:rStyle w:val="VerbatimChar"/>
+              </w:rPr>
+              <w:t xml:space="preserve">brief</w:t>
+            </w:r>
+          </w:p>
+        </w:tc>
+        <w:tc>
+          <w:tcPr/>
+          <w:p>
+            <w:pPr>
+              <w:pStyle w:val="Compact"/>
+            </w:pPr>
+            <w:r>
+              <w:rPr>
+                <w:rFonts w:hint="eastAsia"/>
+              </w:rPr>
+              <w:t xml:space="preserve">中葡摘要、分条风险说明、</w:t>
+            </w:r>
+            <w:r>
+              <w:rPr>
+                <w:rStyle w:val="VerbatimChar"/>
+              </w:rPr>
+              <w:t xml:space="preserve">blocked_items</w:t>
+            </w:r>
+          </w:p>
+        </w:tc>
+      </w:tr>
+      <w:tr>
+        <w:tc>
+          <w:tcPr/>
+          <w:p>
+            <w:pPr>
+              <w:pStyle w:val="Compact"/>
+            </w:pPr>
+            <w:r>
+              <w:rPr>
+                <w:rStyle w:val="VerbatimChar"/>
+              </w:rPr>
+              <w:t xml:space="preserve">review</w:t>
+            </w:r>
+          </w:p>
+        </w:tc>
+        <w:tc>
+          <w:tcPr/>
+          <w:p>
+            <w:pPr>
+              <w:pStyle w:val="Compact"/>
+            </w:pPr>
+            <w:r>
+              <w:rPr>
+                <w:rFonts w:hint="eastAsia"/>
+              </w:rPr>
+              <w:t xml:space="preserve">复核人、定稿时间、每条</w:t>
+            </w:r>
+            <w:r>
+              <w:t xml:space="preserve"> </w:t>
+            </w:r>
+            <w:r>
+              <w:rPr>
+                <w:rStyle w:val="VerbatimChar"/>
+              </w:rPr>
+              <w:t xml:space="preserve">decision</w:t>
+            </w:r>
+            <w:r>
+              <w:t xml:space="preserve"> </w:t>
+            </w:r>
+            <w:r>
+              <w:t xml:space="preserve">/</w:t>
+            </w:r>
+            <w:r>
+              <w:t xml:space="preserve"> </w:t>
+            </w:r>
+            <w:r>
+              <w:rPr>
+                <w:rStyle w:val="VerbatimChar"/>
+              </w:rPr>
+              <w:t xml:space="preserve">comment</w:t>
+            </w:r>
+            <w:r>
+              <w:t xml:space="preserve"> </w:t>
+            </w:r>
+            <w:r>
+              <w:t xml:space="preserve">/ </w:t>
+            </w:r>
+            <w:r>
+              <w:rPr>
+                <w:rFonts w:hint="eastAsia"/>
+              </w:rPr>
+              <w:t xml:space="preserve">外聘标记</w:t>
+            </w:r>
+          </w:p>
+        </w:tc>
+      </w:tr>
+      <w:tr>
+        <w:tc>
+          <w:tcPr/>
+          <w:p>
+            <w:pPr>
+              <w:pStyle w:val="Compact"/>
+            </w:pPr>
+            <w:r>
+              <w:rPr>
+                <w:rStyle w:val="VerbatimChar"/>
+              </w:rPr>
+              <w:t xml:space="preserve">sections_legal</w:t>
+            </w:r>
+          </w:p>
+        </w:tc>
+        <w:tc>
+          <w:tcPr/>
+          <w:p>
+            <w:pPr>
+              <w:pStyle w:val="Compact"/>
+            </w:pPr>
+            <w:r>
+              <w:rPr>
+                <w:rFonts w:hint="eastAsia"/>
+              </w:rPr>
+              <w:t xml:space="preserve">带法源命中与匹配度的清单条目</w:t>
+            </w:r>
+          </w:p>
+        </w:tc>
+      </w:tr>
+    </w:tbl>
+    <w:p>
+      <w:pPr>
+        <w:pStyle w:val="BodyText"/>
+      </w:pPr>
+      <w:r>
+        <w:rPr>
+          <w:rFonts w:hint="eastAsia"/>
+        </w:rPr>
+        <w:t xml:space="preserve">修改后验证步骤：</w:t>
       </w:r>
     </w:p>
     <w:p>
@@ -5330,31 +8073,19 @@
         <w:rPr>
           <w:rFonts w:hint="eastAsia"/>
         </w:rPr>
-        <w:t xml:space="preserve">正常耗时约</w:t>
-      </w:r>
-      <w:r>
-        <w:t xml:space="preserve"> </w:t>
-      </w:r>
-      <w:r>
-        <w:rPr>
-          <w:b/>
-          <w:bCs/>
-        </w:rPr>
-        <w:t xml:space="preserve">60–120 </w:t>
-      </w:r>
-      <w:r>
-        <w:rPr>
-          <w:rFonts w:hint="eastAsia"/>
-          <w:b/>
-          <w:bCs/>
-        </w:rPr>
-        <w:t xml:space="preserve">秒</w:t>
-      </w:r>
-      <w:r>
-        <w:rPr>
-          <w:rFonts w:hint="eastAsia"/>
-        </w:rPr>
-        <w:t xml:space="preserve">，请耐心等待</w:t>
+        <w:t xml:space="preserve">重启</w:t>
+      </w:r>
+      <w:r>
+        <w:t xml:space="preserve"> </w:t>
+      </w:r>
+      <w:r>
+        <w:rPr>
+          <w:rStyle w:val="VerbatimChar"/>
+        </w:rPr>
+        <w:t xml:space="preserve">./scripts/start.sh</w:t>
+      </w:r>
+      <w:r>
+        <w:br/>
       </w:r>
     </w:p>
     <w:p>
@@ -5369,16 +8100,36 @@
         <w:rPr>
           <w:rFonts w:hint="eastAsia"/>
         </w:rPr>
-        <w:t xml:space="preserve">未配置</w:t>
-      </w:r>
-      <w:r>
-        <w:t xml:space="preserve"> Key </w:t>
-      </w:r>
-      <w:r>
-        <w:rPr>
-          <w:rFonts w:hint="eastAsia"/>
-        </w:rPr>
-        <w:t xml:space="preserve">时使用「仅模板」即可</w:t>
+        <w:t xml:space="preserve">登录法务账号，走完</w:t>
+      </w:r>
+      <w:r>
+        <w:t xml:space="preserve"> </w:t>
+      </w:r>
+      <w:r>
+        <w:rPr>
+          <w:rFonts w:hint="eastAsia"/>
+          <w:b/>
+          <w:bCs/>
+        </w:rPr>
+        <w:t xml:space="preserve">一键样本</w:t>
+      </w:r>
+      <w:r>
+        <w:rPr>
+          <w:b/>
+          <w:bCs/>
+        </w:rPr>
+        <w:t xml:space="preserve"> → </w:t>
+      </w:r>
+      <w:r>
+        <w:rPr>
+          <w:rFonts w:hint="eastAsia"/>
+          <w:b/>
+          <w:bCs/>
+        </w:rPr>
+        <w:t xml:space="preserve">定稿</w:t>
+      </w:r>
+      <w:r>
+        <w:br/>
       </w:r>
     </w:p>
     <w:p>
@@ -5393,40 +8144,136 @@
         <w:rPr>
           <w:rFonts w:hint="eastAsia"/>
         </w:rPr>
-        <w:t xml:space="preserve">网络不通</w:t>
-      </w:r>
-      <w:r>
-        <w:t xml:space="preserve"> DashScope </w:t>
-      </w:r>
-      <w:r>
-        <w:rPr>
-          <w:rFonts w:hint="eastAsia"/>
-        </w:rPr>
-        <w:t xml:space="preserve">时会显示回退提示</w:t>
-      </w:r>
-    </w:p>
-    <w:bookmarkEnd w:id="47"/>
-    <w:bookmarkStart w:id="48" w:name="Xf67c550b337c0c3738800f1b4e363a84f7a2810"/>
+        <w:t xml:space="preserve">复核页点击</w:t>
+      </w:r>
+      <w:r>
+        <w:t xml:space="preserve"> </w:t>
+      </w:r>
+      <w:r>
+        <w:rPr>
+          <w:rFonts w:hint="eastAsia"/>
+          <w:b/>
+          <w:bCs/>
+        </w:rPr>
+        <w:t xml:space="preserve">导出</w:t>
+      </w:r>
+      <w:r>
+        <w:rPr>
+          <w:b/>
+          <w:bCs/>
+        </w:rPr>
+        <w:t xml:space="preserve"> Word</w:t>
+      </w:r>
+      <w:r>
+        <w:rPr>
+          <w:rFonts w:hint="eastAsia"/>
+        </w:rPr>
+        <w:t xml:space="preserve">，检查排版与字段</w:t>
+      </w:r>
+      <w:r>
+        <w:br/>
+      </w:r>
+    </w:p>
+    <w:p>
+      <w:pPr>
+        <w:pStyle w:val="Compact"/>
+        <w:numPr>
+          <w:ilvl w:val="0"/>
+          <w:numId w:val="1021"/>
+        </w:numPr>
+      </w:pPr>
+      <w:r>
+        <w:rPr>
+          <w:rFonts w:hint="eastAsia"/>
+        </w:rPr>
+        <w:t xml:space="preserve">可选：运行</w:t>
+      </w:r>
+      <w:r>
+        <w:t xml:space="preserve"> </w:t>
+      </w:r>
+      <w:r>
+        <w:rPr>
+          <w:rStyle w:val="VerbatimChar"/>
+        </w:rPr>
+        <w:t xml:space="preserve">./scripts/verify_e2e.sh</w:t>
+      </w:r>
+      <w:r>
+        <w:t xml:space="preserve"> </w:t>
+      </w:r>
+      <w:r>
+        <w:rPr>
+          <w:rFonts w:hint="eastAsia"/>
+        </w:rPr>
+        <w:t xml:space="preserve">确认主流程未破坏</w:t>
+      </w:r>
+    </w:p>
+    <w:bookmarkEnd w:id="43"/>
+    <w:bookmarkStart w:id="44" w:name="第三档新增律所-院校专用模板推荐"/>
     <w:p>
       <w:pPr>
         <w:pStyle w:val="Heading3"/>
       </w:pPr>
       <w:r>
-        <w:t xml:space="preserve">9.5 </w:t>
-      </w:r>
-      <w:r>
-        <w:rPr>
-          <w:rFonts w:hint="eastAsia"/>
-        </w:rPr>
-        <w:t xml:space="preserve">无法导出</w:t>
-      </w:r>
-      <w:r>
-        <w:t xml:space="preserve"> Word / PDF</w:t>
-      </w:r>
-    </w:p>
-    <w:p>
-      <w:pPr>
-        <w:pStyle w:val="Compact"/>
+        <w:t xml:space="preserve">9.4 </w:t>
+      </w:r>
+      <w:r>
+        <w:rPr>
+          <w:rFonts w:hint="eastAsia"/>
+        </w:rPr>
+        <w:t xml:space="preserve">第三档：新增律所</w:t>
+      </w:r>
+      <w:r>
+        <w:t xml:space="preserve"> / </w:t>
+      </w:r>
+      <w:r>
+        <w:rPr>
+          <w:rFonts w:hint="eastAsia"/>
+        </w:rPr>
+        <w:t xml:space="preserve">院校专用模板（推荐）</w:t>
+      </w:r>
+    </w:p>
+    <w:p>
+      <w:pPr>
+        <w:pStyle w:val="FirstParagraph"/>
+      </w:pPr>
+      <w:r>
+        <w:rPr>
+          <w:rFonts w:hint="eastAsia"/>
+        </w:rPr>
+        <w:t xml:space="preserve">不宜长期直接改</w:t>
+      </w:r>
+      <w:r>
+        <w:t xml:space="preserve"> </w:t>
+      </w:r>
+      <w:r>
+        <w:rPr>
+          <w:rStyle w:val="VerbatimChar"/>
+        </w:rPr>
+        <w:t xml:space="preserve">law_school.py</w:t>
+      </w:r>
+      <w:r>
+        <w:rPr>
+          <w:rFonts w:hint="eastAsia"/>
+        </w:rPr>
+        <w:t xml:space="preserve">，建议</w:t>
+      </w:r>
+      <w:r>
+        <w:rPr>
+          <w:rFonts w:hint="eastAsia"/>
+          <w:b/>
+          <w:bCs/>
+        </w:rPr>
+        <w:t xml:space="preserve">复制为新文件</w:t>
+      </w:r>
+      <w:r>
+        <w:rPr>
+          <w:rFonts w:hint="eastAsia"/>
+        </w:rPr>
+        <w:t xml:space="preserve">：</w:t>
+      </w:r>
+    </w:p>
+    <w:p>
+      <w:pPr>
         <w:numPr>
           <w:ilvl w:val="0"/>
           <w:numId w:val="1022"/>
@@ -5436,23 +8283,44 @@
         <w:rPr>
           <w:rFonts w:hint="eastAsia"/>
         </w:rPr>
-        <w:t xml:space="preserve">须先</w:t>
-      </w:r>
-      <w:r>
-        <w:t xml:space="preserve"> </w:t>
-      </w:r>
-      <w:r>
-        <w:rPr>
-          <w:rFonts w:hint="eastAsia"/>
-          <w:b/>
-          <w:bCs/>
-        </w:rPr>
-        <w:t xml:space="preserve">提交复核定稿</w:t>
-      </w:r>
-    </w:p>
-    <w:p>
-      <w:pPr>
-        <w:pStyle w:val="Compact"/>
+        <w:t xml:space="preserve">复制</w:t>
+      </w:r>
+      <w:r>
+        <w:t xml:space="preserve"> </w:t>
+      </w:r>
+      <w:r>
+        <w:rPr>
+          <w:rStyle w:val="VerbatimChar"/>
+        </w:rPr>
+        <w:t xml:space="preserve">export_template_law_school.py</w:t>
+      </w:r>
+      <w:r>
+        <w:t xml:space="preserve"> </w:t>
+      </w:r>
+      <w:r>
+        <w:t xml:space="preserve">→ </w:t>
+      </w:r>
+      <w:r>
+        <w:rPr>
+          <w:rFonts w:hint="eastAsia"/>
+        </w:rPr>
+        <w:t xml:space="preserve">如</w:t>
+      </w:r>
+      <w:r>
+        <w:t xml:space="preserve"> </w:t>
+      </w:r>
+      <w:r>
+        <w:rPr>
+          <w:rStyle w:val="VerbatimChar"/>
+        </w:rPr>
+        <w:t xml:space="preserve">export_template_firm_abc.py</w:t>
+      </w:r>
+      <w:r>
+        <w:br/>
+      </w:r>
+    </w:p>
+    <w:p>
+      <w:pPr>
         <w:numPr>
           <w:ilvl w:val="0"/>
           <w:numId w:val="1022"/>
@@ -5462,23 +8330,698 @@
         <w:rPr>
           <w:rFonts w:hint="eastAsia"/>
         </w:rPr>
-        <w:t xml:space="preserve">确认所有条目已确认或驳回</w:t>
-      </w:r>
-    </w:p>
-    <w:bookmarkEnd w:id="48"/>
-    <w:bookmarkStart w:id="49" w:name="X8cceccbbe825e6f83923a49755c179fd128dfd7"/>
+        <w:t xml:space="preserve">实现</w:t>
+      </w:r>
+      <w:r>
+        <w:t xml:space="preserve"> </w:t>
+      </w:r>
+      <w:r>
+        <w:rPr>
+          <w:rStyle w:val="VerbatimChar"/>
+        </w:rPr>
+        <w:t xml:space="preserve">build_firm_abc_docx(scenario) -&gt; tuple[bytes, str]</w:t>
+      </w:r>
+      <w:r>
+        <w:br/>
+      </w:r>
+    </w:p>
+    <w:p>
+      <w:pPr>
+        <w:numPr>
+          <w:ilvl w:val="0"/>
+          <w:numId w:val="1022"/>
+        </w:numPr>
+      </w:pPr>
+      <w:r>
+        <w:rPr>
+          <w:rFonts w:hint="eastAsia"/>
+        </w:rPr>
+        <w:t xml:space="preserve">在</w:t>
+      </w:r>
+      <w:r>
+        <w:t xml:space="preserve"> </w:t>
+      </w:r>
+      <w:r>
+        <w:rPr>
+          <w:rStyle w:val="VerbatimChar"/>
+        </w:rPr>
+        <w:t xml:space="preserve">export_service.py</w:t>
+      </w:r>
+      <w:r>
+        <w:t xml:space="preserve"> </w:t>
+      </w:r>
+      <w:r>
+        <w:rPr>
+          <w:rFonts w:hint="eastAsia"/>
+        </w:rPr>
+        <w:t xml:space="preserve">的</w:t>
+      </w:r>
+      <w:r>
+        <w:t xml:space="preserve"> </w:t>
+      </w:r>
+      <w:r>
+        <w:rPr>
+          <w:rStyle w:val="VerbatimChar"/>
+        </w:rPr>
+        <w:t xml:space="preserve">build_docx()</w:t>
+      </w:r>
+      <w:r>
+        <w:t xml:space="preserve"> </w:t>
+      </w:r>
+      <w:r>
+        <w:rPr>
+          <w:rFonts w:hint="eastAsia"/>
+        </w:rPr>
+        <w:t xml:space="preserve">中增加分支，例如：</w:t>
+      </w:r>
+    </w:p>
+    <w:p>
+      <w:pPr>
+        <w:pStyle w:val="SourceCode"/>
+        <w:numPr>
+          <w:ilvl w:val="0"/>
+          <w:numId w:val="1000"/>
+        </w:numPr>
+      </w:pPr>
+      <w:r>
+        <w:rPr>
+          <w:rStyle w:val="VerbatimChar"/>
+        </w:rPr>
+        <w:t xml:space="preserve">if settings.export_template == "firm_abc":</w:t>
+      </w:r>
+      <w:r>
+        <w:br/>
+      </w:r>
+      <w:r>
+        <w:rPr>
+          <w:rStyle w:val="VerbatimChar"/>
+        </w:rPr>
+        <w:t xml:space="preserve">    return build_firm_abc_docx(scenario)</w:t>
+      </w:r>
+    </w:p>
+    <w:p>
+      <w:pPr>
+        <w:numPr>
+          <w:ilvl w:val="0"/>
+          <w:numId w:val="1022"/>
+        </w:numPr>
+      </w:pPr>
+      <w:r>
+        <w:rPr>
+          <w:rFonts w:hint="eastAsia"/>
+        </w:rPr>
+        <w:t xml:space="preserve">若需律所专属配置（地址、电话、Logo</w:t>
+      </w:r>
+      <w:r>
+        <w:t xml:space="preserve"> </w:t>
+      </w:r>
+      <w:r>
+        <w:rPr>
+          <w:rFonts w:hint="eastAsia"/>
+        </w:rPr>
+        <w:t xml:space="preserve">路径等），在</w:t>
+      </w:r>
+      <w:r>
+        <w:t xml:space="preserve"> </w:t>
+      </w:r>
+      <w:r>
+        <w:rPr>
+          <w:rStyle w:val="VerbatimChar"/>
+        </w:rPr>
+        <w:t xml:space="preserve">config.py</w:t>
+      </w:r>
+      <w:r>
+        <w:t xml:space="preserve"> </w:t>
+      </w:r>
+      <w:r>
+        <w:rPr>
+          <w:rFonts w:hint="eastAsia"/>
+        </w:rPr>
+        <w:t xml:space="preserve">增加对应环境变量</w:t>
+      </w:r>
+      <w:r>
+        <w:br/>
+      </w:r>
+    </w:p>
+    <w:p>
+      <w:pPr>
+        <w:numPr>
+          <w:ilvl w:val="0"/>
+          <w:numId w:val="1022"/>
+        </w:numPr>
+      </w:pPr>
+      <w:r>
+        <w:rPr>
+          <w:rFonts w:hint="eastAsia"/>
+        </w:rPr>
+        <w:t xml:space="preserve">在</w:t>
+      </w:r>
+      <w:r>
+        <w:t xml:space="preserve"> </w:t>
+      </w:r>
+      <w:r>
+        <w:rPr>
+          <w:rStyle w:val="VerbatimChar"/>
+        </w:rPr>
+        <w:t xml:space="preserve">backend/app/api/system.py</w:t>
+      </w:r>
+      <w:r>
+        <w:t xml:space="preserve"> </w:t>
+      </w:r>
+      <w:r>
+        <w:rPr>
+          <w:rFonts w:hint="eastAsia"/>
+        </w:rPr>
+        <w:t xml:space="preserve">的</w:t>
+      </w:r>
+      <w:r>
+        <w:t xml:space="preserve"> </w:t>
+      </w:r>
+      <w:r>
+        <w:rPr>
+          <w:rStyle w:val="VerbatimChar"/>
+        </w:rPr>
+        <w:t xml:space="preserve">/export/config</w:t>
+      </w:r>
+      <w:r>
+        <w:t xml:space="preserve"> </w:t>
+      </w:r>
+      <w:r>
+        <w:rPr>
+          <w:rFonts w:hint="eastAsia"/>
+        </w:rPr>
+        <w:t xml:space="preserve">中补充</w:t>
+      </w:r>
+      <w:r>
+        <w:t xml:space="preserve"> </w:t>
+      </w:r>
+      <w:r>
+        <w:rPr>
+          <w:rStyle w:val="VerbatimChar"/>
+        </w:rPr>
+        <w:t xml:space="preserve">docx_label</w:t>
+      </w:r>
+      <w:r>
+        <w:rPr>
+          <w:rFonts w:hint="eastAsia"/>
+        </w:rPr>
+        <w:t xml:space="preserve">，前端按钮文案会自动更新</w:t>
+      </w:r>
+      <w:r>
+        <w:br/>
+      </w:r>
+    </w:p>
+    <w:p>
+      <w:pPr>
+        <w:numPr>
+          <w:ilvl w:val="0"/>
+          <w:numId w:val="1022"/>
+        </w:numPr>
+      </w:pPr>
+      <w:r>
+        <w:rPr>
+          <w:rFonts w:hint="eastAsia"/>
+        </w:rPr>
+        <w:t xml:space="preserve">部署时设置：</w:t>
+      </w:r>
+    </w:p>
+    <w:p>
+      <w:pPr>
+        <w:pStyle w:val="SourceCode"/>
+        <w:numPr>
+          <w:ilvl w:val="0"/>
+          <w:numId w:val="1000"/>
+        </w:numPr>
+      </w:pPr>
+      <w:r>
+        <w:rPr>
+          <w:rStyle w:val="VerbatimChar"/>
+        </w:rPr>
+        <w:t xml:space="preserve">EXPORT_TEMPLATE=firm_abc</w:t>
+      </w:r>
+    </w:p>
+    <w:p>
+      <w:pPr>
+        <w:pStyle w:val="FirstParagraph"/>
+      </w:pPr>
+      <w:r>
+        <w:rPr>
+          <w:rFonts w:hint="eastAsia"/>
+        </w:rPr>
+        <w:t xml:space="preserve">切换回旧版协查底稿</w:t>
+      </w:r>
+      <w:r>
+        <w:t xml:space="preserve"> </w:t>
+      </w:r>
+      <w:r>
+        <w:rPr>
+          <w:rFonts w:hint="eastAsia"/>
+        </w:rPr>
+        <w:t xml:space="preserve">Word：</w:t>
+      </w:r>
+    </w:p>
+    <w:p>
+      <w:pPr>
+        <w:pStyle w:val="SourceCode"/>
+      </w:pPr>
+      <w:r>
+        <w:rPr>
+          <w:rStyle w:val="VerbatimChar"/>
+        </w:rPr>
+        <w:t xml:space="preserve">EXPORT_TEMPLATE=legacy</w:t>
+      </w:r>
+    </w:p>
+    <w:bookmarkEnd w:id="44"/>
+    <w:bookmarkStart w:id="45" w:name="其他说明"/>
     <w:p>
       <w:pPr>
         <w:pStyle w:val="Heading3"/>
       </w:pPr>
       <w:r>
-        <w:t xml:space="preserve">9.6 </w:t>
-      </w:r>
-      <w:r>
-        <w:rPr>
-          <w:rFonts w:hint="eastAsia"/>
-        </w:rPr>
-        <w:t xml:space="preserve">登录失败</w:t>
+        <w:t xml:space="preserve">9.5 </w:t>
+      </w:r>
+      <w:r>
+        <w:rPr>
+          <w:rFonts w:hint="eastAsia"/>
+        </w:rPr>
+        <w:t xml:space="preserve">其他说明</w:t>
+      </w:r>
+    </w:p>
+    <w:tbl>
+      <w:tblPr>
+        <w:tblStyle w:val="Table"/>
+        <w:tblW w:type="pct" w:w="5000"/>
+        <w:tblLayout w:type="fixed"/>
+        <w:tblLook w:firstRow="1" w:lastRow="0" w:firstColumn="0" w:lastColumn="0" w:noHBand="0" w:noVBand="0" w:val="0020"/>
+      </w:tblPr>
+      <w:tblGrid>
+        <w:gridCol w:w="3960"/>
+        <w:gridCol w:w="3960"/>
+      </w:tblGrid>
+      <w:tr>
+        <w:trPr>
+          <w:tblHeader w:val="on"/>
+        </w:trPr>
+        <w:tc>
+          <w:tcPr/>
+          <w:p>
+            <w:pPr>
+              <w:pStyle w:val="Compact"/>
+            </w:pPr>
+            <w:r>
+              <w:rPr>
+                <w:rFonts w:hint="eastAsia"/>
+              </w:rPr>
+              <w:t xml:space="preserve">话题</w:t>
+            </w:r>
+          </w:p>
+        </w:tc>
+        <w:tc>
+          <w:tcPr/>
+          <w:p>
+            <w:pPr>
+              <w:pStyle w:val="Compact"/>
+            </w:pPr>
+            <w:r>
+              <w:rPr>
+                <w:rFonts w:hint="eastAsia"/>
+              </w:rPr>
+              <w:t xml:space="preserve">说明</w:t>
+            </w:r>
+          </w:p>
+        </w:tc>
+      </w:tr>
+      <w:tr>
+        <w:tc>
+          <w:tcPr/>
+          <w:p>
+            <w:pPr>
+              <w:pStyle w:val="Compact"/>
+            </w:pPr>
+            <w:r>
+              <w:t xml:space="preserve">PDF</w:t>
+            </w:r>
+          </w:p>
+        </w:tc>
+        <w:tc>
+          <w:tcPr/>
+          <w:p>
+            <w:pPr>
+              <w:pStyle w:val="Compact"/>
+            </w:pPr>
+            <w:r>
+              <w:rPr>
+                <w:rFonts w:hint="eastAsia"/>
+              </w:rPr>
+              <w:t xml:space="preserve">仍为</w:t>
+            </w:r>
+            <w:r>
+              <w:t xml:space="preserve"> </w:t>
+            </w:r>
+            <w:r>
+              <w:rPr>
+                <w:rStyle w:val="VerbatimChar"/>
+              </w:rPr>
+              <w:t xml:space="preserve">export_service.py</w:t>
+            </w:r>
+            <w:r>
+              <w:t xml:space="preserve"> </w:t>
+            </w:r>
+            <w:r>
+              <w:rPr>
+                <w:rFonts w:hint="eastAsia"/>
+              </w:rPr>
+              <w:t xml:space="preserve">内</w:t>
+            </w:r>
+            <w:r>
+              <w:t xml:space="preserve"> </w:t>
+            </w:r>
+            <w:r>
+              <w:rPr>
+                <w:rStyle w:val="VerbatimChar"/>
+              </w:rPr>
+              <w:t xml:space="preserve">build_sample_pdf()</w:t>
+            </w:r>
+            <w:r>
+              <w:rPr>
+                <w:rFonts w:hint="eastAsia"/>
+              </w:rPr>
+              <w:t xml:space="preserve">（legacy），与</w:t>
+            </w:r>
+            <w:r>
+              <w:t xml:space="preserve"> Word </w:t>
+            </w:r>
+            <w:r>
+              <w:rPr>
+                <w:rFonts w:hint="eastAsia"/>
+              </w:rPr>
+              <w:t xml:space="preserve">模板独立</w:t>
+            </w:r>
+          </w:p>
+        </w:tc>
+      </w:tr>
+      <w:tr>
+        <w:tc>
+          <w:tcPr/>
+          <w:p>
+            <w:pPr>
+              <w:pStyle w:val="Compact"/>
+            </w:pPr>
+            <w:r>
+              <w:rPr>
+                <w:rFonts w:hint="eastAsia"/>
+              </w:rPr>
+              <w:t xml:space="preserve">免责声明</w:t>
+            </w:r>
+          </w:p>
+        </w:tc>
+        <w:tc>
+          <w:tcPr/>
+          <w:p>
+            <w:pPr>
+              <w:pStyle w:val="Compact"/>
+            </w:pPr>
+            <w:r>
+              <w:rPr>
+                <w:rFonts w:hint="eastAsia"/>
+              </w:rPr>
+              <w:t xml:space="preserve">法学院模板「附录」读取</w:t>
+            </w:r>
+            <w:r>
+              <w:t xml:space="preserve"> </w:t>
+            </w:r>
+            <w:r>
+              <w:rPr>
+                <w:rStyle w:val="VerbatimChar"/>
+              </w:rPr>
+              <w:t xml:space="preserve">DISCLAIMER_FULL_TEXT</w:t>
+            </w:r>
+            <w:r>
+              <w:rPr>
+                <w:rFonts w:hint="eastAsia"/>
+              </w:rPr>
+              <w:t xml:space="preserve">；改平台免责声明会同步进</w:t>
+            </w:r>
+            <w:r>
+              <w:t xml:space="preserve"> Word</w:t>
+            </w:r>
+          </w:p>
+        </w:tc>
+      </w:tr>
+      <w:tr>
+        <w:tc>
+          <w:tcPr/>
+          <w:p>
+            <w:pPr>
+              <w:pStyle w:val="Compact"/>
+            </w:pPr>
+            <w:r>
+              <w:rPr>
+                <w:rFonts w:hint="eastAsia"/>
+              </w:rPr>
+              <w:t xml:space="preserve">固定</w:t>
+            </w:r>
+            <w:r>
+              <w:t xml:space="preserve"> Word </w:t>
+            </w:r>
+            <w:r>
+              <w:rPr>
+                <w:rFonts w:hint="eastAsia"/>
+              </w:rPr>
+              <w:t xml:space="preserve">样张</w:t>
+            </w:r>
+          </w:p>
+        </w:tc>
+        <w:tc>
+          <w:tcPr/>
+          <w:p>
+            <w:pPr>
+              <w:pStyle w:val="Compact"/>
+            </w:pPr>
+            <w:r>
+              <w:rPr>
+                <w:rFonts w:hint="eastAsia"/>
+              </w:rPr>
+              <w:t xml:space="preserve">若须与律所</w:t>
+            </w:r>
+            <w:r>
+              <w:t xml:space="preserve"> </w:t>
+            </w:r>
+            <w:r>
+              <w:rPr>
+                <w:rStyle w:val="VerbatimChar"/>
+              </w:rPr>
+              <w:t xml:space="preserve">.docx</w:t>
+            </w:r>
+            <w:r>
+              <w:t xml:space="preserve"> </w:t>
+            </w:r>
+            <w:r>
+              <w:rPr>
+                <w:rFonts w:hint="eastAsia"/>
+              </w:rPr>
+              <w:t xml:space="preserve">样张像素级一致，可后续改为「加载空白</w:t>
+            </w:r>
+            <w:r>
+              <w:t xml:space="preserve"> docx </w:t>
+            </w:r>
+            <w:r>
+              <w:rPr>
+                <w:rFonts w:hint="eastAsia"/>
+              </w:rPr>
+              <w:t xml:space="preserve">模板</w:t>
+            </w:r>
+            <w:r>
+              <w:t xml:space="preserve"> + </w:t>
+            </w:r>
+            <w:r>
+              <w:rPr>
+                <w:rFonts w:hint="eastAsia"/>
+              </w:rPr>
+              <w:t xml:space="preserve">填占位符」；当前</w:t>
+            </w:r>
+            <w:r>
+              <w:t xml:space="preserve"> MVP </w:t>
+            </w:r>
+            <w:r>
+              <w:rPr>
+                <w:rFonts w:hint="eastAsia"/>
+              </w:rPr>
+              <w:t xml:space="preserve">用</w:t>
+            </w:r>
+            <w:r>
+              <w:t xml:space="preserve"> </w:t>
+            </w:r>
+            <w:r>
+              <w:rPr>
+                <w:rStyle w:val="VerbatimChar"/>
+              </w:rPr>
+              <w:t xml:space="preserve">python-docx</w:t>
+            </w:r>
+            <w:r>
+              <w:t xml:space="preserve"> </w:t>
+            </w:r>
+            <w:r>
+              <w:rPr>
+                <w:rFonts w:hint="eastAsia"/>
+              </w:rPr>
+              <w:t xml:space="preserve">代码拼装</w:t>
+            </w:r>
+          </w:p>
+        </w:tc>
+      </w:tr>
+      <w:tr>
+        <w:tc>
+          <w:tcPr/>
+          <w:p>
+            <w:pPr>
+              <w:pStyle w:val="Compact"/>
+            </w:pPr>
+            <w:r>
+              <w:t xml:space="preserve">API </w:t>
+            </w:r>
+            <w:r>
+              <w:rPr>
+                <w:rFonts w:hint="eastAsia"/>
+              </w:rPr>
+              <w:t xml:space="preserve">查询</w:t>
+            </w:r>
+          </w:p>
+        </w:tc>
+        <w:tc>
+          <w:tcPr/>
+          <w:p>
+            <w:pPr>
+              <w:pStyle w:val="Compact"/>
+            </w:pPr>
+            <w:r>
+              <w:rPr>
+                <w:rStyle w:val="VerbatimChar"/>
+              </w:rPr>
+              <w:t xml:space="preserve">GET /api/v1/export/config</w:t>
+            </w:r>
+            <w:r>
+              <w:t xml:space="preserve"> </w:t>
+            </w:r>
+            <w:r>
+              <w:rPr>
+                <w:rFonts w:hint="eastAsia"/>
+              </w:rPr>
+              <w:t xml:space="preserve">返回当前</w:t>
+            </w:r>
+            <w:r>
+              <w:t xml:space="preserve"> </w:t>
+            </w:r>
+            <w:r>
+              <w:rPr>
+                <w:rStyle w:val="VerbatimChar"/>
+              </w:rPr>
+              <w:t xml:space="preserve">template</w:t>
+            </w:r>
+            <w:r>
+              <w:t xml:space="preserve"> </w:t>
+            </w:r>
+            <w:r>
+              <w:rPr>
+                <w:rFonts w:hint="eastAsia"/>
+              </w:rPr>
+              <w:t xml:space="preserve">与</w:t>
+            </w:r>
+            <w:r>
+              <w:t xml:space="preserve"> </w:t>
+            </w:r>
+            <w:r>
+              <w:rPr>
+                <w:rStyle w:val="VerbatimChar"/>
+              </w:rPr>
+              <w:t xml:space="preserve">docx_label</w:t>
+            </w:r>
+          </w:p>
+        </w:tc>
+      </w:tr>
+    </w:tbl>
+    <w:p>
+      <w:r>
+        <w:pict>
+          <v:rect style="width:0;height:1.5pt" o:hralign="center" o:hrstd="t" o:hr="t"/>
+        </w:pict>
+      </w:r>
+    </w:p>
+    <w:bookmarkEnd w:id="45"/>
+    <w:bookmarkEnd w:id="46"/>
+    <w:bookmarkStart w:id="53" w:name="常见问题"/>
+    <w:p>
+      <w:pPr>
+        <w:pStyle w:val="Heading2"/>
+      </w:pPr>
+      <w:r>
+        <w:t xml:space="preserve">10. </w:t>
+      </w:r>
+      <w:r>
+        <w:rPr>
+          <w:rFonts w:hint="eastAsia"/>
+        </w:rPr>
+        <w:t xml:space="preserve">常见问题</w:t>
+      </w:r>
+    </w:p>
+    <w:bookmarkStart w:id="47" w:name="端口被占用"/>
+    <w:p>
+      <w:pPr>
+        <w:pStyle w:val="Heading3"/>
+      </w:pPr>
+      <w:r>
+        <w:t xml:space="preserve">10.1 </w:t>
+      </w:r>
+      <w:r>
+        <w:rPr>
+          <w:rFonts w:hint="eastAsia"/>
+        </w:rPr>
+        <w:t xml:space="preserve">端口被占用</w:t>
+      </w:r>
+    </w:p>
+    <w:p>
+      <w:pPr>
+        <w:pStyle w:val="SourceCode"/>
+      </w:pPr>
+      <w:r>
+        <w:rPr>
+          <w:rStyle w:val="VerbatimChar"/>
+        </w:rPr>
+        <w:t xml:space="preserve">lsof -ti:8000 | xargs kill -9</w:t>
+      </w:r>
+      <w:r>
+        <w:br/>
+      </w:r>
+      <w:r>
+        <w:rPr>
+          <w:rStyle w:val="VerbatimChar"/>
+        </w:rPr>
+        <w:t xml:space="preserve">lsof -ti:5173 | xargs kill -9</w:t>
+      </w:r>
+      <w:r>
+        <w:br/>
+      </w:r>
+      <w:r>
+        <w:rPr>
+          <w:rStyle w:val="VerbatimChar"/>
+        </w:rPr>
+        <w:t xml:space="preserve">./scripts/start.sh</w:t>
+      </w:r>
+    </w:p>
+    <w:bookmarkEnd w:id="47"/>
+    <w:bookmarkStart w:id="48" w:name="一键样本生成失败"/>
+    <w:p>
+      <w:pPr>
+        <w:pStyle w:val="Heading3"/>
+      </w:pPr>
+      <w:r>
+        <w:t xml:space="preserve">10.2 </w:t>
+      </w:r>
+      <w:r>
+        <w:rPr>
+          <w:rFonts w:hint="eastAsia"/>
+        </w:rPr>
+        <w:t xml:space="preserve">一键样本生成失败</w:t>
       </w:r>
     </w:p>
     <w:p>
@@ -5493,28 +9036,19 @@
         <w:rPr>
           <w:rFonts w:hint="eastAsia"/>
         </w:rPr>
-        <w:t xml:space="preserve">确认使用演示账户：</w:t>
-      </w:r>
-      <w:r>
-        <w:rPr>
-          <w:rStyle w:val="VerbatimChar"/>
-        </w:rPr>
-        <w:t xml:space="preserve">legal@demo.vela</w:t>
-      </w:r>
-      <w:r>
-        <w:t xml:space="preserve"> </w:t>
-      </w:r>
-      <w:r>
-        <w:t xml:space="preserve">/</w:t>
-      </w:r>
-      <w:r>
-        <w:t xml:space="preserve"> </w:t>
-      </w:r>
-      <w:r>
-        <w:rPr>
-          <w:rStyle w:val="VerbatimChar"/>
-        </w:rPr>
-        <w:t xml:space="preserve">Demo1234!</w:t>
+        <w:t xml:space="preserve">确认后端已启动：访问</w:t>
+      </w:r>
+      <w:r>
+        <w:t xml:space="preserve"> http://127.0.0.1:8000/api/v1/health </w:t>
+      </w:r>
+      <w:r>
+        <w:rPr>
+          <w:rFonts w:hint="eastAsia"/>
+        </w:rPr>
+        <w:t xml:space="preserve">应返回正常</w:t>
+      </w:r>
+      <w:r>
+        <w:br/>
       </w:r>
     </w:p>
     <w:p>
@@ -5529,6 +9063,383 @@
         <w:rPr>
           <w:rFonts w:hint="eastAsia"/>
         </w:rPr>
+        <w:t xml:space="preserve">重新运行</w:t>
+      </w:r>
+      <w:r>
+        <w:t xml:space="preserve"> </w:t>
+      </w:r>
+      <w:r>
+        <w:rPr>
+          <w:rStyle w:val="VerbatimChar"/>
+        </w:rPr>
+        <w:t xml:space="preserve">./scripts/start.sh</w:t>
+      </w:r>
+    </w:p>
+    <w:bookmarkEnd w:id="48"/>
+    <w:bookmarkStart w:id="49" w:name="法源检索失败或-404"/>
+    <w:p>
+      <w:pPr>
+        <w:pStyle w:val="Heading3"/>
+      </w:pPr>
+      <w:r>
+        <w:t xml:space="preserve">10.3 </w:t>
+      </w:r>
+      <w:r>
+        <w:rPr>
+          <w:rFonts w:hint="eastAsia"/>
+        </w:rPr>
+        <w:t xml:space="preserve">法源检索失败或</w:t>
+      </w:r>
+      <w:r>
+        <w:t xml:space="preserve"> 404</w:t>
+      </w:r>
+    </w:p>
+    <w:p>
+      <w:pPr>
+        <w:pStyle w:val="Compact"/>
+        <w:numPr>
+          <w:ilvl w:val="0"/>
+          <w:numId w:val="1024"/>
+        </w:numPr>
+      </w:pPr>
+      <w:r>
+        <w:rPr>
+          <w:rFonts w:hint="eastAsia"/>
+        </w:rPr>
+        <w:t xml:space="preserve">确认已安装</w:t>
+      </w:r>
+      <w:r>
+        <w:t xml:space="preserve"> RAG </w:t>
+      </w:r>
+      <w:r>
+        <w:rPr>
+          <w:rFonts w:hint="eastAsia"/>
+        </w:rPr>
+        <w:t xml:space="preserve">依赖（</w:t>
+      </w:r>
+      <w:r>
+        <w:rPr>
+          <w:rStyle w:val="VerbatimChar"/>
+        </w:rPr>
+        <w:t xml:space="preserve">start.sh</w:t>
+      </w:r>
+      <w:r>
+        <w:t xml:space="preserve"> </w:t>
+      </w:r>
+      <w:r>
+        <w:rPr>
+          <w:rFonts w:hint="eastAsia"/>
+        </w:rPr>
+        <w:t xml:space="preserve">会自动安装</w:t>
+      </w:r>
+      <w:r>
+        <w:t xml:space="preserve"> </w:t>
+      </w:r>
+      <w:r>
+        <w:rPr>
+          <w:rStyle w:val="VerbatimChar"/>
+        </w:rPr>
+        <w:t xml:space="preserve">requirements-rag.txt</w:t>
+      </w:r>
+      <w:r>
+        <w:rPr>
+          <w:rFonts w:hint="eastAsia"/>
+        </w:rPr>
+        <w:t xml:space="preserve">）</w:t>
+      </w:r>
+      <w:r>
+        <w:br/>
+      </w:r>
+    </w:p>
+    <w:p>
+      <w:pPr>
+        <w:pStyle w:val="Compact"/>
+        <w:numPr>
+          <w:ilvl w:val="0"/>
+          <w:numId w:val="1024"/>
+        </w:numPr>
+      </w:pPr>
+      <w:r>
+        <w:rPr>
+          <w:rFonts w:hint="eastAsia"/>
+        </w:rPr>
+        <w:t xml:space="preserve">重启服务后重试</w:t>
+      </w:r>
+      <w:r>
+        <w:br/>
+      </w:r>
+    </w:p>
+    <w:p>
+      <w:pPr>
+        <w:pStyle w:val="Compact"/>
+        <w:numPr>
+          <w:ilvl w:val="0"/>
+          <w:numId w:val="1024"/>
+        </w:numPr>
+      </w:pPr>
+      <w:r>
+        <w:t xml:space="preserve">Chroma </w:t>
+      </w:r>
+      <w:r>
+        <w:rPr>
+          <w:rFonts w:hint="eastAsia"/>
+        </w:rPr>
+        <w:t xml:space="preserve">向量模型下载失败时，系统回退</w:t>
+      </w:r>
+      <w:r>
+        <w:rPr>
+          <w:rFonts w:hint="eastAsia"/>
+          <w:b/>
+          <w:bCs/>
+        </w:rPr>
+        <w:t xml:space="preserve">关键词检索</w:t>
+      </w:r>
+      <w:r>
+        <w:rPr>
+          <w:rFonts w:hint="eastAsia"/>
+        </w:rPr>
+        <w:t xml:space="preserve">，演示仍可继续</w:t>
+      </w:r>
+    </w:p>
+    <w:bookmarkEnd w:id="49"/>
+    <w:bookmarkStart w:id="50" w:name="llm-润色长时间无响应"/>
+    <w:p>
+      <w:pPr>
+        <w:pStyle w:val="Heading3"/>
+      </w:pPr>
+      <w:r>
+        <w:t xml:space="preserve">10.4 LLM </w:t>
+      </w:r>
+      <w:r>
+        <w:rPr>
+          <w:rFonts w:hint="eastAsia"/>
+        </w:rPr>
+        <w:t xml:space="preserve">润色长时间无响应</w:t>
+      </w:r>
+    </w:p>
+    <w:p>
+      <w:pPr>
+        <w:pStyle w:val="Compact"/>
+        <w:numPr>
+          <w:ilvl w:val="0"/>
+          <w:numId w:val="1025"/>
+        </w:numPr>
+      </w:pPr>
+      <w:r>
+        <w:rPr>
+          <w:rFonts w:hint="eastAsia"/>
+        </w:rPr>
+        <w:t xml:space="preserve">正常耗时约</w:t>
+      </w:r>
+      <w:r>
+        <w:t xml:space="preserve"> </w:t>
+      </w:r>
+      <w:r>
+        <w:rPr>
+          <w:b/>
+          <w:bCs/>
+        </w:rPr>
+        <w:t xml:space="preserve">60–120 </w:t>
+      </w:r>
+      <w:r>
+        <w:rPr>
+          <w:rFonts w:hint="eastAsia"/>
+          <w:b/>
+          <w:bCs/>
+        </w:rPr>
+        <w:t xml:space="preserve">秒</w:t>
+      </w:r>
+      <w:r>
+        <w:rPr>
+          <w:rFonts w:hint="eastAsia"/>
+        </w:rPr>
+        <w:t xml:space="preserve">，请耐心等待</w:t>
+      </w:r>
+      <w:r>
+        <w:br/>
+      </w:r>
+    </w:p>
+    <w:p>
+      <w:pPr>
+        <w:pStyle w:val="Compact"/>
+        <w:numPr>
+          <w:ilvl w:val="0"/>
+          <w:numId w:val="1025"/>
+        </w:numPr>
+      </w:pPr>
+      <w:r>
+        <w:rPr>
+          <w:rFonts w:hint="eastAsia"/>
+        </w:rPr>
+        <w:t xml:space="preserve">未配置</w:t>
+      </w:r>
+      <w:r>
+        <w:t xml:space="preserve"> Key </w:t>
+      </w:r>
+      <w:r>
+        <w:rPr>
+          <w:rFonts w:hint="eastAsia"/>
+        </w:rPr>
+        <w:t xml:space="preserve">时使用「仅模板」即可</w:t>
+      </w:r>
+      <w:r>
+        <w:br/>
+      </w:r>
+    </w:p>
+    <w:p>
+      <w:pPr>
+        <w:pStyle w:val="Compact"/>
+        <w:numPr>
+          <w:ilvl w:val="0"/>
+          <w:numId w:val="1025"/>
+        </w:numPr>
+      </w:pPr>
+      <w:r>
+        <w:rPr>
+          <w:rFonts w:hint="eastAsia"/>
+        </w:rPr>
+        <w:t xml:space="preserve">网络不通</w:t>
+      </w:r>
+      <w:r>
+        <w:t xml:space="preserve"> DashScope </w:t>
+      </w:r>
+      <w:r>
+        <w:rPr>
+          <w:rFonts w:hint="eastAsia"/>
+        </w:rPr>
+        <w:t xml:space="preserve">时会显示回退提示</w:t>
+      </w:r>
+    </w:p>
+    <w:bookmarkEnd w:id="50"/>
+    <w:bookmarkStart w:id="51" w:name="无法导出-word-pdf"/>
+    <w:p>
+      <w:pPr>
+        <w:pStyle w:val="Heading3"/>
+      </w:pPr>
+      <w:r>
+        <w:t xml:space="preserve">10.5 </w:t>
+      </w:r>
+      <w:r>
+        <w:rPr>
+          <w:rFonts w:hint="eastAsia"/>
+        </w:rPr>
+        <w:t xml:space="preserve">无法导出</w:t>
+      </w:r>
+      <w:r>
+        <w:t xml:space="preserve"> Word / PDF</w:t>
+      </w:r>
+    </w:p>
+    <w:p>
+      <w:pPr>
+        <w:pStyle w:val="Compact"/>
+        <w:numPr>
+          <w:ilvl w:val="0"/>
+          <w:numId w:val="1026"/>
+        </w:numPr>
+      </w:pPr>
+      <w:r>
+        <w:rPr>
+          <w:rFonts w:hint="eastAsia"/>
+        </w:rPr>
+        <w:t xml:space="preserve">须先</w:t>
+      </w:r>
+      <w:r>
+        <w:t xml:space="preserve"> </w:t>
+      </w:r>
+      <w:r>
+        <w:rPr>
+          <w:rFonts w:hint="eastAsia"/>
+          <w:b/>
+          <w:bCs/>
+        </w:rPr>
+        <w:t xml:space="preserve">提交复核定稿</w:t>
+      </w:r>
+      <w:r>
+        <w:br/>
+      </w:r>
+    </w:p>
+    <w:p>
+      <w:pPr>
+        <w:pStyle w:val="Compact"/>
+        <w:numPr>
+          <w:ilvl w:val="0"/>
+          <w:numId w:val="1026"/>
+        </w:numPr>
+      </w:pPr>
+      <w:r>
+        <w:rPr>
+          <w:rFonts w:hint="eastAsia"/>
+        </w:rPr>
+        <w:t xml:space="preserve">确认所有条目已确认或驳回</w:t>
+      </w:r>
+    </w:p>
+    <w:bookmarkEnd w:id="51"/>
+    <w:bookmarkStart w:id="52" w:name="登录失败"/>
+    <w:p>
+      <w:pPr>
+        <w:pStyle w:val="Heading3"/>
+      </w:pPr>
+      <w:r>
+        <w:t xml:space="preserve">10.6 </w:t>
+      </w:r>
+      <w:r>
+        <w:rPr>
+          <w:rFonts w:hint="eastAsia"/>
+        </w:rPr>
+        <w:t xml:space="preserve">登录失败</w:t>
+      </w:r>
+    </w:p>
+    <w:p>
+      <w:pPr>
+        <w:pStyle w:val="Compact"/>
+        <w:numPr>
+          <w:ilvl w:val="0"/>
+          <w:numId w:val="1027"/>
+        </w:numPr>
+      </w:pPr>
+      <w:r>
+        <w:rPr>
+          <w:rFonts w:hint="eastAsia"/>
+        </w:rPr>
+        <w:t xml:space="preserve">确认使用演示账户：</w:t>
+      </w:r>
+      <w:r>
+        <w:rPr>
+          <w:rStyle w:val="VerbatimChar"/>
+        </w:rPr>
+        <w:t xml:space="preserve">legal@demo.vela</w:t>
+      </w:r>
+      <w:r>
+        <w:t xml:space="preserve"> </w:t>
+      </w:r>
+      <w:r>
+        <w:t xml:space="preserve">/</w:t>
+      </w:r>
+      <w:r>
+        <w:t xml:space="preserve"> </w:t>
+      </w:r>
+      <w:r>
+        <w:rPr>
+          <w:rStyle w:val="VerbatimChar"/>
+        </w:rPr>
+        <w:t xml:space="preserve">Demo1234!</w:t>
+      </w:r>
+      <w:r>
+        <w:br/>
+      </w:r>
+    </w:p>
+    <w:p>
+      <w:pPr>
+        <w:pStyle w:val="Compact"/>
+        <w:numPr>
+          <w:ilvl w:val="0"/>
+          <w:numId w:val="1027"/>
+        </w:numPr>
+      </w:pPr>
+      <w:r>
+        <w:rPr>
+          <w:rFonts w:hint="eastAsia"/>
+        </w:rPr>
         <w:t xml:space="preserve">若数据库被重置，重新运行</w:t>
       </w:r>
       <w:r>
@@ -5548,15 +9459,15 @@
         </w:pict>
       </w:r>
     </w:p>
-    <w:bookmarkEnd w:id="49"/>
-    <w:bookmarkEnd w:id="50"/>
-    <w:bookmarkStart w:id="53" w:name="X905ad8ea2ddf4a188dfdf8ad4cdcdfeba8b8743"/>
+    <w:bookmarkEnd w:id="52"/>
+    <w:bookmarkEnd w:id="53"/>
+    <w:bookmarkStart w:id="56" w:name="演示讲解建议"/>
     <w:p>
       <w:pPr>
         <w:pStyle w:val="Heading2"/>
       </w:pPr>
       <w:r>
-        <w:t xml:space="preserve">10. </w:t>
+        <w:t xml:space="preserve">11. </w:t>
       </w:r>
       <w:r>
         <w:rPr>
@@ -5565,13 +9476,13 @@
         <w:t xml:space="preserve">演示讲解建议</w:t>
       </w:r>
     </w:p>
-    <w:bookmarkStart w:id="51" w:name="X01645d5e71e94b732ce1ad84ae809259aad4a9d"/>
+    <w:bookmarkStart w:id="54" w:name="分钟标准演示脚本"/>
     <w:p>
       <w:pPr>
         <w:pStyle w:val="Heading3"/>
       </w:pPr>
       <w:r>
-        <w:t xml:space="preserve">10.1 15 </w:t>
+        <w:t xml:space="preserve">11.1 15 </w:t>
       </w:r>
       <w:r>
         <w:rPr>
@@ -5730,7 +9641,7 @@
               <w:t xml:space="preserve">步路线图、系统状态、法源</w:t>
             </w:r>
             <w:r>
-              <w:t xml:space="preserve"> 23 </w:t>
+              <w:t xml:space="preserve"> 32 </w:t>
             </w:r>
             <w:r>
               <w:rPr>
@@ -5874,13 +9785,22 @@
               <w:pStyle w:val="Compact"/>
             </w:pPr>
             <w:r>
-              <w:t xml:space="preserve">Word/PDF </w:t>
-            </w:r>
-            <w:r>
-              <w:rPr>
-                <w:rFonts w:hint="eastAsia"/>
-              </w:rPr>
-              <w:t xml:space="preserve">交付物、免责声明</w:t>
+              <w:t xml:space="preserve">Word </w:t>
+            </w:r>
+            <w:r>
+              <w:rPr>
+                <w:rFonts w:hint="eastAsia"/>
+              </w:rPr>
+              <w:t xml:space="preserve">法律研究意见书</w:t>
+            </w:r>
+            <w:r>
+              <w:t xml:space="preserve"> / </w:t>
+            </w:r>
+            <w:r>
+              <w:rPr>
+                <w:rFonts w:hint="eastAsia"/>
+              </w:rPr>
+              <w:t xml:space="preserve">PDF、免责声明</w:t>
             </w:r>
           </w:p>
         </w:tc>
@@ -5948,14 +9868,14 @@
         </w:tc>
       </w:tr>
     </w:tbl>
-    <w:bookmarkEnd w:id="51"/>
-    <w:bookmarkStart w:id="52" w:name="X2a3b18aeb2ef61d1db34fefc997c30f290d0724"/>
+    <w:bookmarkEnd w:id="54"/>
+    <w:bookmarkStart w:id="55" w:name="重点强调的差异点"/>
     <w:p>
       <w:pPr>
         <w:pStyle w:val="Heading3"/>
       </w:pPr>
       <w:r>
-        <w:t xml:space="preserve">10.2 </w:t>
+        <w:t xml:space="preserve">11.2 </w:t>
       </w:r>
       <w:r>
         <w:rPr>
@@ -5969,7 +9889,7 @@
         <w:pStyle w:val="Compact"/>
         <w:numPr>
           <w:ilvl w:val="0"/>
-          <w:numId w:val="1024"/>
+          <w:numId w:val="1028"/>
         </w:numPr>
       </w:pPr>
       <w:r>
@@ -6027,6 +9947,9 @@
           <w:bCs/>
         </w:rPr>
         <w:t xml:space="preserve">人工复核</w:t>
+      </w:r>
+      <w:r>
+        <w:br/>
       </w:r>
     </w:p>
     <w:p>
@@ -6034,7 +9957,7 @@
         <w:pStyle w:val="Compact"/>
         <w:numPr>
           <w:ilvl w:val="0"/>
-          <w:numId w:val="1024"/>
+          <w:numId w:val="1028"/>
         </w:numPr>
       </w:pPr>
       <w:r>
@@ -6053,6 +9976,9 @@
           <w:bCs/>
         </w:rPr>
         <w:t xml:space="preserve">可点击官方溯源</w:t>
+      </w:r>
+      <w:r>
+        <w:br/>
       </w:r>
     </w:p>
     <w:p>
@@ -6060,7 +9986,7 @@
         <w:pStyle w:val="Compact"/>
         <w:numPr>
           <w:ilvl w:val="0"/>
-          <w:numId w:val="1024"/>
+          <w:numId w:val="1028"/>
         </w:numPr>
       </w:pPr>
       <w:r>
@@ -6097,15 +10023,15 @@
         </w:pict>
       </w:r>
     </w:p>
-    <w:bookmarkEnd w:id="52"/>
-    <w:bookmarkEnd w:id="53"/>
-    <w:bookmarkStart w:id="58" w:name="X6e244abb3ac80f106e79ad4046737403f6612e7"/>
+    <w:bookmarkEnd w:id="55"/>
+    <w:bookmarkEnd w:id="56"/>
+    <w:bookmarkStart w:id="61" w:name="相关文档"/>
     <w:p>
       <w:pPr>
         <w:pStyle w:val="Heading2"/>
       </w:pPr>
       <w:r>
-        <w:t xml:space="preserve">11. </w:t>
+        <w:t xml:space="preserve">12. </w:t>
       </w:r>
       <w:r>
         <w:rPr>
@@ -6117,7 +10043,8 @@
     <w:tbl>
       <w:tblPr>
         <w:tblStyle w:val="Table"/>
-        <w:tblW w:type="auto" w:w="0"/>
+        <w:tblW w:type="pct" w:w="5000"/>
+        <w:tblLayout w:type="fixed"/>
         <w:tblLook w:firstRow="1" w:lastRow="0" w:firstColumn="0" w:lastColumn="0" w:noHBand="0" w:noVBand="0" w:val="0020"/>
       </w:tblPr>
       <w:tblGrid>
@@ -6164,7 +10091,7 @@
             <w:pPr>
               <w:pStyle w:val="Compact"/>
             </w:pPr>
-            <w:hyperlink r:id="rId54">
+            <w:hyperlink r:id="rId57">
               <w:r>
                 <w:rPr>
                   <w:rStyle w:val="Hyperlink"/>
@@ -6205,7 +10132,48 @@
             <w:pPr>
               <w:pStyle w:val="Compact"/>
             </w:pPr>
-            <w:hyperlink r:id="rId55">
+            <w:hyperlink r:id="rId17">
+              <w:r>
+                <w:rPr>
+                  <w:rStyle w:val="Hyperlink"/>
+                </w:rPr>
+                <w:t xml:space="preserve">DEPLOYMENT.md</w:t>
+              </w:r>
+            </w:hyperlink>
+          </w:p>
+        </w:tc>
+        <w:tc>
+          <w:tcPr/>
+          <w:p>
+            <w:pPr>
+              <w:pStyle w:val="Compact"/>
+            </w:pPr>
+            <w:r>
+              <w:rPr>
+                <w:rFonts w:hint="eastAsia"/>
+              </w:rPr>
+              <w:t xml:space="preserve">生产</w:t>
+            </w:r>
+            <w:r>
+              <w:t xml:space="preserve"> Docker </w:t>
+            </w:r>
+            <w:r>
+              <w:rPr>
+                <w:rFonts w:hint="eastAsia"/>
+              </w:rPr>
+              <w:t xml:space="preserve">部署、SSO、导出环境变量</w:t>
+            </w:r>
+          </w:p>
+        </w:tc>
+      </w:tr>
+      <w:tr>
+        <w:tc>
+          <w:tcPr/>
+          <w:p>
+            <w:pPr>
+              <w:pStyle w:val="Compact"/>
+            </w:pPr>
+            <w:hyperlink r:id="rId58">
               <w:r>
                 <w:rPr>
                   <w:rStyle w:val="Hyperlink"/>
@@ -6237,7 +10205,7 @@
             <w:pPr>
               <w:pStyle w:val="Compact"/>
             </w:pPr>
-            <w:hyperlink r:id="rId56">
+            <w:hyperlink r:id="rId59">
               <w:r>
                 <w:rPr>
                   <w:rStyle w:val="Hyperlink"/>
@@ -6272,7 +10240,7 @@
             <w:pPr>
               <w:pStyle w:val="Compact"/>
             </w:pPr>
-            <w:hyperlink r:id="rId57">
+            <w:hyperlink r:id="rId60">
               <w:r>
                 <w:rPr>
                   <w:rStyle w:val="Hyperlink"/>
@@ -6305,14 +10273,14 @@
         </w:pict>
       </w:r>
     </w:p>
-    <w:bookmarkEnd w:id="58"/>
-    <w:bookmarkStart w:id="65" w:name="X9ded3375821c2f78c77346941ec10af0ea8f25a"/>
+    <w:bookmarkEnd w:id="61"/>
+    <w:bookmarkStart w:id="65" w:name="附录"/>
     <w:p>
       <w:pPr>
         <w:pStyle w:val="Heading2"/>
       </w:pPr>
       <w:r>
-        <w:t xml:space="preserve">12. </w:t>
+        <w:t xml:space="preserve">13. </w:t>
       </w:r>
       <w:r>
         <w:rPr>
@@ -6321,13 +10289,13 @@
         <w:t xml:space="preserve">附录</w:t>
       </w:r>
     </w:p>
-    <w:bookmarkStart w:id="59" w:name="X0a92d71124b414a18f294dcd0c85a35b691cf7e"/>
+    <w:bookmarkStart w:id="62" w:name="审查维度说明"/>
     <w:p>
       <w:pPr>
         <w:pStyle w:val="Heading3"/>
       </w:pPr>
       <w:r>
-        <w:t xml:space="preserve">12.1 </w:t>
+        <w:t xml:space="preserve">13.1 </w:t>
       </w:r>
       <w:r>
         <w:rPr>
@@ -6562,14 +10530,14 @@
         </w:tc>
       </w:tr>
     </w:tbl>
-    <w:bookmarkEnd w:id="59"/>
-    <w:bookmarkStart w:id="63" w:name="X87c4be3496ab75d7848b30aa8ada66b9d1876cf"/>
+    <w:bookmarkEnd w:id="62"/>
+    <w:bookmarkStart w:id="63" w:name="开放法源"/>
     <w:p>
       <w:pPr>
         <w:pStyle w:val="Heading3"/>
       </w:pPr>
       <w:r>
-        <w:t xml:space="preserve">12.2 </w:t>
+        <w:t xml:space="preserve">13.2 </w:t>
       </w:r>
       <w:r>
         <w:rPr>
@@ -6639,14 +10607,9 @@
             <w:pPr>
               <w:pStyle w:val="Compact"/>
             </w:pPr>
-            <w:hyperlink r:id="rId60">
-              <w:r>
-                <w:rPr>
-                  <w:rStyle w:val="Hyperlink"/>
-                </w:rPr>
-                <w:t xml:space="preserve">https://www.lexml.gov.br/</w:t>
-              </w:r>
-            </w:hyperlink>
+            <w:r>
+              <w:t xml:space="preserve">https://www.lexml.gov.br/</w:t>
+            </w:r>
           </w:p>
         </w:tc>
       </w:tr>
@@ -6668,14 +10631,9 @@
             <w:pPr>
               <w:pStyle w:val="Compact"/>
             </w:pPr>
-            <w:hyperlink r:id="rId61">
-              <w:r>
-                <w:rPr>
-                  <w:rStyle w:val="Hyperlink"/>
-                </w:rPr>
-                <w:t xml:space="preserve">https://portal.stf.jus.br/jurisprudencia/</w:t>
-              </w:r>
-            </w:hyperlink>
+            <w:r>
+              <w:t xml:space="preserve">https://portal.stf.jus.br/jurisprudencia/</w:t>
+            </w:r>
           </w:p>
         </w:tc>
       </w:tr>
@@ -6697,26 +10655,21 @@
             <w:pPr>
               <w:pStyle w:val="Compact"/>
             </w:pPr>
-            <w:hyperlink r:id="rId62">
-              <w:r>
-                <w:rPr>
-                  <w:rStyle w:val="Hyperlink"/>
-                </w:rPr>
-                <w:t xml:space="preserve">https://scon.stj.jus.br/SCON/</w:t>
-              </w:r>
-            </w:hyperlink>
+            <w:r>
+              <w:t xml:space="preserve">https://scon.stj.jus.br/SCON/</w:t>
+            </w:r>
           </w:p>
         </w:tc>
       </w:tr>
     </w:tbl>
     <w:bookmarkEnd w:id="63"/>
-    <w:bookmarkStart w:id="64" w:name="X09904dbbe4ee8da0cc55f51884542855d4cfc47"/>
+    <w:bookmarkStart w:id="64" w:name="当前版本限制诚实说明"/>
     <w:p>
       <w:pPr>
         <w:pStyle w:val="Heading3"/>
       </w:pPr>
       <w:r>
-        <w:t xml:space="preserve">12.3 </w:t>
+        <w:t xml:space="preserve">13.3 </w:t>
       </w:r>
       <w:r>
         <w:rPr>
@@ -6728,13 +10681,14 @@
     <w:tbl>
       <w:tblPr>
         <w:tblStyle w:val="Table"/>
-        <w:tblW w:type="auto" w:w="0"/>
+        <w:tblW w:type="pct" w:w="5000"/>
+        <w:tblLayout w:type="fixed"/>
         <w:tblLook w:firstRow="1" w:lastRow="0" w:firstColumn="0" w:lastColumn="0" w:noHBand="0" w:noVBand="0" w:val="0020"/>
       </w:tblPr>
       <w:tblGrid>
-        <w:gridCol w:w="2640"/>
-        <w:gridCol w:w="2640"/>
-        <w:gridCol w:w="2640"/>
+        <w:gridCol w:w="1827"/>
+        <w:gridCol w:w="3046"/>
+        <w:gridCol w:w="3046"/>
       </w:tblGrid>
       <w:tr>
         <w:trPr>
@@ -6858,16 +10812,28 @@
               <w:t xml:space="preserve">精选</w:t>
             </w:r>
             <w:r>
-              <w:t xml:space="preserve"> 23 </w:t>
-            </w:r>
-            <w:r>
-              <w:rPr>
-                <w:rFonts w:hint="eastAsia"/>
+              <w:t xml:space="preserve"> </w:t>
+            </w:r>
+            <w:r>
+              <w:rPr>
+                <w:b/>
+                <w:bCs/>
+              </w:rPr>
+              <w:t xml:space="preserve">32 </w:t>
+            </w:r>
+            <w:r>
+              <w:rPr>
+                <w:rFonts w:hint="eastAsia"/>
+                <w:b/>
+                <w:bCs/>
               </w:rPr>
               <w:t xml:space="preserve">条</w:t>
             </w:r>
             <w:r>
-              <w:t xml:space="preserve"> + </w:t>
+              <w:t xml:space="preserve"> </w:t>
+            </w:r>
+            <w:r>
+              <w:t xml:space="preserve">+ </w:t>
             </w:r>
             <w:r>
               <w:rPr>
@@ -6959,28 +10925,60 @@
               <w:rPr>
                 <w:rFonts w:hint="eastAsia"/>
               </w:rPr>
-              <w:t xml:space="preserve">行业模板</w:t>
-            </w:r>
-          </w:p>
-        </w:tc>
-        <w:tc>
-          <w:tcPr/>
-          <w:p>
-            <w:pPr>
-              <w:pStyle w:val="Compact"/>
-            </w:pPr>
-            <w:r>
-              <w:t xml:space="preserve">BYD </w:t>
-            </w:r>
-            <w:r>
-              <w:rPr>
-                <w:rFonts w:hint="eastAsia"/>
-              </w:rPr>
-              <w:t xml:space="preserve">新能源</w:t>
-            </w:r>
-            <w:r>
-              <w:t xml:space="preserve"> + </w:t>
-            </w:r>
+              <w:t xml:space="preserve">行业专包</w:t>
+            </w:r>
+          </w:p>
+        </w:tc>
+        <w:tc>
+          <w:tcPr/>
+          <w:p>
+            <w:pPr>
+              <w:pStyle w:val="Compact"/>
+            </w:pPr>
+            <w:r>
+              <w:rPr>
+                <w:rFonts w:hint="eastAsia"/>
+                <w:b/>
+                <w:bCs/>
+              </w:rPr>
+              <w:t xml:space="preserve">巴西</w:t>
+            </w:r>
+            <w:r>
+              <w:rPr>
+                <w:b/>
+                <w:bCs/>
+              </w:rPr>
+              <w:t xml:space="preserve"> · </w:t>
+            </w:r>
+            <w:r>
+              <w:rPr>
+                <w:rFonts w:hint="eastAsia"/>
+                <w:b/>
+                <w:bCs/>
+              </w:rPr>
+              <w:t xml:space="preserve">新能源制造</w:t>
+            </w:r>
+            <w:r>
+              <w:rPr>
+                <w:b/>
+                <w:bCs/>
+              </w:rPr>
+              <w:t xml:space="preserve"> v2.0</w:t>
+            </w:r>
+            <w:r>
+              <w:rPr>
+                <w:rFonts w:hint="eastAsia"/>
+              </w:rPr>
+              <w:t xml:space="preserve">（单行业做深）</w:t>
+            </w:r>
+          </w:p>
+        </w:tc>
+        <w:tc>
+          <w:tcPr/>
+          <w:p>
+            <w:pPr>
+              <w:pStyle w:val="Compact"/>
+            </w:pPr>
             <w:r>
               <w:rPr>
                 <w:rFonts w:hint="eastAsia"/>
@@ -6988,21 +10986,13 @@
               <w:t xml:space="preserve">矿产</w:t>
             </w:r>
             <w:r>
-              <w:t xml:space="preserve"> stub</w:t>
-            </w:r>
-          </w:p>
-        </w:tc>
-        <w:tc>
-          <w:tcPr/>
-          <w:p>
-            <w:pPr>
-              <w:pStyle w:val="Compact"/>
-            </w:pPr>
-            <w:r>
-              <w:rPr>
-                <w:rFonts w:hint="eastAsia"/>
-              </w:rPr>
-              <w:t xml:space="preserve">跨境电商等</w:t>
+              <w:t xml:space="preserve"> / </w:t>
+            </w:r>
+            <w:r>
+              <w:rPr>
+                <w:rFonts w:hint="eastAsia"/>
+              </w:rPr>
+              <w:t xml:space="preserve">跨境电商等后续专包</w:t>
             </w:r>
           </w:p>
         </w:tc>
@@ -7032,20 +11022,6 @@
               <w:rPr>
                 <w:rFonts w:hint="eastAsia"/>
               </w:rPr>
-              <w:t xml:space="preserve">单一演示账户</w:t>
-            </w:r>
-          </w:p>
-        </w:tc>
-        <w:tc>
-          <w:tcPr/>
-          <w:p>
-            <w:pPr>
-              <w:pStyle w:val="Compact"/>
-            </w:pPr>
-            <w:r>
-              <w:rPr>
-                <w:rFonts w:hint="eastAsia"/>
-              </w:rPr>
               <w:t xml:space="preserve">业务提交</w:t>
             </w:r>
             <w:r>
@@ -7056,6 +11032,23 @@
                 <w:rFonts w:hint="eastAsia"/>
               </w:rPr>
               <w:t xml:space="preserve">法务复核分权</w:t>
+            </w:r>
+          </w:p>
+        </w:tc>
+        <w:tc>
+          <w:tcPr/>
+          <w:p>
+            <w:pPr>
+              <w:pStyle w:val="Compact"/>
+            </w:pPr>
+            <w:r>
+              <w:t xml:space="preserve">✅ </w:t>
+            </w:r>
+            <w:r>
+              <w:rPr>
+                <w:rFonts w:hint="eastAsia"/>
+              </w:rPr>
+              <w:t xml:space="preserve">已实现</w:t>
             </w:r>
           </w:p>
         </w:tc>
@@ -7776,18 +11769,111 @@
     <w:abstractNumId w:val="991"/>
   </w:num>
   <w:num w:numId="1020">
-    <w:abstractNumId w:val="991"/>
+    <w:abstractNumId w:val="99411"/>
+    <w:lvlOverride w:ilvl="0">
+      <w:startOverride w:val="1"/>
+    </w:lvlOverride>
+    <w:lvlOverride w:ilvl="1">
+      <w:startOverride w:val="1"/>
+    </w:lvlOverride>
+    <w:lvlOverride w:ilvl="2">
+      <w:startOverride w:val="1"/>
+    </w:lvlOverride>
+    <w:lvlOverride w:ilvl="3">
+      <w:startOverride w:val="1"/>
+    </w:lvlOverride>
+    <w:lvlOverride w:ilvl="4">
+      <w:startOverride w:val="1"/>
+    </w:lvlOverride>
+    <w:lvlOverride w:ilvl="5">
+      <w:startOverride w:val="1"/>
+    </w:lvlOverride>
+    <w:lvlOverride w:ilvl="6">
+      <w:startOverride w:val="1"/>
+    </w:lvlOverride>
+    <w:lvlOverride w:ilvl="7">
+      <w:startOverride w:val="1"/>
+    </w:lvlOverride>
+    <w:lvlOverride w:ilvl="8">
+      <w:startOverride w:val="1"/>
+    </w:lvlOverride>
   </w:num>
   <w:num w:numId="1021">
-    <w:abstractNumId w:val="991"/>
+    <w:abstractNumId w:val="99411"/>
+    <w:lvlOverride w:ilvl="0">
+      <w:startOverride w:val="1"/>
+    </w:lvlOverride>
+    <w:lvlOverride w:ilvl="1">
+      <w:startOverride w:val="1"/>
+    </w:lvlOverride>
+    <w:lvlOverride w:ilvl="2">
+      <w:startOverride w:val="1"/>
+    </w:lvlOverride>
+    <w:lvlOverride w:ilvl="3">
+      <w:startOverride w:val="1"/>
+    </w:lvlOverride>
+    <w:lvlOverride w:ilvl="4">
+      <w:startOverride w:val="1"/>
+    </w:lvlOverride>
+    <w:lvlOverride w:ilvl="5">
+      <w:startOverride w:val="1"/>
+    </w:lvlOverride>
+    <w:lvlOverride w:ilvl="6">
+      <w:startOverride w:val="1"/>
+    </w:lvlOverride>
+    <w:lvlOverride w:ilvl="7">
+      <w:startOverride w:val="1"/>
+    </w:lvlOverride>
+    <w:lvlOverride w:ilvl="8">
+      <w:startOverride w:val="1"/>
+    </w:lvlOverride>
   </w:num>
   <w:num w:numId="1022">
-    <w:abstractNumId w:val="991"/>
+    <w:abstractNumId w:val="99411"/>
+    <w:lvlOverride w:ilvl="0">
+      <w:startOverride w:val="1"/>
+    </w:lvlOverride>
+    <w:lvlOverride w:ilvl="1">
+      <w:startOverride w:val="1"/>
+    </w:lvlOverride>
+    <w:lvlOverride w:ilvl="2">
+      <w:startOverride w:val="1"/>
+    </w:lvlOverride>
+    <w:lvlOverride w:ilvl="3">
+      <w:startOverride w:val="1"/>
+    </w:lvlOverride>
+    <w:lvlOverride w:ilvl="4">
+      <w:startOverride w:val="1"/>
+    </w:lvlOverride>
+    <w:lvlOverride w:ilvl="5">
+      <w:startOverride w:val="1"/>
+    </w:lvlOverride>
+    <w:lvlOverride w:ilvl="6">
+      <w:startOverride w:val="1"/>
+    </w:lvlOverride>
+    <w:lvlOverride w:ilvl="7">
+      <w:startOverride w:val="1"/>
+    </w:lvlOverride>
+    <w:lvlOverride w:ilvl="8">
+      <w:startOverride w:val="1"/>
+    </w:lvlOverride>
   </w:num>
   <w:num w:numId="1023">
     <w:abstractNumId w:val="991"/>
   </w:num>
   <w:num w:numId="1024">
+    <w:abstractNumId w:val="991"/>
+  </w:num>
+  <w:num w:numId="1025">
+    <w:abstractNumId w:val="991"/>
+  </w:num>
+  <w:num w:numId="1026">
+    <w:abstractNumId w:val="991"/>
+  </w:num>
+  <w:num w:numId="1027">
+    <w:abstractNumId w:val="991"/>
+  </w:num>
+  <w:num w:numId="1028">
     <w:abstractNumId w:val="991"/>
   </w:num>
 </w:numbering>
